--- a/Avance_II_ProyectoBD.docx
+++ b/Avance_II_ProyectoBD.docx
@@ -4,6 +4,102 @@
   <w:body>
     <w:p>
       <w:pPr>
+        <w:spacing w:after="60"/>
+        <w:jc w:val="center"/>
+      </w:pPr>
+      <w:r>
+        <w:rPr>
+          <w:b/>
+          <w:bCs/>
+          <w:color w:val="1F4E79"/>
+          <w:sz w:val="44"/>
+          <w:szCs w:val="44"/>
+        </w:rPr>
+        <w:t>AVANCE</w:t>
+      </w:r>
+      <w:r>
+        <w:rPr>
+          <w:b/>
+          <w:bCs/>
+          <w:color w:val="1F4E79"/>
+          <w:sz w:val="44"/>
+          <w:szCs w:val="44"/>
+        </w:rPr>
+        <w:t xml:space="preserve"> </w:t>
+      </w:r>
+      <w:r>
+        <w:rPr>
+          <w:b/>
+          <w:bCs/>
+          <w:color w:val="1F4E79"/>
+          <w:sz w:val="44"/>
+          <w:szCs w:val="44"/>
+        </w:rPr>
+        <w:t>2</w:t>
+      </w:r>
+    </w:p>
+    <w:p>
+      <w:pPr>
+        <w:spacing w:after="60"/>
+        <w:jc w:val="center"/>
+      </w:pPr>
+      <w:r>
+        <w:rPr>
+          <w:color w:val="2E75B6"/>
+          <w:sz w:val="26"/>
+          <w:szCs w:val="26"/>
+        </w:rPr>
+        <w:t>Proyecto IF0007</w:t>
+      </w:r>
+    </w:p>
+    <w:p>
+      <w:pPr>
+        <w:spacing w:after="300"/>
+        <w:jc w:val="center"/>
+      </w:pPr>
+      <w:r>
+        <w:rPr>
+          <w:color w:val="555555"/>
+          <w:sz w:val="20"/>
+          <w:szCs w:val="20"/>
+        </w:rPr>
+        <w:t xml:space="preserve">Integrantes: Sebastián </w:t>
+      </w:r>
+      <w:r>
+        <w:rPr>
+          <w:color w:val="555555"/>
+          <w:sz w:val="20"/>
+          <w:szCs w:val="20"/>
+        </w:rPr>
+        <w:t>Quirós</w:t>
+      </w:r>
+      <w:r>
+        <w:rPr>
+          <w:color w:val="555555"/>
+          <w:sz w:val="20"/>
+          <w:szCs w:val="20"/>
+        </w:rPr>
+        <w:t>| Luis</w:t>
+      </w:r>
+      <w:r>
+        <w:rPr>
+          <w:color w:val="555555"/>
+          <w:sz w:val="20"/>
+          <w:szCs w:val="20"/>
+        </w:rPr>
+        <w:t xml:space="preserve"> Gómez</w:t>
+      </w:r>
+      <w:r>
+        <w:rPr>
+          <w:color w:val="555555"/>
+          <w:sz w:val="20"/>
+          <w:szCs w:val="20"/>
+        </w:rPr>
+        <w:t xml:space="preserve">     </w:t>
+      </w:r>
+    </w:p>
+    <w:p>
+      <w:pPr>
         <w:spacing w:line="276" w:lineRule="auto"/>
         <w:rPr>
           <w:rFonts w:ascii="Arial" w:hAnsi="Arial" w:cs="Arial"/>
@@ -14,7 +110,10 @@
           <w:lang w:val="es-ES"/>
         </w:rPr>
       </w:pPr>
-      <w:r>
+    </w:p>
+    <w:p>
+      <w:pPr>
+        <w:spacing w:line="276" w:lineRule="auto"/>
         <w:rPr>
           <w:rFonts w:ascii="Arial" w:hAnsi="Arial" w:cs="Arial"/>
           <w:i/>
@@ -23,6 +122,16 @@
           <w:szCs w:val="24"/>
           <w:lang w:val="es-ES"/>
         </w:rPr>
+      </w:pPr>
+      <w:r>
+        <w:rPr>
+          <w:rFonts w:ascii="Arial" w:hAnsi="Arial" w:cs="Arial"/>
+          <w:i/>
+          <w:iCs/>
+          <w:sz w:val="24"/>
+          <w:szCs w:val="24"/>
+          <w:lang w:val="es-ES"/>
+        </w:rPr>
         <w:t>2.a Transformación al modelo relacional</w:t>
       </w:r>
     </w:p>
@@ -768,7 +877,95 @@
           <w:sz w:val="24"/>
           <w:szCs w:val="24"/>
         </w:rPr>
-        <w:t>, Numero_Telefono*, Fecha_Hora_Inicio, Fecha_Hora_Fin, Tipo_Consumo, Cantidad_Consumida, Costo_Calculado, CodAmbito*, IdDescuento*)</w:t>
+        <w:t xml:space="preserve">, Numero_Telefono*, Fecha_Hora_Inicio, Fecha_Hora_Fin, Tipo_Consumo, </w:t>
+      </w:r>
+      <w:proofErr w:type="spellStart"/>
+      <w:r>
+        <w:rPr>
+          <w:rFonts w:ascii="Arial" w:hAnsi="Arial" w:cs="Arial"/>
+          <w:i/>
+          <w:iCs/>
+          <w:sz w:val="24"/>
+          <w:szCs w:val="24"/>
+        </w:rPr>
+        <w:t>Cantidad_Consumida</w:t>
+      </w:r>
+      <w:proofErr w:type="spellEnd"/>
+      <w:r>
+        <w:rPr>
+          <w:rFonts w:ascii="Arial" w:hAnsi="Arial" w:cs="Arial"/>
+          <w:i/>
+          <w:iCs/>
+          <w:sz w:val="24"/>
+          <w:szCs w:val="24"/>
+        </w:rPr>
+        <w:t xml:space="preserve">, </w:t>
+      </w:r>
+      <w:proofErr w:type="spellStart"/>
+      <w:r>
+        <w:rPr>
+          <w:rFonts w:ascii="Arial" w:hAnsi="Arial" w:cs="Arial"/>
+          <w:i/>
+          <w:iCs/>
+          <w:sz w:val="24"/>
+          <w:szCs w:val="24"/>
+        </w:rPr>
+        <w:t>Costo_Calculado</w:t>
+      </w:r>
+      <w:proofErr w:type="spellEnd"/>
+      <w:r>
+        <w:rPr>
+          <w:rFonts w:ascii="Arial" w:hAnsi="Arial" w:cs="Arial"/>
+          <w:i/>
+          <w:iCs/>
+          <w:sz w:val="24"/>
+          <w:szCs w:val="24"/>
+        </w:rPr>
+        <w:t xml:space="preserve">, </w:t>
+      </w:r>
+      <w:proofErr w:type="spellStart"/>
+      <w:r>
+        <w:rPr>
+          <w:rFonts w:ascii="Arial" w:hAnsi="Arial" w:cs="Arial"/>
+          <w:i/>
+          <w:iCs/>
+          <w:sz w:val="24"/>
+          <w:szCs w:val="24"/>
+        </w:rPr>
+        <w:t>CodAmbito</w:t>
+      </w:r>
+      <w:proofErr w:type="spellEnd"/>
+      <w:r>
+        <w:rPr>
+          <w:rFonts w:ascii="Arial" w:hAnsi="Arial" w:cs="Arial"/>
+          <w:i/>
+          <w:iCs/>
+          <w:sz w:val="24"/>
+          <w:szCs w:val="24"/>
+        </w:rPr>
+        <w:t xml:space="preserve">*, </w:t>
+      </w:r>
+      <w:proofErr w:type="spellStart"/>
+      <w:r>
+        <w:rPr>
+          <w:rFonts w:ascii="Arial" w:hAnsi="Arial" w:cs="Arial"/>
+          <w:i/>
+          <w:iCs/>
+          <w:sz w:val="24"/>
+          <w:szCs w:val="24"/>
+        </w:rPr>
+        <w:t>Id_Franja</w:t>
+      </w:r>
+      <w:proofErr w:type="spellEnd"/>
+      <w:r>
+        <w:rPr>
+          <w:rFonts w:ascii="Arial" w:hAnsi="Arial" w:cs="Arial"/>
+          <w:i/>
+          <w:iCs/>
+          <w:sz w:val="24"/>
+          <w:szCs w:val="24"/>
+        </w:rPr>
+        <w:t>*)</w:t>
       </w:r>
     </w:p>
     <w:p>
@@ -790,6 +987,7 @@
           <w:sz w:val="24"/>
           <w:szCs w:val="24"/>
         </w:rPr>
+        <w:lastRenderedPageBreak/>
         <w:t>#LLAMADA_</w:t>
       </w:r>
       <w:proofErr w:type="gramStart"/>
@@ -938,7 +1136,6 @@
           <w:sz w:val="24"/>
           <w:szCs w:val="24"/>
         </w:rPr>
-        <w:lastRenderedPageBreak/>
         <w:t>#PUNTOS_</w:t>
       </w:r>
       <w:proofErr w:type="gramStart"/>
@@ -1394,7 +1591,95 @@
           <w:sz w:val="24"/>
           <w:szCs w:val="24"/>
         </w:rPr>
-        <w:t>, Nombre, Descripcion, Fecha_Inicio, Fecha_Finalizacion, Porcentaje_Descuento, CodTipoPromocion*)</w:t>
+        <w:t xml:space="preserve">, Nombre, Descripcion, </w:t>
+      </w:r>
+      <w:proofErr w:type="spellStart"/>
+      <w:r>
+        <w:rPr>
+          <w:rFonts w:ascii="Arial" w:hAnsi="Arial" w:cs="Arial"/>
+          <w:i/>
+          <w:iCs/>
+          <w:sz w:val="24"/>
+          <w:szCs w:val="24"/>
+        </w:rPr>
+        <w:t>Fecha_Inicio</w:t>
+      </w:r>
+      <w:proofErr w:type="spellEnd"/>
+      <w:r>
+        <w:rPr>
+          <w:rFonts w:ascii="Arial" w:hAnsi="Arial" w:cs="Arial"/>
+          <w:i/>
+          <w:iCs/>
+          <w:sz w:val="24"/>
+          <w:szCs w:val="24"/>
+        </w:rPr>
+        <w:t xml:space="preserve">, </w:t>
+      </w:r>
+      <w:proofErr w:type="spellStart"/>
+      <w:r>
+        <w:rPr>
+          <w:rFonts w:ascii="Arial" w:hAnsi="Arial" w:cs="Arial"/>
+          <w:i/>
+          <w:iCs/>
+          <w:sz w:val="24"/>
+          <w:szCs w:val="24"/>
+        </w:rPr>
+        <w:t>Fecha_Finalizacion</w:t>
+      </w:r>
+      <w:proofErr w:type="spellEnd"/>
+      <w:r>
+        <w:rPr>
+          <w:rFonts w:ascii="Arial" w:hAnsi="Arial" w:cs="Arial"/>
+          <w:i/>
+          <w:iCs/>
+          <w:sz w:val="24"/>
+          <w:szCs w:val="24"/>
+        </w:rPr>
+        <w:t xml:space="preserve">, </w:t>
+      </w:r>
+      <w:proofErr w:type="spellStart"/>
+      <w:r>
+        <w:rPr>
+          <w:rFonts w:ascii="Arial" w:hAnsi="Arial" w:cs="Arial"/>
+          <w:i/>
+          <w:iCs/>
+          <w:sz w:val="24"/>
+          <w:szCs w:val="24"/>
+        </w:rPr>
+        <w:t>Porcentaje_Descuento</w:t>
+      </w:r>
+      <w:proofErr w:type="spellEnd"/>
+      <w:r>
+        <w:rPr>
+          <w:rFonts w:ascii="Arial" w:hAnsi="Arial" w:cs="Arial"/>
+          <w:i/>
+          <w:iCs/>
+          <w:sz w:val="24"/>
+          <w:szCs w:val="24"/>
+        </w:rPr>
+        <w:t xml:space="preserve">, </w:t>
+      </w:r>
+      <w:proofErr w:type="spellStart"/>
+      <w:r>
+        <w:rPr>
+          <w:rFonts w:ascii="Arial" w:hAnsi="Arial" w:cs="Arial"/>
+          <w:i/>
+          <w:iCs/>
+          <w:sz w:val="24"/>
+          <w:szCs w:val="24"/>
+        </w:rPr>
+        <w:t>CodTipoPromo</w:t>
+      </w:r>
+      <w:proofErr w:type="spellEnd"/>
+      <w:r>
+        <w:rPr>
+          <w:rFonts w:ascii="Arial" w:hAnsi="Arial" w:cs="Arial"/>
+          <w:i/>
+          <w:iCs/>
+          <w:sz w:val="24"/>
+          <w:szCs w:val="24"/>
+        </w:rPr>
+        <w:t>*)</w:t>
       </w:r>
     </w:p>
     <w:p>
@@ -1559,7 +1844,95 @@
           <w:sz w:val="24"/>
           <w:szCs w:val="24"/>
         </w:rPr>
-        <w:t>, Numero_Telefono*, Fecha_Hora_Inicio, Fecha_Hora_Fin, Tipo_Consumo, Cantidad_Consumida, Costo_Calculado, CodAmbito*, IdDescuento*)</w:t>
+        <w:t xml:space="preserve">, Numero_Telefono*, Fecha_Hora_Inicio, Fecha_Hora_Fin, Tipo_Consumo, </w:t>
+      </w:r>
+      <w:proofErr w:type="spellStart"/>
+      <w:r>
+        <w:rPr>
+          <w:rFonts w:ascii="Arial" w:hAnsi="Arial" w:cs="Arial"/>
+          <w:i/>
+          <w:iCs/>
+          <w:sz w:val="24"/>
+          <w:szCs w:val="24"/>
+        </w:rPr>
+        <w:t>Cantidad_Consumida</w:t>
+      </w:r>
+      <w:proofErr w:type="spellEnd"/>
+      <w:r>
+        <w:rPr>
+          <w:rFonts w:ascii="Arial" w:hAnsi="Arial" w:cs="Arial"/>
+          <w:i/>
+          <w:iCs/>
+          <w:sz w:val="24"/>
+          <w:szCs w:val="24"/>
+        </w:rPr>
+        <w:t xml:space="preserve">, </w:t>
+      </w:r>
+      <w:proofErr w:type="spellStart"/>
+      <w:r>
+        <w:rPr>
+          <w:rFonts w:ascii="Arial" w:hAnsi="Arial" w:cs="Arial"/>
+          <w:i/>
+          <w:iCs/>
+          <w:sz w:val="24"/>
+          <w:szCs w:val="24"/>
+        </w:rPr>
+        <w:t>Costo_Calculado</w:t>
+      </w:r>
+      <w:proofErr w:type="spellEnd"/>
+      <w:r>
+        <w:rPr>
+          <w:rFonts w:ascii="Arial" w:hAnsi="Arial" w:cs="Arial"/>
+          <w:i/>
+          <w:iCs/>
+          <w:sz w:val="24"/>
+          <w:szCs w:val="24"/>
+        </w:rPr>
+        <w:t xml:space="preserve">, </w:t>
+      </w:r>
+      <w:proofErr w:type="spellStart"/>
+      <w:r>
+        <w:rPr>
+          <w:rFonts w:ascii="Arial" w:hAnsi="Arial" w:cs="Arial"/>
+          <w:i/>
+          <w:iCs/>
+          <w:sz w:val="24"/>
+          <w:szCs w:val="24"/>
+        </w:rPr>
+        <w:t>CodAmbito</w:t>
+      </w:r>
+      <w:proofErr w:type="spellEnd"/>
+      <w:r>
+        <w:rPr>
+          <w:rFonts w:ascii="Arial" w:hAnsi="Arial" w:cs="Arial"/>
+          <w:i/>
+          <w:iCs/>
+          <w:sz w:val="24"/>
+          <w:szCs w:val="24"/>
+        </w:rPr>
+        <w:t xml:space="preserve">*, </w:t>
+      </w:r>
+      <w:proofErr w:type="spellStart"/>
+      <w:r>
+        <w:rPr>
+          <w:rFonts w:ascii="Arial" w:hAnsi="Arial" w:cs="Arial"/>
+          <w:i/>
+          <w:iCs/>
+          <w:sz w:val="24"/>
+          <w:szCs w:val="24"/>
+        </w:rPr>
+        <w:t>Id_Franja</w:t>
+      </w:r>
+      <w:proofErr w:type="spellEnd"/>
+      <w:r>
+        <w:rPr>
+          <w:rFonts w:ascii="Arial" w:hAnsi="Arial" w:cs="Arial"/>
+          <w:i/>
+          <w:iCs/>
+          <w:sz w:val="24"/>
+          <w:szCs w:val="24"/>
+        </w:rPr>
+        <w:t>*)</w:t>
       </w:r>
     </w:p>
     <w:p>
@@ -1651,8 +2024,19 @@
           <w:sz w:val="24"/>
           <w:szCs w:val="24"/>
         </w:rPr>
-        <w:t>SERVICE(</w:t>
-      </w:r>
+        <w:t>SERVICIO</w:t>
+      </w:r>
+      <w:r>
+        <w:rPr>
+          <w:rFonts w:ascii="Arial" w:hAnsi="Arial" w:cs="Arial"/>
+          <w:i/>
+          <w:iCs/>
+          <w:sz w:val="24"/>
+          <w:szCs w:val="24"/>
+        </w:rPr>
+        <w:t>(</w:t>
+      </w:r>
+      <w:proofErr w:type="spellStart"/>
       <w:proofErr w:type="gramEnd"/>
       <w:r>
         <w:rPr>
@@ -1663,7 +2047,43 @@
           <w:szCs w:val="24"/>
           <w:u w:val="single"/>
         </w:rPr>
-        <w:t>Numero_Telefono*, CodServicio*)</w:t>
+        <w:t>Numero_Telefono</w:t>
+      </w:r>
+      <w:proofErr w:type="spellEnd"/>
+      <w:r>
+        <w:rPr>
+          <w:rFonts w:ascii="Arial" w:hAnsi="Arial" w:cs="Arial"/>
+          <w:i/>
+          <w:iCs/>
+          <w:sz w:val="24"/>
+          <w:szCs w:val="24"/>
+          <w:u w:val="single"/>
+        </w:rPr>
+        <w:t xml:space="preserve">*, </w:t>
+      </w:r>
+      <w:proofErr w:type="spellStart"/>
+      <w:r>
+        <w:rPr>
+          <w:rFonts w:ascii="Arial" w:hAnsi="Arial" w:cs="Arial"/>
+          <w:i/>
+          <w:iCs/>
+          <w:sz w:val="24"/>
+          <w:szCs w:val="24"/>
+          <w:u w:val="single"/>
+        </w:rPr>
+        <w:t>CodServicio</w:t>
+      </w:r>
+      <w:proofErr w:type="spellEnd"/>
+      <w:r>
+        <w:rPr>
+          <w:rFonts w:ascii="Arial" w:hAnsi="Arial" w:cs="Arial"/>
+          <w:i/>
+          <w:iCs/>
+          <w:sz w:val="24"/>
+          <w:szCs w:val="24"/>
+          <w:u w:val="single"/>
+        </w:rPr>
+        <w:t>*)</w:t>
       </w:r>
     </w:p>
     <w:p>
@@ -1685,7 +2105,6 @@
           <w:sz w:val="24"/>
           <w:szCs w:val="24"/>
         </w:rPr>
-        <w:lastRenderedPageBreak/>
         <w:t>HISTORICO_</w:t>
       </w:r>
       <w:proofErr w:type="gramStart"/>
@@ -2128,18 +2547,17 @@
         </w:rPr>
         <w:t>#TELEFONO_</w:t>
       </w:r>
-      <w:proofErr w:type="gramStart"/>
-      <w:r>
-        <w:rPr>
-          <w:rFonts w:ascii="Arial" w:hAnsi="Arial" w:cs="Arial"/>
-          <w:i/>
-          <w:iCs/>
-          <w:sz w:val="24"/>
-          <w:szCs w:val="24"/>
-        </w:rPr>
-        <w:t>CLIENTE(</w:t>
-      </w:r>
-      <w:proofErr w:type="gramEnd"/>
+      <w:r>
+        <w:rPr>
+          <w:rFonts w:ascii="Arial" w:hAnsi="Arial" w:cs="Arial"/>
+          <w:i/>
+          <w:iCs/>
+          <w:sz w:val="24"/>
+          <w:szCs w:val="24"/>
+        </w:rPr>
+        <w:t>CLIENTE (</w:t>
+      </w:r>
+      <w:proofErr w:type="spellStart"/>
       <w:r>
         <w:rPr>
           <w:rFonts w:ascii="Arial" w:hAnsi="Arial" w:cs="Arial"/>
@@ -2149,8 +2567,33 @@
           <w:szCs w:val="24"/>
           <w:u w:val="single"/>
         </w:rPr>
-        <w:t>Cedula_Cliente*, Telefono_Contacto</w:t>
-      </w:r>
+        <w:t>Cedula_Cliente</w:t>
+      </w:r>
+      <w:proofErr w:type="spellEnd"/>
+      <w:r>
+        <w:rPr>
+          <w:rFonts w:ascii="Arial" w:hAnsi="Arial" w:cs="Arial"/>
+          <w:i/>
+          <w:iCs/>
+          <w:sz w:val="24"/>
+          <w:szCs w:val="24"/>
+          <w:u w:val="single"/>
+        </w:rPr>
+        <w:t xml:space="preserve">*, </w:t>
+      </w:r>
+      <w:proofErr w:type="spellStart"/>
+      <w:r>
+        <w:rPr>
+          <w:rFonts w:ascii="Arial" w:hAnsi="Arial" w:cs="Arial"/>
+          <w:i/>
+          <w:iCs/>
+          <w:sz w:val="24"/>
+          <w:szCs w:val="24"/>
+          <w:u w:val="single"/>
+        </w:rPr>
+        <w:t>Telefono_Contacto</w:t>
+      </w:r>
+      <w:proofErr w:type="spellEnd"/>
       <w:r>
         <w:rPr>
           <w:rFonts w:ascii="Arial" w:hAnsi="Arial" w:cs="Arial"/>
@@ -2173,6 +2616,60 @@
           <w:szCs w:val="24"/>
         </w:rPr>
       </w:pPr>
+      <w:r>
+        <w:rPr>
+          <w:rFonts w:ascii="Arial" w:hAnsi="Arial" w:cs="Arial"/>
+          <w:i/>
+          <w:iCs/>
+          <w:sz w:val="24"/>
+          <w:szCs w:val="24"/>
+        </w:rPr>
+        <w:t>#CORREO_CLIENTE (</w:t>
+      </w:r>
+      <w:proofErr w:type="spellStart"/>
+      <w:r>
+        <w:rPr>
+          <w:rFonts w:ascii="Arial" w:hAnsi="Arial" w:cs="Arial"/>
+          <w:i/>
+          <w:iCs/>
+          <w:sz w:val="24"/>
+          <w:szCs w:val="24"/>
+        </w:rPr>
+        <w:t>Cedula_Cliente</w:t>
+      </w:r>
+      <w:proofErr w:type="spellEnd"/>
+      <w:r>
+        <w:rPr>
+          <w:rFonts w:ascii="Arial" w:hAnsi="Arial" w:cs="Arial"/>
+          <w:i/>
+          <w:iCs/>
+          <w:sz w:val="24"/>
+          <w:szCs w:val="24"/>
+        </w:rPr>
+        <w:t xml:space="preserve">*, </w:t>
+      </w:r>
+      <w:proofErr w:type="spellStart"/>
+      <w:r>
+        <w:rPr>
+          <w:rFonts w:ascii="Arial" w:hAnsi="Arial" w:cs="Arial"/>
+          <w:i/>
+          <w:iCs/>
+          <w:sz w:val="24"/>
+          <w:szCs w:val="24"/>
+        </w:rPr>
+        <w:t>CorreoElectronico</w:t>
+      </w:r>
+      <w:proofErr w:type="spellEnd"/>
+      <w:r>
+        <w:rPr>
+          <w:rFonts w:ascii="Arial" w:hAnsi="Arial" w:cs="Arial"/>
+          <w:i/>
+          <w:iCs/>
+          <w:sz w:val="24"/>
+          <w:szCs w:val="24"/>
+        </w:rPr>
+        <w:t>)</w:t>
+      </w:r>
     </w:p>
     <w:p>
       <w:pPr>
@@ -2185,6 +2682,18 @@
           <w:szCs w:val="24"/>
         </w:rPr>
       </w:pPr>
+    </w:p>
+    <w:p>
+      <w:pPr>
+        <w:spacing w:line="276" w:lineRule="auto"/>
+        <w:rPr>
+          <w:rFonts w:ascii="Arial" w:hAnsi="Arial" w:cs="Arial"/>
+          <w:i/>
+          <w:iCs/>
+          <w:sz w:val="24"/>
+          <w:szCs w:val="24"/>
+        </w:rPr>
+      </w:pPr>
       <w:r>
         <w:rPr>
           <w:rFonts w:ascii="Arial" w:hAnsi="Arial" w:cs="Arial"/>
@@ -2199,6 +2708,7 @@
     <w:p>
       <w:pPr>
         <w:spacing w:line="276" w:lineRule="auto"/>
+        <w:ind w:left="708" w:hanging="708"/>
         <w:rPr>
           <w:rFonts w:ascii="Arial" w:hAnsi="Arial" w:cs="Arial"/>
           <w:i/>
@@ -2244,9 +2754,6 @@
     </w:p>
     <w:p>
       <w:pPr>
-        <w:tabs>
-          <w:tab w:val="left" w:pos="3621"/>
-        </w:tabs>
         <w:spacing w:line="276" w:lineRule="auto"/>
         <w:rPr>
           <w:rFonts w:ascii="Arial" w:hAnsi="Arial" w:cs="Arial"/>
@@ -2256,44 +2763,9 @@
           <w:szCs w:val="24"/>
         </w:rPr>
       </w:pPr>
-      <w:r>
-        <w:rPr>
-          <w:rFonts w:ascii="Arial" w:hAnsi="Arial" w:cs="Arial"/>
-          <w:i/>
-          <w:iCs/>
-          <w:sz w:val="24"/>
-          <w:szCs w:val="24"/>
-        </w:rPr>
-        <w:t xml:space="preserve">2.c Identificacion de </w:t>
-      </w:r>
-      <w:proofErr w:type="gramStart"/>
-      <w:r>
-        <w:rPr>
-          <w:rFonts w:ascii="Arial" w:hAnsi="Arial" w:cs="Arial"/>
-          <w:i/>
-          <w:iCs/>
-          <w:sz w:val="24"/>
-          <w:szCs w:val="24"/>
-        </w:rPr>
-        <w:t>dependencias  funcionales</w:t>
-      </w:r>
-      <w:proofErr w:type="gramEnd"/>
-      <w:r>
-        <w:rPr>
-          <w:rFonts w:ascii="Arial" w:hAnsi="Arial" w:cs="Arial"/>
-          <w:i/>
-          <w:iCs/>
-          <w:sz w:val="24"/>
-          <w:szCs w:val="24"/>
-        </w:rPr>
-        <w:t xml:space="preserve"> y multivaluadas</w:t>
-      </w:r>
-    </w:p>
-    <w:p>
-      <w:pPr>
-        <w:tabs>
-          <w:tab w:val="left" w:pos="3621"/>
-        </w:tabs>
+    </w:p>
+    <w:p>
+      <w:pPr>
         <w:spacing w:line="276" w:lineRule="auto"/>
         <w:rPr>
           <w:rFonts w:ascii="Arial" w:hAnsi="Arial" w:cs="Arial"/>
@@ -2315,16 +2787,6 @@
           <w:szCs w:val="24"/>
         </w:rPr>
       </w:pPr>
-      <w:r>
-        <w:rPr>
-          <w:rFonts w:ascii="Arial" w:hAnsi="Arial" w:cs="Arial"/>
-          <w:i/>
-          <w:iCs/>
-          <w:sz w:val="24"/>
-          <w:szCs w:val="24"/>
-        </w:rPr>
-        <w:t>i. Dependencias Funcionales por Relación</w:t>
-      </w:r>
     </w:p>
     <w:p>
       <w:pPr>
@@ -2340,10 +2802,6 @@
     </w:p>
     <w:p>
       <w:pPr>
-        <w:numPr>
-          <w:ilvl w:val="0"/>
-          <w:numId w:val="3"/>
-        </w:numPr>
         <w:spacing w:line="276" w:lineRule="auto"/>
         <w:rPr>
           <w:rFonts w:ascii="Arial" w:hAnsi="Arial" w:cs="Arial"/>
@@ -2353,23 +2811,9 @@
           <w:szCs w:val="24"/>
         </w:rPr>
       </w:pPr>
-      <w:r>
-        <w:rPr>
-          <w:rFonts w:ascii="Arial" w:hAnsi="Arial" w:cs="Arial"/>
-          <w:i/>
-          <w:iCs/>
-          <w:sz w:val="24"/>
-          <w:szCs w:val="24"/>
-        </w:rPr>
-        <w:t>Tabla: PROVINCIA</w:t>
-      </w:r>
-    </w:p>
-    <w:p>
-      <w:pPr>
-        <w:numPr>
-          <w:ilvl w:val="1"/>
-          <w:numId w:val="3"/>
-        </w:numPr>
+    </w:p>
+    <w:p>
+      <w:pPr>
         <w:spacing w:line="276" w:lineRule="auto"/>
         <w:rPr>
           <w:rFonts w:ascii="Arial" w:hAnsi="Arial" w:cs="Arial"/>
@@ -2379,23 +2823,9 @@
           <w:szCs w:val="24"/>
         </w:rPr>
       </w:pPr>
-      <w:r>
-        <w:rPr>
-          <w:rFonts w:ascii="Arial" w:hAnsi="Arial" w:cs="Arial"/>
-          <w:i/>
-          <w:iCs/>
-          <w:sz w:val="24"/>
-          <w:szCs w:val="24"/>
-        </w:rPr>
-        <w:t>CodProvincia -&gt; NombreProvincia</w:t>
-      </w:r>
-    </w:p>
-    <w:p>
-      <w:pPr>
-        <w:numPr>
-          <w:ilvl w:val="1"/>
-          <w:numId w:val="3"/>
-        </w:numPr>
+    </w:p>
+    <w:p>
+      <w:pPr>
         <w:spacing w:line="276" w:lineRule="auto"/>
         <w:rPr>
           <w:rFonts w:ascii="Arial" w:hAnsi="Arial" w:cs="Arial"/>
@@ -2405,23 +2835,9 @@
           <w:szCs w:val="24"/>
         </w:rPr>
       </w:pPr>
-      <w:r>
-        <w:rPr>
-          <w:rFonts w:ascii="Arial" w:hAnsi="Arial" w:cs="Arial"/>
-          <w:i/>
-          <w:iCs/>
-          <w:sz w:val="24"/>
-          <w:szCs w:val="24"/>
-        </w:rPr>
-        <w:t xml:space="preserve"> El código único de la provincia determina su nombre oficial.</w:t>
-      </w:r>
-    </w:p>
-    <w:p>
-      <w:pPr>
-        <w:numPr>
-          <w:ilvl w:val="0"/>
-          <w:numId w:val="3"/>
-        </w:numPr>
+    </w:p>
+    <w:p>
+      <w:pPr>
         <w:spacing w:line="276" w:lineRule="auto"/>
         <w:rPr>
           <w:rFonts w:ascii="Arial" w:hAnsi="Arial" w:cs="Arial"/>
@@ -2431,1348 +2847,6 @@
           <w:szCs w:val="24"/>
         </w:rPr>
       </w:pPr>
-      <w:r>
-        <w:rPr>
-          <w:rFonts w:ascii="Arial" w:hAnsi="Arial" w:cs="Arial"/>
-          <w:i/>
-          <w:iCs/>
-          <w:sz w:val="24"/>
-          <w:szCs w:val="24"/>
-        </w:rPr>
-        <w:t>Tabla: CANTON</w:t>
-      </w:r>
-    </w:p>
-    <w:p>
-      <w:pPr>
-        <w:numPr>
-          <w:ilvl w:val="1"/>
-          <w:numId w:val="3"/>
-        </w:numPr>
-        <w:spacing w:line="276" w:lineRule="auto"/>
-        <w:rPr>
-          <w:rFonts w:ascii="Arial" w:hAnsi="Arial" w:cs="Arial"/>
-          <w:i/>
-          <w:iCs/>
-          <w:sz w:val="24"/>
-          <w:szCs w:val="24"/>
-        </w:rPr>
-      </w:pPr>
-      <w:r>
-        <w:rPr>
-          <w:rFonts w:ascii="Arial" w:hAnsi="Arial" w:cs="Arial"/>
-          <w:i/>
-          <w:iCs/>
-          <w:sz w:val="24"/>
-          <w:szCs w:val="24"/>
-        </w:rPr>
-        <w:t>CodCantón -&gt; NombreCantón, Provincia</w:t>
-      </w:r>
-    </w:p>
-    <w:p>
-      <w:pPr>
-        <w:numPr>
-          <w:ilvl w:val="1"/>
-          <w:numId w:val="3"/>
-        </w:numPr>
-        <w:spacing w:line="276" w:lineRule="auto"/>
-        <w:rPr>
-          <w:rFonts w:ascii="Arial" w:hAnsi="Arial" w:cs="Arial"/>
-          <w:i/>
-          <w:iCs/>
-          <w:sz w:val="24"/>
-          <w:szCs w:val="24"/>
-        </w:rPr>
-      </w:pPr>
-      <w:r>
-        <w:rPr>
-          <w:rFonts w:ascii="Arial" w:hAnsi="Arial" w:cs="Arial"/>
-          <w:i/>
-          <w:iCs/>
-          <w:sz w:val="24"/>
-          <w:szCs w:val="24"/>
-        </w:rPr>
-        <w:lastRenderedPageBreak/>
-        <w:t>El código del cantón determina su nombre y la provincia a la que pertenece.</w:t>
-      </w:r>
-    </w:p>
-    <w:p>
-      <w:pPr>
-        <w:numPr>
-          <w:ilvl w:val="0"/>
-          <w:numId w:val="3"/>
-        </w:numPr>
-        <w:spacing w:line="276" w:lineRule="auto"/>
-        <w:rPr>
-          <w:rFonts w:ascii="Arial" w:hAnsi="Arial" w:cs="Arial"/>
-          <w:i/>
-          <w:iCs/>
-          <w:sz w:val="24"/>
-          <w:szCs w:val="24"/>
-        </w:rPr>
-      </w:pPr>
-      <w:r>
-        <w:rPr>
-          <w:rFonts w:ascii="Arial" w:hAnsi="Arial" w:cs="Arial"/>
-          <w:i/>
-          <w:iCs/>
-          <w:sz w:val="24"/>
-          <w:szCs w:val="24"/>
-        </w:rPr>
-        <w:t>Tabla: DISTRITO</w:t>
-      </w:r>
-    </w:p>
-    <w:p>
-      <w:pPr>
-        <w:numPr>
-          <w:ilvl w:val="1"/>
-          <w:numId w:val="3"/>
-        </w:numPr>
-        <w:spacing w:line="276" w:lineRule="auto"/>
-        <w:rPr>
-          <w:rFonts w:ascii="Arial" w:hAnsi="Arial" w:cs="Arial"/>
-          <w:i/>
-          <w:iCs/>
-          <w:sz w:val="24"/>
-          <w:szCs w:val="24"/>
-        </w:rPr>
-      </w:pPr>
-      <w:r>
-        <w:rPr>
-          <w:rFonts w:ascii="Arial" w:hAnsi="Arial" w:cs="Arial"/>
-          <w:i/>
-          <w:iCs/>
-          <w:sz w:val="24"/>
-          <w:szCs w:val="24"/>
-        </w:rPr>
-        <w:t>CodDistrito -&gt; NombreDistrito, Cantón</w:t>
-      </w:r>
-    </w:p>
-    <w:p>
-      <w:pPr>
-        <w:numPr>
-          <w:ilvl w:val="1"/>
-          <w:numId w:val="3"/>
-        </w:numPr>
-        <w:spacing w:line="276" w:lineRule="auto"/>
-        <w:rPr>
-          <w:rFonts w:ascii="Arial" w:hAnsi="Arial" w:cs="Arial"/>
-          <w:i/>
-          <w:iCs/>
-          <w:sz w:val="24"/>
-          <w:szCs w:val="24"/>
-        </w:rPr>
-      </w:pPr>
-      <w:r>
-        <w:rPr>
-          <w:rFonts w:ascii="Arial" w:hAnsi="Arial" w:cs="Arial"/>
-          <w:i/>
-          <w:iCs/>
-          <w:sz w:val="24"/>
-          <w:szCs w:val="24"/>
-        </w:rPr>
-        <w:t xml:space="preserve"> El código del distrito determina el nombre del distrito y el cantón que lo tiene.</w:t>
-      </w:r>
-    </w:p>
-    <w:p>
-      <w:pPr>
-        <w:numPr>
-          <w:ilvl w:val="0"/>
-          <w:numId w:val="3"/>
-        </w:numPr>
-        <w:spacing w:line="276" w:lineRule="auto"/>
-        <w:rPr>
-          <w:rFonts w:ascii="Arial" w:hAnsi="Arial" w:cs="Arial"/>
-          <w:i/>
-          <w:iCs/>
-          <w:sz w:val="24"/>
-          <w:szCs w:val="24"/>
-        </w:rPr>
-      </w:pPr>
-      <w:r>
-        <w:rPr>
-          <w:rFonts w:ascii="Arial" w:hAnsi="Arial" w:cs="Arial"/>
-          <w:i/>
-          <w:iCs/>
-          <w:sz w:val="24"/>
-          <w:szCs w:val="24"/>
-        </w:rPr>
-        <w:t>Tabla: CLIENTE</w:t>
-      </w:r>
-    </w:p>
-    <w:p>
-      <w:pPr>
-        <w:numPr>
-          <w:ilvl w:val="1"/>
-          <w:numId w:val="3"/>
-        </w:numPr>
-        <w:spacing w:line="276" w:lineRule="auto"/>
-        <w:rPr>
-          <w:rFonts w:ascii="Arial" w:hAnsi="Arial" w:cs="Arial"/>
-          <w:i/>
-          <w:iCs/>
-          <w:sz w:val="24"/>
-          <w:szCs w:val="24"/>
-        </w:rPr>
-      </w:pPr>
-      <w:r>
-        <w:rPr>
-          <w:rFonts w:ascii="Arial" w:hAnsi="Arial" w:cs="Arial"/>
-          <w:i/>
-          <w:iCs/>
-          <w:sz w:val="24"/>
-          <w:szCs w:val="24"/>
-        </w:rPr>
-        <w:t>Cedula -&gt; Nombre, Apellidos, Correo_Electronico, Fecha_Ingreso, Tipo_Cliente, CodDistrito, Provincia, CodCantón</w:t>
-      </w:r>
-    </w:p>
-    <w:p>
-      <w:pPr>
-        <w:numPr>
-          <w:ilvl w:val="1"/>
-          <w:numId w:val="3"/>
-        </w:numPr>
-        <w:spacing w:line="276" w:lineRule="auto"/>
-        <w:rPr>
-          <w:rFonts w:ascii="Arial" w:hAnsi="Arial" w:cs="Arial"/>
-          <w:i/>
-          <w:iCs/>
-          <w:sz w:val="24"/>
-          <w:szCs w:val="24"/>
-        </w:rPr>
-      </w:pPr>
-      <w:r>
-        <w:rPr>
-          <w:rFonts w:ascii="Arial" w:hAnsi="Arial" w:cs="Arial"/>
-          <w:i/>
-          <w:iCs/>
-          <w:sz w:val="24"/>
-          <w:szCs w:val="24"/>
-        </w:rPr>
-        <w:t>Con la cédula se identifica al cliente y determina todos sus datos personales, y por efectos de facturación requeridos en el enunciado, se incluyo la dependencia: Cedula → Provincia, CodCantón, CodDistrito.</w:t>
-      </w:r>
-    </w:p>
-    <w:p>
-      <w:pPr>
-        <w:numPr>
-          <w:ilvl w:val="0"/>
-          <w:numId w:val="3"/>
-        </w:numPr>
-        <w:spacing w:line="276" w:lineRule="auto"/>
-        <w:rPr>
-          <w:rFonts w:ascii="Arial" w:hAnsi="Arial" w:cs="Arial"/>
-          <w:i/>
-          <w:iCs/>
-          <w:sz w:val="24"/>
-          <w:szCs w:val="24"/>
-        </w:rPr>
-      </w:pPr>
-      <w:r>
-        <w:rPr>
-          <w:rFonts w:ascii="Arial" w:hAnsi="Arial" w:cs="Arial"/>
-          <w:i/>
-          <w:iCs/>
-          <w:sz w:val="24"/>
-          <w:szCs w:val="24"/>
-        </w:rPr>
-        <w:t>Tabla: PLAN_TARIFARIO</w:t>
-      </w:r>
-    </w:p>
-    <w:p>
-      <w:pPr>
-        <w:numPr>
-          <w:ilvl w:val="1"/>
-          <w:numId w:val="3"/>
-        </w:numPr>
-        <w:spacing w:line="276" w:lineRule="auto"/>
-        <w:rPr>
-          <w:rFonts w:ascii="Arial" w:hAnsi="Arial" w:cs="Arial"/>
-          <w:i/>
-          <w:iCs/>
-          <w:sz w:val="24"/>
-          <w:szCs w:val="24"/>
-        </w:rPr>
-      </w:pPr>
-      <w:r>
-        <w:rPr>
-          <w:rFonts w:ascii="Arial" w:hAnsi="Arial" w:cs="Arial"/>
-          <w:i/>
-          <w:iCs/>
-          <w:sz w:val="24"/>
-          <w:szCs w:val="24"/>
-        </w:rPr>
-        <w:t>CodPlan -&gt; Nombre, Descripcion, Cuota_Mensual, GB_Incluidos, Minutos_Incluidos, Mensajes_Incluidos, Costo_Exceso_Consumo, CodCategoria</w:t>
-      </w:r>
-    </w:p>
-    <w:p>
-      <w:pPr>
-        <w:numPr>
-          <w:ilvl w:val="0"/>
-          <w:numId w:val="3"/>
-        </w:numPr>
-        <w:spacing w:line="276" w:lineRule="auto"/>
-        <w:rPr>
-          <w:rFonts w:ascii="Arial" w:hAnsi="Arial" w:cs="Arial"/>
-          <w:i/>
-          <w:iCs/>
-          <w:sz w:val="24"/>
-          <w:szCs w:val="24"/>
-        </w:rPr>
-      </w:pPr>
-      <w:r>
-        <w:rPr>
-          <w:rFonts w:ascii="Arial" w:hAnsi="Arial" w:cs="Arial"/>
-          <w:i/>
-          <w:iCs/>
-          <w:sz w:val="24"/>
-          <w:szCs w:val="24"/>
-        </w:rPr>
-        <w:t>Tabla: PROMOCION</w:t>
-      </w:r>
-    </w:p>
-    <w:p>
-      <w:pPr>
-        <w:numPr>
-          <w:ilvl w:val="1"/>
-          <w:numId w:val="3"/>
-        </w:numPr>
-        <w:spacing w:line="276" w:lineRule="auto"/>
-        <w:rPr>
-          <w:rFonts w:ascii="Arial" w:hAnsi="Arial" w:cs="Arial"/>
-          <w:i/>
-          <w:iCs/>
-          <w:sz w:val="24"/>
-          <w:szCs w:val="24"/>
-        </w:rPr>
-      </w:pPr>
-      <w:r>
-        <w:rPr>
-          <w:rFonts w:ascii="Arial" w:hAnsi="Arial" w:cs="Arial"/>
-          <w:i/>
-          <w:iCs/>
-          <w:sz w:val="24"/>
-          <w:szCs w:val="24"/>
-        </w:rPr>
-        <w:t>CodPromocion -&gt; Nombre, Descripcion, Fecha_Inicio, Fecha_Finalizacion, Porcentaje_Descuento, TipoPromocion</w:t>
-      </w:r>
-    </w:p>
-    <w:p>
-      <w:pPr>
-        <w:numPr>
-          <w:ilvl w:val="1"/>
-          <w:numId w:val="3"/>
-        </w:numPr>
-        <w:spacing w:line="276" w:lineRule="auto"/>
-        <w:rPr>
-          <w:rFonts w:ascii="Arial" w:hAnsi="Arial" w:cs="Arial"/>
-          <w:i/>
-          <w:iCs/>
-          <w:sz w:val="24"/>
-          <w:szCs w:val="24"/>
-        </w:rPr>
-      </w:pPr>
-      <w:r>
-        <w:rPr>
-          <w:rFonts w:ascii="Arial" w:hAnsi="Arial" w:cs="Arial"/>
-          <w:i/>
-          <w:iCs/>
-          <w:sz w:val="24"/>
-          <w:szCs w:val="24"/>
-        </w:rPr>
-        <w:t>Cumple de forma directa con la restricción obligatoria del enunciado: CodPromocion → TipoPromocion.</w:t>
-      </w:r>
-    </w:p>
-    <w:p>
-      <w:pPr>
-        <w:numPr>
-          <w:ilvl w:val="0"/>
-          <w:numId w:val="3"/>
-        </w:numPr>
-        <w:spacing w:line="276" w:lineRule="auto"/>
-        <w:rPr>
-          <w:rFonts w:ascii="Arial" w:hAnsi="Arial" w:cs="Arial"/>
-          <w:i/>
-          <w:iCs/>
-          <w:sz w:val="24"/>
-          <w:szCs w:val="24"/>
-        </w:rPr>
-      </w:pPr>
-      <w:r>
-        <w:rPr>
-          <w:rFonts w:ascii="Arial" w:hAnsi="Arial" w:cs="Arial"/>
-          <w:i/>
-          <w:iCs/>
-          <w:sz w:val="24"/>
-          <w:szCs w:val="24"/>
-        </w:rPr>
-        <w:t>Tabla: TIPO_PROMOCION</w:t>
-      </w:r>
-    </w:p>
-    <w:p>
-      <w:pPr>
-        <w:numPr>
-          <w:ilvl w:val="1"/>
-          <w:numId w:val="3"/>
-        </w:numPr>
-        <w:spacing w:line="276" w:lineRule="auto"/>
-        <w:rPr>
-          <w:rFonts w:ascii="Arial" w:hAnsi="Arial" w:cs="Arial"/>
-          <w:i/>
-          <w:iCs/>
-          <w:sz w:val="24"/>
-          <w:szCs w:val="24"/>
-        </w:rPr>
-      </w:pPr>
-      <w:r>
-        <w:rPr>
-          <w:rFonts w:ascii="Arial" w:hAnsi="Arial" w:cs="Arial"/>
-          <w:i/>
-          <w:iCs/>
-          <w:sz w:val="24"/>
-          <w:szCs w:val="24"/>
-        </w:rPr>
-        <w:t>TipoPromocion -&gt; PorcentajeMaximo</w:t>
-      </w:r>
-    </w:p>
-    <w:p>
-      <w:pPr>
-        <w:numPr>
-          <w:ilvl w:val="1"/>
-          <w:numId w:val="3"/>
-        </w:numPr>
-        <w:spacing w:line="276" w:lineRule="auto"/>
-        <w:rPr>
-          <w:rFonts w:ascii="Arial" w:hAnsi="Arial" w:cs="Arial"/>
-          <w:i/>
-          <w:iCs/>
-          <w:sz w:val="24"/>
-          <w:szCs w:val="24"/>
-        </w:rPr>
-      </w:pPr>
-      <w:r>
-        <w:rPr>
-          <w:rFonts w:ascii="Arial" w:hAnsi="Arial" w:cs="Arial"/>
-          <w:i/>
-          <w:iCs/>
-          <w:sz w:val="24"/>
-          <w:szCs w:val="24"/>
-        </w:rPr>
-        <w:t>Cumple con la dependencia de catálogo exigida por la cátedra donde el tipo de promoción determina su tope de descuento: TipoPromocion → PorcentajeMaximo.</w:t>
-      </w:r>
-    </w:p>
-    <w:p>
-      <w:pPr>
-        <w:numPr>
-          <w:ilvl w:val="0"/>
-          <w:numId w:val="3"/>
-        </w:numPr>
-        <w:spacing w:line="276" w:lineRule="auto"/>
-        <w:rPr>
-          <w:rFonts w:ascii="Arial" w:hAnsi="Arial" w:cs="Arial"/>
-          <w:i/>
-          <w:iCs/>
-          <w:sz w:val="24"/>
-          <w:szCs w:val="24"/>
-        </w:rPr>
-      </w:pPr>
-      <w:r>
-        <w:rPr>
-          <w:rFonts w:ascii="Arial" w:hAnsi="Arial" w:cs="Arial"/>
-          <w:i/>
-          <w:iCs/>
-          <w:sz w:val="24"/>
-          <w:szCs w:val="24"/>
-        </w:rPr>
-        <w:t>Tabla: FRANJA_HORARIA</w:t>
-      </w:r>
-    </w:p>
-    <w:p>
-      <w:pPr>
-        <w:numPr>
-          <w:ilvl w:val="1"/>
-          <w:numId w:val="3"/>
-        </w:numPr>
-        <w:spacing w:line="276" w:lineRule="auto"/>
-        <w:rPr>
-          <w:rFonts w:ascii="Arial" w:hAnsi="Arial" w:cs="Arial"/>
-          <w:i/>
-          <w:iCs/>
-          <w:sz w:val="24"/>
-          <w:szCs w:val="24"/>
-        </w:rPr>
-      </w:pPr>
-      <w:r>
-        <w:rPr>
-          <w:rFonts w:ascii="Arial" w:hAnsi="Arial" w:cs="Arial"/>
-          <w:i/>
-          <w:iCs/>
-          <w:sz w:val="24"/>
-          <w:szCs w:val="24"/>
-        </w:rPr>
-        <w:t>Id_Franja -&gt; Descripcion, HoraInicio, HoraFin, DiasAplicacion</w:t>
-      </w:r>
-    </w:p>
-    <w:p>
-      <w:pPr>
-        <w:numPr>
-          <w:ilvl w:val="0"/>
-          <w:numId w:val="3"/>
-        </w:numPr>
-        <w:spacing w:line="276" w:lineRule="auto"/>
-        <w:rPr>
-          <w:rFonts w:ascii="Arial" w:hAnsi="Arial" w:cs="Arial"/>
-          <w:i/>
-          <w:iCs/>
-          <w:sz w:val="24"/>
-          <w:szCs w:val="24"/>
-        </w:rPr>
-      </w:pPr>
-      <w:r>
-        <w:rPr>
-          <w:rFonts w:ascii="Arial" w:hAnsi="Arial" w:cs="Arial"/>
-          <w:i/>
-          <w:iCs/>
-          <w:sz w:val="24"/>
-          <w:szCs w:val="24"/>
-        </w:rPr>
-        <w:t>Tabla: AMBITO</w:t>
-      </w:r>
-    </w:p>
-    <w:p>
-      <w:pPr>
-        <w:numPr>
-          <w:ilvl w:val="1"/>
-          <w:numId w:val="3"/>
-        </w:numPr>
-        <w:spacing w:line="276" w:lineRule="auto"/>
-        <w:rPr>
-          <w:rFonts w:ascii="Arial" w:hAnsi="Arial" w:cs="Arial"/>
-          <w:i/>
-          <w:iCs/>
-          <w:sz w:val="24"/>
-          <w:szCs w:val="24"/>
-        </w:rPr>
-      </w:pPr>
-      <w:r>
-        <w:rPr>
-          <w:rFonts w:ascii="Arial" w:hAnsi="Arial" w:cs="Arial"/>
-          <w:i/>
-          <w:iCs/>
-          <w:sz w:val="24"/>
-          <w:szCs w:val="24"/>
-        </w:rPr>
-        <w:t>CodAmbito -&gt; Nombre, Descripcion</w:t>
-      </w:r>
-    </w:p>
-    <w:p>
-      <w:pPr>
-        <w:numPr>
-          <w:ilvl w:val="0"/>
-          <w:numId w:val="3"/>
-        </w:numPr>
-        <w:spacing w:line="276" w:lineRule="auto"/>
-        <w:rPr>
-          <w:rFonts w:ascii="Arial" w:hAnsi="Arial" w:cs="Arial"/>
-          <w:i/>
-          <w:iCs/>
-          <w:sz w:val="24"/>
-          <w:szCs w:val="24"/>
-        </w:rPr>
-      </w:pPr>
-      <w:r>
-        <w:rPr>
-          <w:rFonts w:ascii="Arial" w:hAnsi="Arial" w:cs="Arial"/>
-          <w:i/>
-          <w:iCs/>
-          <w:sz w:val="24"/>
-          <w:szCs w:val="24"/>
-        </w:rPr>
-        <w:lastRenderedPageBreak/>
-        <w:t>Tabla: SERVICIO</w:t>
-      </w:r>
-    </w:p>
-    <w:p>
-      <w:pPr>
-        <w:numPr>
-          <w:ilvl w:val="1"/>
-          <w:numId w:val="3"/>
-        </w:numPr>
-        <w:spacing w:line="276" w:lineRule="auto"/>
-        <w:rPr>
-          <w:rFonts w:ascii="Arial" w:hAnsi="Arial" w:cs="Arial"/>
-          <w:i/>
-          <w:iCs/>
-          <w:sz w:val="24"/>
-          <w:szCs w:val="24"/>
-        </w:rPr>
-      </w:pPr>
-      <w:r>
-        <w:rPr>
-          <w:rFonts w:ascii="Arial" w:hAnsi="Arial" w:cs="Arial"/>
-          <w:i/>
-          <w:iCs/>
-          <w:sz w:val="24"/>
-          <w:szCs w:val="24"/>
-        </w:rPr>
-        <w:t>CodServicio -</w:t>
-      </w:r>
-      <w:proofErr w:type="gramStart"/>
-      <w:r>
-        <w:rPr>
-          <w:rFonts w:ascii="Arial" w:hAnsi="Arial" w:cs="Arial"/>
-          <w:i/>
-          <w:iCs/>
-          <w:sz w:val="24"/>
-          <w:szCs w:val="24"/>
-        </w:rPr>
-        <w:t>&gt;  Nombre</w:t>
-      </w:r>
-      <w:proofErr w:type="gramEnd"/>
-      <w:r>
-        <w:rPr>
-          <w:rFonts w:ascii="Arial" w:hAnsi="Arial" w:cs="Arial"/>
-          <w:i/>
-          <w:iCs/>
-          <w:sz w:val="24"/>
-          <w:szCs w:val="24"/>
-        </w:rPr>
-        <w:t>, Descripcion, CostoMensual, Categoria</w:t>
-      </w:r>
-    </w:p>
-    <w:p>
-      <w:pPr>
-        <w:numPr>
-          <w:ilvl w:val="0"/>
-          <w:numId w:val="3"/>
-        </w:numPr>
-        <w:spacing w:line="276" w:lineRule="auto"/>
-        <w:rPr>
-          <w:rFonts w:ascii="Arial" w:hAnsi="Arial" w:cs="Arial"/>
-          <w:i/>
-          <w:iCs/>
-          <w:sz w:val="24"/>
-          <w:szCs w:val="24"/>
-        </w:rPr>
-      </w:pPr>
-      <w:r>
-        <w:rPr>
-          <w:rFonts w:ascii="Arial" w:hAnsi="Arial" w:cs="Arial"/>
-          <w:i/>
-          <w:iCs/>
-          <w:sz w:val="24"/>
-          <w:szCs w:val="24"/>
-        </w:rPr>
-        <w:t>Tabla: PAQUETE</w:t>
-      </w:r>
-    </w:p>
-    <w:p>
-      <w:pPr>
-        <w:numPr>
-          <w:ilvl w:val="1"/>
-          <w:numId w:val="3"/>
-        </w:numPr>
-        <w:spacing w:line="276" w:lineRule="auto"/>
-        <w:rPr>
-          <w:rFonts w:ascii="Arial" w:hAnsi="Arial" w:cs="Arial"/>
-          <w:i/>
-          <w:iCs/>
-          <w:sz w:val="24"/>
-          <w:szCs w:val="24"/>
-        </w:rPr>
-      </w:pPr>
-      <w:r>
-        <w:rPr>
-          <w:rFonts w:ascii="Arial" w:hAnsi="Arial" w:cs="Arial"/>
-          <w:i/>
-          <w:iCs/>
-          <w:sz w:val="24"/>
-          <w:szCs w:val="24"/>
-        </w:rPr>
-        <w:t>CodPaquete -</w:t>
-      </w:r>
-      <w:proofErr w:type="gramStart"/>
-      <w:r>
-        <w:rPr>
-          <w:rFonts w:ascii="Arial" w:hAnsi="Arial" w:cs="Arial"/>
-          <w:i/>
-          <w:iCs/>
-          <w:sz w:val="24"/>
-          <w:szCs w:val="24"/>
-        </w:rPr>
-        <w:t>&gt;  Nombre</w:t>
-      </w:r>
-      <w:proofErr w:type="gramEnd"/>
-      <w:r>
-        <w:rPr>
-          <w:rFonts w:ascii="Arial" w:hAnsi="Arial" w:cs="Arial"/>
-          <w:i/>
-          <w:iCs/>
-          <w:sz w:val="24"/>
-          <w:szCs w:val="24"/>
-        </w:rPr>
-        <w:t>, Precio, CapacidadGB, Vigencia</w:t>
-      </w:r>
-    </w:p>
-    <w:p>
-      <w:pPr>
-        <w:numPr>
-          <w:ilvl w:val="0"/>
-          <w:numId w:val="3"/>
-        </w:numPr>
-        <w:spacing w:line="276" w:lineRule="auto"/>
-        <w:rPr>
-          <w:rFonts w:ascii="Arial" w:hAnsi="Arial" w:cs="Arial"/>
-          <w:i/>
-          <w:iCs/>
-          <w:sz w:val="24"/>
-          <w:szCs w:val="24"/>
-        </w:rPr>
-      </w:pPr>
-      <w:r>
-        <w:rPr>
-          <w:rFonts w:ascii="Arial" w:hAnsi="Arial" w:cs="Arial"/>
-          <w:i/>
-          <w:iCs/>
-          <w:sz w:val="24"/>
-          <w:szCs w:val="24"/>
-        </w:rPr>
-        <w:t>Tabla: LINEA_MOVIL</w:t>
-      </w:r>
-    </w:p>
-    <w:p>
-      <w:pPr>
-        <w:numPr>
-          <w:ilvl w:val="1"/>
-          <w:numId w:val="3"/>
-        </w:numPr>
-        <w:spacing w:line="276" w:lineRule="auto"/>
-        <w:rPr>
-          <w:rFonts w:ascii="Arial" w:hAnsi="Arial" w:cs="Arial"/>
-          <w:i/>
-          <w:iCs/>
-          <w:sz w:val="24"/>
-          <w:szCs w:val="24"/>
-        </w:rPr>
-      </w:pPr>
-      <w:r>
-        <w:rPr>
-          <w:rFonts w:ascii="Arial" w:hAnsi="Arial" w:cs="Arial"/>
-          <w:i/>
-          <w:iCs/>
-          <w:sz w:val="24"/>
-          <w:szCs w:val="24"/>
-        </w:rPr>
-        <w:t>Numero_Telefono -&gt; Tipo_Linea, Tecnologia, Fecha_Activacion, Estado_Linea, Tipo_SIM, Cedula_Cliente</w:t>
-      </w:r>
-    </w:p>
-    <w:p>
-      <w:pPr>
-        <w:numPr>
-          <w:ilvl w:val="0"/>
-          <w:numId w:val="3"/>
-        </w:numPr>
-        <w:spacing w:line="276" w:lineRule="auto"/>
-        <w:rPr>
-          <w:rFonts w:ascii="Arial" w:hAnsi="Arial" w:cs="Arial"/>
-          <w:i/>
-          <w:iCs/>
-          <w:sz w:val="24"/>
-          <w:szCs w:val="24"/>
-        </w:rPr>
-      </w:pPr>
-      <w:r>
-        <w:rPr>
-          <w:rFonts w:ascii="Arial" w:hAnsi="Arial" w:cs="Arial"/>
-          <w:i/>
-          <w:iCs/>
-          <w:sz w:val="24"/>
-          <w:szCs w:val="24"/>
-        </w:rPr>
-        <w:t>Tabla: FACTURA</w:t>
-      </w:r>
-    </w:p>
-    <w:p>
-      <w:pPr>
-        <w:numPr>
-          <w:ilvl w:val="1"/>
-          <w:numId w:val="3"/>
-        </w:numPr>
-        <w:spacing w:line="276" w:lineRule="auto"/>
-        <w:rPr>
-          <w:rFonts w:ascii="Arial" w:hAnsi="Arial" w:cs="Arial"/>
-          <w:i/>
-          <w:iCs/>
-          <w:sz w:val="24"/>
-          <w:szCs w:val="24"/>
-        </w:rPr>
-      </w:pPr>
-      <w:r>
-        <w:rPr>
-          <w:rFonts w:ascii="Arial" w:hAnsi="Arial" w:cs="Arial"/>
-          <w:i/>
-          <w:iCs/>
-          <w:sz w:val="24"/>
-          <w:szCs w:val="24"/>
-        </w:rPr>
-        <w:t>Numero_Factura -&gt; Fecha_Emision, Fecha_Vencimiento, Monto_Base, Impuestos, Descuentos_Aplicados, Puntos_Redimidos, Monto_Final, Fecha_Pago, Estado_Pago, Cedula_Cliente</w:t>
-      </w:r>
-    </w:p>
-    <w:p>
-      <w:pPr>
-        <w:numPr>
-          <w:ilvl w:val="0"/>
-          <w:numId w:val="3"/>
-        </w:numPr>
-        <w:spacing w:line="276" w:lineRule="auto"/>
-        <w:rPr>
-          <w:rFonts w:ascii="Arial" w:hAnsi="Arial" w:cs="Arial"/>
-          <w:i/>
-          <w:iCs/>
-          <w:sz w:val="24"/>
-          <w:szCs w:val="24"/>
-        </w:rPr>
-      </w:pPr>
-      <w:r>
-        <w:rPr>
-          <w:rFonts w:ascii="Arial" w:hAnsi="Arial" w:cs="Arial"/>
-          <w:i/>
-          <w:iCs/>
-          <w:sz w:val="24"/>
-          <w:szCs w:val="24"/>
-        </w:rPr>
-        <w:t>Tabla: CONCEPTO_COBRO</w:t>
-      </w:r>
-    </w:p>
-    <w:p>
-      <w:pPr>
-        <w:numPr>
-          <w:ilvl w:val="1"/>
-          <w:numId w:val="3"/>
-        </w:numPr>
-        <w:spacing w:line="276" w:lineRule="auto"/>
-        <w:rPr>
-          <w:rFonts w:ascii="Arial" w:hAnsi="Arial" w:cs="Arial"/>
-          <w:i/>
-          <w:iCs/>
-          <w:sz w:val="24"/>
-          <w:szCs w:val="24"/>
-        </w:rPr>
-      </w:pPr>
-      <w:r>
-        <w:rPr>
-          <w:rFonts w:ascii="Arial" w:hAnsi="Arial" w:cs="Arial"/>
-          <w:i/>
-          <w:iCs/>
-          <w:sz w:val="24"/>
-          <w:szCs w:val="24"/>
-        </w:rPr>
-        <w:t>Numero_Factura, IdConcepto -&gt; Descripcion, Monto</w:t>
-      </w:r>
-    </w:p>
-    <w:p>
-      <w:pPr>
-        <w:numPr>
-          <w:ilvl w:val="0"/>
-          <w:numId w:val="3"/>
-        </w:numPr>
-        <w:spacing w:line="276" w:lineRule="auto"/>
-        <w:rPr>
-          <w:rFonts w:ascii="Arial" w:hAnsi="Arial" w:cs="Arial"/>
-          <w:i/>
-          <w:iCs/>
-          <w:sz w:val="24"/>
-          <w:szCs w:val="24"/>
-        </w:rPr>
-      </w:pPr>
-      <w:r>
-        <w:rPr>
-          <w:rFonts w:ascii="Arial" w:hAnsi="Arial" w:cs="Arial"/>
-          <w:i/>
-          <w:iCs/>
-          <w:sz w:val="24"/>
-          <w:szCs w:val="24"/>
-        </w:rPr>
-        <w:t>Tabla: PUNTOS_FIDELIZACION</w:t>
-      </w:r>
-    </w:p>
-    <w:p>
-      <w:pPr>
-        <w:numPr>
-          <w:ilvl w:val="1"/>
-          <w:numId w:val="3"/>
-        </w:numPr>
-        <w:spacing w:line="276" w:lineRule="auto"/>
-        <w:rPr>
-          <w:rFonts w:ascii="Arial" w:hAnsi="Arial" w:cs="Arial"/>
-          <w:i/>
-          <w:iCs/>
-          <w:sz w:val="24"/>
-          <w:szCs w:val="24"/>
-        </w:rPr>
-      </w:pPr>
-      <w:r>
-        <w:rPr>
-          <w:rFonts w:ascii="Arial" w:hAnsi="Arial" w:cs="Arial"/>
-          <w:i/>
-          <w:iCs/>
-          <w:sz w:val="24"/>
-          <w:szCs w:val="24"/>
-        </w:rPr>
-        <w:t>IdRegistro_Puntos -&gt; Cedula_Cliente, Fecha_Transaccion, Puntos_Redimidos_Monto, Saldo_Disponible</w:t>
-      </w:r>
-    </w:p>
-    <w:p>
-      <w:pPr>
-        <w:numPr>
-          <w:ilvl w:val="0"/>
-          <w:numId w:val="3"/>
-        </w:numPr>
-        <w:spacing w:line="276" w:lineRule="auto"/>
-        <w:rPr>
-          <w:rFonts w:ascii="Arial" w:hAnsi="Arial" w:cs="Arial"/>
-          <w:i/>
-          <w:iCs/>
-          <w:sz w:val="24"/>
-          <w:szCs w:val="24"/>
-        </w:rPr>
-      </w:pPr>
-      <w:r>
-        <w:rPr>
-          <w:rFonts w:ascii="Arial" w:hAnsi="Arial" w:cs="Arial"/>
-          <w:i/>
-          <w:iCs/>
-          <w:sz w:val="24"/>
-          <w:szCs w:val="24"/>
-        </w:rPr>
-        <w:t>Tabla: CONSUMO</w:t>
-      </w:r>
-    </w:p>
-    <w:p>
-      <w:pPr>
-        <w:numPr>
-          <w:ilvl w:val="1"/>
-          <w:numId w:val="3"/>
-        </w:numPr>
-        <w:spacing w:line="276" w:lineRule="auto"/>
-        <w:rPr>
-          <w:rFonts w:ascii="Arial" w:hAnsi="Arial" w:cs="Arial"/>
-          <w:i/>
-          <w:iCs/>
-          <w:sz w:val="24"/>
-          <w:szCs w:val="24"/>
-        </w:rPr>
-      </w:pPr>
-      <w:r>
-        <w:rPr>
-          <w:rFonts w:ascii="Arial" w:hAnsi="Arial" w:cs="Arial"/>
-          <w:i/>
-          <w:iCs/>
-          <w:sz w:val="24"/>
-          <w:szCs w:val="24"/>
-        </w:rPr>
-        <w:t>IdConsumo -</w:t>
-      </w:r>
-      <w:proofErr w:type="gramStart"/>
-      <w:r>
-        <w:rPr>
-          <w:rFonts w:ascii="Arial" w:hAnsi="Arial" w:cs="Arial"/>
-          <w:i/>
-          <w:iCs/>
-          <w:sz w:val="24"/>
-          <w:szCs w:val="24"/>
-        </w:rPr>
-        <w:t>&gt;  Numero</w:t>
-      </w:r>
-      <w:proofErr w:type="gramEnd"/>
-      <w:r>
-        <w:rPr>
-          <w:rFonts w:ascii="Arial" w:hAnsi="Arial" w:cs="Arial"/>
-          <w:i/>
-          <w:iCs/>
-          <w:sz w:val="24"/>
-          <w:szCs w:val="24"/>
-        </w:rPr>
-        <w:t>_Telefono, Fecha_Hora_Inicio, Fecha_Hora_Fin, Tipo_Consumo, Cantidad_Consumida, Costo_Calculado, CodAmbito, IdDescuento</w:t>
-      </w:r>
-    </w:p>
-    <w:p>
-      <w:pPr>
-        <w:numPr>
-          <w:ilvl w:val="0"/>
-          <w:numId w:val="3"/>
-        </w:numPr>
-        <w:spacing w:line="276" w:lineRule="auto"/>
-        <w:rPr>
-          <w:rFonts w:ascii="Arial" w:hAnsi="Arial" w:cs="Arial"/>
-          <w:i/>
-          <w:iCs/>
-          <w:sz w:val="24"/>
-          <w:szCs w:val="24"/>
-        </w:rPr>
-      </w:pPr>
-      <w:r>
-        <w:rPr>
-          <w:rFonts w:ascii="Arial" w:hAnsi="Arial" w:cs="Arial"/>
-          <w:i/>
-          <w:iCs/>
-          <w:sz w:val="24"/>
-          <w:szCs w:val="24"/>
-        </w:rPr>
-        <w:t>Tabla: LLAMADA_VOZ</w:t>
-      </w:r>
-    </w:p>
-    <w:p>
-      <w:pPr>
-        <w:numPr>
-          <w:ilvl w:val="1"/>
-          <w:numId w:val="3"/>
-        </w:numPr>
-        <w:spacing w:line="276" w:lineRule="auto"/>
-        <w:rPr>
-          <w:rFonts w:ascii="Arial" w:hAnsi="Arial" w:cs="Arial"/>
-          <w:i/>
-          <w:iCs/>
-          <w:sz w:val="24"/>
-          <w:szCs w:val="24"/>
-        </w:rPr>
-      </w:pPr>
-      <w:r>
-        <w:rPr>
-          <w:rFonts w:ascii="Arial" w:hAnsi="Arial" w:cs="Arial"/>
-          <w:i/>
-          <w:iCs/>
-          <w:sz w:val="24"/>
-          <w:szCs w:val="24"/>
-        </w:rPr>
-        <w:t>IdConsumo -&gt; Telefono_Destino, Duracion_Segundos, Pais_Destino</w:t>
-      </w:r>
-    </w:p>
-    <w:p>
-      <w:pPr>
-        <w:spacing w:line="276" w:lineRule="auto"/>
-        <w:rPr>
-          <w:rFonts w:ascii="Arial" w:hAnsi="Arial" w:cs="Arial"/>
-          <w:i/>
-          <w:iCs/>
-          <w:sz w:val="24"/>
-          <w:szCs w:val="24"/>
-        </w:rPr>
-      </w:pPr>
-      <w:r>
-        <w:rPr>
-          <w:rFonts w:ascii="Arial" w:hAnsi="Arial" w:cs="Arial"/>
-          <w:i/>
-          <w:iCs/>
-          <w:sz w:val="24"/>
-          <w:szCs w:val="24"/>
-        </w:rPr>
-        <w:t>ii. Dependencias Multivaluadas (DMV)</w:t>
-      </w:r>
-    </w:p>
-    <w:p>
-      <w:pPr>
-        <w:spacing w:line="276" w:lineRule="auto"/>
-        <w:rPr>
-          <w:rFonts w:ascii="Arial" w:hAnsi="Arial" w:cs="Arial"/>
-          <w:i/>
-          <w:iCs/>
-          <w:sz w:val="24"/>
-          <w:szCs w:val="24"/>
-        </w:rPr>
-      </w:pPr>
-      <w:r>
-        <w:rPr>
-          <w:rFonts w:ascii="Arial" w:hAnsi="Arial" w:cs="Arial"/>
-          <w:i/>
-          <w:iCs/>
-          <w:sz w:val="24"/>
-          <w:szCs w:val="24"/>
-        </w:rPr>
-        <w:t xml:space="preserve">1. En Compañía / Cliente: CodCompania </w:t>
-      </w:r>
-      <w:r>
-        <w:rPr>
-          <w:rFonts w:ascii="Cambria Math" w:hAnsi="Cambria Math" w:cs="Cambria Math"/>
-          <w:i/>
-          <w:iCs/>
-          <w:sz w:val="24"/>
-          <w:szCs w:val="24"/>
-        </w:rPr>
-        <w:t>↠</w:t>
-      </w:r>
-      <w:r>
-        <w:rPr>
-          <w:rFonts w:ascii="Arial" w:hAnsi="Arial" w:cs="Arial"/>
-          <w:i/>
-          <w:iCs/>
-          <w:sz w:val="24"/>
-          <w:szCs w:val="24"/>
-        </w:rPr>
-        <w:t xml:space="preserve"> Telefono (o Cedula </w:t>
-      </w:r>
-      <w:r>
-        <w:rPr>
-          <w:rFonts w:ascii="Cambria Math" w:hAnsi="Cambria Math" w:cs="Cambria Math"/>
-          <w:i/>
-          <w:iCs/>
-          <w:sz w:val="24"/>
-          <w:szCs w:val="24"/>
-        </w:rPr>
-        <w:t>↠</w:t>
-      </w:r>
-      <w:r>
-        <w:rPr>
-          <w:rFonts w:ascii="Arial" w:hAnsi="Arial" w:cs="Arial"/>
-          <w:i/>
-          <w:iCs/>
-          <w:sz w:val="24"/>
-          <w:szCs w:val="24"/>
-        </w:rPr>
-        <w:t xml:space="preserve"> Telefono_Contacto)</w:t>
-      </w:r>
-    </w:p>
-    <w:p>
-      <w:pPr>
-        <w:numPr>
-          <w:ilvl w:val="0"/>
-          <w:numId w:val="4"/>
-        </w:numPr>
-        <w:spacing w:line="276" w:lineRule="auto"/>
-        <w:rPr>
-          <w:rFonts w:ascii="Arial" w:hAnsi="Arial" w:cs="Arial"/>
-          <w:i/>
-          <w:iCs/>
-          <w:sz w:val="24"/>
-          <w:szCs w:val="24"/>
-        </w:rPr>
-      </w:pPr>
-      <w:r>
-        <w:rPr>
-          <w:rFonts w:ascii="Arial" w:hAnsi="Arial" w:cs="Arial"/>
-          <w:i/>
-          <w:iCs/>
-          <w:sz w:val="24"/>
-          <w:szCs w:val="24"/>
-        </w:rPr>
-        <w:t xml:space="preserve">Dependencia: Cedula </w:t>
-      </w:r>
-      <w:r>
-        <w:rPr>
-          <w:rFonts w:ascii="Cambria Math" w:hAnsi="Cambria Math" w:cs="Cambria Math"/>
-          <w:i/>
-          <w:iCs/>
-          <w:sz w:val="24"/>
-          <w:szCs w:val="24"/>
-        </w:rPr>
-        <w:t>↠</w:t>
-      </w:r>
-      <w:r>
-        <w:rPr>
-          <w:rFonts w:ascii="Arial" w:hAnsi="Arial" w:cs="Arial"/>
-          <w:i/>
-          <w:iCs/>
-          <w:sz w:val="24"/>
-          <w:szCs w:val="24"/>
-        </w:rPr>
-        <w:t>Telefono_Contacto</w:t>
-      </w:r>
-    </w:p>
-    <w:p>
-      <w:pPr>
-        <w:numPr>
-          <w:ilvl w:val="0"/>
-          <w:numId w:val="4"/>
-        </w:numPr>
-        <w:spacing w:line="276" w:lineRule="auto"/>
-        <w:rPr>
-          <w:rFonts w:ascii="Arial" w:hAnsi="Arial" w:cs="Arial"/>
-          <w:i/>
-          <w:iCs/>
-          <w:sz w:val="24"/>
-          <w:szCs w:val="24"/>
-        </w:rPr>
-      </w:pPr>
-      <w:r>
-        <w:rPr>
-          <w:rFonts w:ascii="Arial" w:hAnsi="Arial" w:cs="Arial"/>
-          <w:i/>
-          <w:iCs/>
-          <w:sz w:val="24"/>
-          <w:szCs w:val="24"/>
-        </w:rPr>
-        <w:t>¿Por qué es una dependencia multivaluada?</w:t>
-      </w:r>
-    </w:p>
-    <w:p>
-      <w:pPr>
-        <w:spacing w:line="276" w:lineRule="auto"/>
-        <w:ind w:left="708" w:firstLine="708"/>
-        <w:rPr>
-          <w:rFonts w:ascii="Arial" w:hAnsi="Arial" w:cs="Arial"/>
-          <w:i/>
-          <w:iCs/>
-          <w:sz w:val="24"/>
-          <w:szCs w:val="24"/>
-        </w:rPr>
-      </w:pPr>
-      <w:r>
-        <w:rPr>
-          <w:rFonts w:ascii="Arial" w:hAnsi="Arial" w:cs="Arial"/>
-          <w:i/>
-          <w:iCs/>
-          <w:sz w:val="24"/>
-          <w:szCs w:val="24"/>
-        </w:rPr>
-        <w:t xml:space="preserve">Un usuario puede tener varios números de teléfono independientes asociados a una misma cédula de forma simultánea. Al almacenar múltiples </w:t>
-      </w:r>
-      <w:r>
-        <w:rPr>
-          <w:rFonts w:ascii="Arial" w:hAnsi="Arial" w:cs="Arial"/>
-          <w:i/>
-          <w:iCs/>
-          <w:sz w:val="24"/>
-          <w:szCs w:val="24"/>
-        </w:rPr>
-        <w:lastRenderedPageBreak/>
-        <w:t>valores para un mismo registro, se deben separar en otra tabla para evitar filas repetidas innecesarias y no romper la primera forma normal</w:t>
-      </w:r>
-    </w:p>
-    <w:p>
-      <w:pPr>
-        <w:spacing w:line="276" w:lineRule="auto"/>
-        <w:rPr>
-          <w:rFonts w:ascii="Arial" w:hAnsi="Arial" w:cs="Arial"/>
-          <w:i/>
-          <w:iCs/>
-          <w:sz w:val="24"/>
-          <w:szCs w:val="24"/>
-        </w:rPr>
-      </w:pPr>
-      <w:r>
-        <w:rPr>
-          <w:rFonts w:ascii="Arial" w:hAnsi="Arial" w:cs="Arial"/>
-          <w:i/>
-          <w:iCs/>
-          <w:sz w:val="24"/>
-          <w:szCs w:val="24"/>
-        </w:rPr>
-        <w:t xml:space="preserve">2. En Cliente: Cedula </w:t>
-      </w:r>
-      <w:r>
-        <w:rPr>
-          <w:rFonts w:ascii="Cambria Math" w:hAnsi="Cambria Math" w:cs="Cambria Math"/>
-          <w:i/>
-          <w:iCs/>
-          <w:sz w:val="24"/>
-          <w:szCs w:val="24"/>
-        </w:rPr>
-        <w:t>↠</w:t>
-      </w:r>
-      <w:r>
-        <w:rPr>
-          <w:rFonts w:ascii="Arial" w:hAnsi="Arial" w:cs="Arial"/>
-          <w:i/>
-          <w:iCs/>
-          <w:sz w:val="24"/>
-          <w:szCs w:val="24"/>
-        </w:rPr>
-        <w:t xml:space="preserve"> CorreoElectronico</w:t>
-      </w:r>
-    </w:p>
-    <w:p>
-      <w:pPr>
-        <w:numPr>
-          <w:ilvl w:val="0"/>
-          <w:numId w:val="5"/>
-        </w:numPr>
-        <w:spacing w:line="276" w:lineRule="auto"/>
-        <w:rPr>
-          <w:rFonts w:ascii="Arial" w:hAnsi="Arial" w:cs="Arial"/>
-          <w:i/>
-          <w:iCs/>
-          <w:sz w:val="24"/>
-          <w:szCs w:val="24"/>
-        </w:rPr>
-      </w:pPr>
-      <w:r>
-        <w:rPr>
-          <w:rFonts w:ascii="Arial" w:hAnsi="Arial" w:cs="Arial"/>
-          <w:i/>
-          <w:iCs/>
-          <w:sz w:val="24"/>
-          <w:szCs w:val="24"/>
-        </w:rPr>
-        <w:t xml:space="preserve">Dependencia: Cedula </w:t>
-      </w:r>
-      <w:r>
-        <w:rPr>
-          <w:rFonts w:ascii="Cambria Math" w:hAnsi="Cambria Math" w:cs="Cambria Math"/>
-          <w:i/>
-          <w:iCs/>
-          <w:sz w:val="24"/>
-          <w:szCs w:val="24"/>
-        </w:rPr>
-        <w:t>↠</w:t>
-      </w:r>
-      <w:r>
-        <w:rPr>
-          <w:rFonts w:ascii="Arial" w:hAnsi="Arial" w:cs="Arial"/>
-          <w:i/>
-          <w:iCs/>
-          <w:sz w:val="24"/>
-          <w:szCs w:val="24"/>
-        </w:rPr>
-        <w:t xml:space="preserve"> CorreoElectronico</w:t>
-      </w:r>
-    </w:p>
-    <w:p>
-      <w:pPr>
-        <w:numPr>
-          <w:ilvl w:val="0"/>
-          <w:numId w:val="5"/>
-        </w:numPr>
-        <w:spacing w:line="276" w:lineRule="auto"/>
-        <w:rPr>
-          <w:rFonts w:ascii="Arial" w:hAnsi="Arial" w:cs="Arial"/>
-          <w:i/>
-          <w:iCs/>
-          <w:sz w:val="24"/>
-          <w:szCs w:val="24"/>
-        </w:rPr>
-      </w:pPr>
-      <w:r>
-        <w:rPr>
-          <w:rFonts w:ascii="Arial" w:hAnsi="Arial" w:cs="Arial"/>
-          <w:i/>
-          <w:iCs/>
-          <w:sz w:val="24"/>
-          <w:szCs w:val="24"/>
-        </w:rPr>
-        <w:t>¿Por qué es una dependencia multivaluada?</w:t>
-      </w:r>
-    </w:p>
-    <w:p>
-      <w:pPr>
-        <w:spacing w:line="276" w:lineRule="auto"/>
-        <w:ind w:left="708" w:firstLine="708"/>
-        <w:rPr>
-          <w:rFonts w:ascii="Arial" w:hAnsi="Arial" w:cs="Arial"/>
-          <w:i/>
-          <w:iCs/>
-          <w:sz w:val="24"/>
-          <w:szCs w:val="24"/>
-          <w:lang w:val="es-ES"/>
-        </w:rPr>
-      </w:pPr>
-      <w:r>
-        <w:rPr>
-          <w:rFonts w:ascii="Arial" w:hAnsi="Arial" w:cs="Arial"/>
-          <w:i/>
-          <w:iCs/>
-          <w:sz w:val="24"/>
-          <w:szCs w:val="24"/>
-        </w:rPr>
-        <w:t>Un usuario puede registrar varios correos electrónicos activos simultáneamente. Al asociar múltiples valores independientes a una misma cédula, se debe manejar por separado para evitar redundancia y no romper la primera forma normal</w:t>
-      </w:r>
     </w:p>
     <w:p>
       <w:pPr>
@@ -3782,8 +2856,6 @@
     <w:p>
       <w:pPr>
         <w:spacing w:before="200" w:after="80" w:line="276" w:lineRule="auto"/>
-      </w:pPr>
-      <w:r>
         <w:rPr>
           <w:rFonts w:ascii="Arial" w:hAnsi="Arial" w:cs="Arial"/>
           <w:b/>
@@ -3792,11 +2864,85 @@
           <w:sz w:val="28"/>
           <w:szCs w:val="28"/>
         </w:rPr>
+      </w:pPr>
+      <w:r>
+        <w:rPr>
+          <w:rFonts w:ascii="Arial" w:hAnsi="Arial" w:cs="Arial"/>
+          <w:b/>
+          <w:bCs/>
+          <w:color w:val="1F4E79"/>
+          <w:sz w:val="28"/>
+          <w:szCs w:val="28"/>
+        </w:rPr>
         <w:t>2.b Grafo Relacional y Políticas de Borrado/Modificación</w:t>
       </w:r>
     </w:p>
     <w:p>
       <w:pPr>
+        <w:spacing w:before="200" w:after="80" w:line="276" w:lineRule="auto"/>
+      </w:pPr>
+      <w:r>
+        <w:rPr>
+          <w:rFonts w:ascii="Arial" w:hAnsi="Arial" w:cs="Arial"/>
+          <w:b/>
+          <w:bCs/>
+          <w:noProof/>
+          <w:color w:val="1F4E79"/>
+          <w:sz w:val="28"/>
+          <w:szCs w:val="28"/>
+        </w:rPr>
+        <w:drawing>
+          <wp:inline distT="0" distB="0" distL="0" distR="0" wp14:anchorId="4B77C94A" wp14:editId="6484B5D2">
+            <wp:extent cx="5600700" cy="4686300"/>
+            <wp:effectExtent l="0" t="0" r="0" b="0"/>
+            <wp:docPr id="471806162" name="Imagen 1"/>
+            <wp:cNvGraphicFramePr>
+              <a:graphicFrameLocks xmlns:a="http://schemas.openxmlformats.org/drawingml/2006/main" noChangeAspect="1"/>
+            </wp:cNvGraphicFramePr>
+            <a:graphic xmlns:a="http://schemas.openxmlformats.org/drawingml/2006/main">
+              <a:graphicData uri="http://schemas.openxmlformats.org/drawingml/2006/picture">
+                <pic:pic xmlns:pic="http://schemas.openxmlformats.org/drawingml/2006/picture">
+                  <pic:nvPicPr>
+                    <pic:cNvPr id="0" name="Picture 1"/>
+                    <pic:cNvPicPr>
+                      <a:picLocks noChangeAspect="1" noChangeArrowheads="1"/>
+                    </pic:cNvPicPr>
+                  </pic:nvPicPr>
+                  <pic:blipFill>
+                    <a:blip r:embed="rId5" cstate="print">
+                      <a:extLst>
+                        <a:ext uri="{28A0092B-C50C-407E-A947-70E740481C1C}">
+                          <a14:useLocalDpi xmlns:a14="http://schemas.microsoft.com/office/drawing/2010/main" val="0"/>
+                        </a:ext>
+                      </a:extLst>
+                    </a:blip>
+                    <a:srcRect/>
+                    <a:stretch>
+                      <a:fillRect/>
+                    </a:stretch>
+                  </pic:blipFill>
+                  <pic:spPr bwMode="auto">
+                    <a:xfrm>
+                      <a:off x="0" y="0"/>
+                      <a:ext cx="5600700" cy="4686300"/>
+                    </a:xfrm>
+                    <a:prstGeom prst="rect">
+                      <a:avLst/>
+                    </a:prstGeom>
+                    <a:noFill/>
+                    <a:ln>
+                      <a:noFill/>
+                    </a:ln>
+                  </pic:spPr>
+                </pic:pic>
+              </a:graphicData>
+            </a:graphic>
+          </wp:inline>
+        </w:drawing>
+      </w:r>
+    </w:p>
+    <w:p>
+      <w:pPr>
         <w:spacing w:before="120" w:after="60" w:line="276" w:lineRule="auto"/>
       </w:pPr>
       <w:r>
@@ -3805,14 +2951,12 @@
         </w:rPr>
         <w:t xml:space="preserve">El grafo relacional modela cada tabla como un nodo y cada llave foránea como una arista dirigida desde la tabla hija hacia la tabla padre. A </w:t>
       </w:r>
-      <w:proofErr w:type="gramStart"/>
-      <w:r>
-        <w:rPr>
-          <w:rFonts w:ascii="Arial" w:hAnsi="Arial" w:cs="Arial"/>
-        </w:rPr>
-        <w:t>continuación</w:t>
-      </w:r>
-      <w:proofErr w:type="gramEnd"/>
+      <w:r>
+        <w:rPr>
+          <w:rFonts w:ascii="Arial" w:hAnsi="Arial" w:cs="Arial"/>
+        </w:rPr>
+        <w:t>continuación,</w:t>
+      </w:r>
       <w:r>
         <w:rPr>
           <w:rFonts w:ascii="Arial" w:hAnsi="Arial" w:cs="Arial"/>
@@ -4028,6 +3172,7 @@
                 <w:sz w:val="18"/>
                 <w:szCs w:val="18"/>
               </w:rPr>
+              <w:lastRenderedPageBreak/>
               <w:t>CANTON</w:t>
             </w:r>
           </w:p>
@@ -4539,16 +3684,7 @@
                 <w:sz w:val="18"/>
                 <w:szCs w:val="18"/>
               </w:rPr>
-              <w:t xml:space="preserve">Los teléfonos son datos propios del cliente; si se elimina el cliente, sus </w:t>
-            </w:r>
-            <w:r>
-              <w:rPr>
-                <w:rFonts w:ascii="Arial" w:hAnsi="Arial" w:cs="Arial"/>
-                <w:sz w:val="18"/>
-                <w:szCs w:val="18"/>
-              </w:rPr>
-              <w:lastRenderedPageBreak/>
-              <w:t>teléfonos de contacto no tienen utilidad independiente.</w:t>
+              <w:t>Los teléfonos son datos propios del cliente; si se elimina el cliente, sus teléfonos de contacto no tienen utilidad independiente.</w:t>
             </w:r>
           </w:p>
         </w:tc>
@@ -4575,7 +3711,6 @@
                 <w:sz w:val="18"/>
                 <w:szCs w:val="18"/>
               </w:rPr>
-              <w:lastRenderedPageBreak/>
               <w:t>LINEA_MOVIL</w:t>
             </w:r>
           </w:p>
@@ -5199,7 +4334,16 @@
                 <w:sz w:val="18"/>
                 <w:szCs w:val="18"/>
               </w:rPr>
-              <w:t>El ámbito es clasificatorio; si se elimina un ámbito (ej.: reestructuración de zonas) el consumo existe y debe conservarse, perdiendo solo la clasificación de ámbito.</w:t>
+              <w:t xml:space="preserve">El ámbito es clasificatorio; si se elimina un ámbito (ej.: reestructuración de zonas) el </w:t>
+            </w:r>
+            <w:r>
+              <w:rPr>
+                <w:rFonts w:ascii="Arial" w:hAnsi="Arial" w:cs="Arial"/>
+                <w:sz w:val="18"/>
+                <w:szCs w:val="18"/>
+              </w:rPr>
+              <w:lastRenderedPageBreak/>
+              <w:t>consumo existe y debe conservarse, perdiendo solo la clasificación de ámbito.</w:t>
             </w:r>
           </w:p>
         </w:tc>
@@ -5226,6 +4370,7 @@
                 <w:sz w:val="18"/>
                 <w:szCs w:val="18"/>
               </w:rPr>
+              <w:lastRenderedPageBreak/>
               <w:t>CONSUMO</w:t>
             </w:r>
           </w:p>
@@ -5589,16 +4734,7 @@
                 <w:sz w:val="18"/>
                 <w:szCs w:val="18"/>
               </w:rPr>
-              <w:t xml:space="preserve">Las facturas son registros contables; nunca se deben eliminar mientras exista la línea o incluso después. Se </w:t>
-            </w:r>
-            <w:r>
-              <w:rPr>
-                <w:rFonts w:ascii="Arial" w:hAnsi="Arial" w:cs="Arial"/>
-                <w:sz w:val="18"/>
-                <w:szCs w:val="18"/>
-              </w:rPr>
-              <w:lastRenderedPageBreak/>
-              <w:t>restringe el borrado de la línea si tiene facturas.</w:t>
+              <w:t>Las facturas son registros contables; nunca se deben eliminar mientras exista la línea o incluso después. Se restringe el borrado de la línea si tiene facturas.</w:t>
             </w:r>
           </w:p>
         </w:tc>
@@ -5625,7 +4761,6 @@
                 <w:sz w:val="18"/>
                 <w:szCs w:val="18"/>
               </w:rPr>
-              <w:lastRenderedPageBreak/>
               <w:t>CONCEPTO_COBRO</w:t>
             </w:r>
           </w:p>
@@ -6554,6 +5689,7 @@
                 <w:sz w:val="18"/>
                 <w:szCs w:val="18"/>
               </w:rPr>
+              <w:lastRenderedPageBreak/>
               <w:t>LINEA_SERVICIO</w:t>
             </w:r>
           </w:p>
@@ -7567,16 +6703,7 @@
                 <w:sz w:val="18"/>
                 <w:szCs w:val="18"/>
               </w:rPr>
-              <w:t xml:space="preserve">Si una de las dos promociones incompatibles </w:t>
-            </w:r>
-            <w:r>
-              <w:rPr>
-                <w:rFonts w:ascii="Arial" w:hAnsi="Arial" w:cs="Arial"/>
-                <w:sz w:val="18"/>
-                <w:szCs w:val="18"/>
-              </w:rPr>
-              <w:lastRenderedPageBreak/>
-              <w:t>se elimina, la regla de incompatibilidad deja de tener objeto.</w:t>
+              <w:t>Si una de las dos promociones incompatibles se elimina, la regla de incompatibilidad deja de tener objeto.</w:t>
             </w:r>
           </w:p>
         </w:tc>
@@ -7603,7 +6730,6 @@
                 <w:sz w:val="18"/>
                 <w:szCs w:val="18"/>
               </w:rPr>
-              <w:lastRenderedPageBreak/>
               <w:t>FRANJA_INCOMPATIBLE</w:t>
             </w:r>
           </w:p>
@@ -7825,6 +6951,7 @@
         <w:rPr>
           <w:rFonts w:ascii="Arial" w:hAnsi="Arial" w:cs="Arial"/>
         </w:rPr>
+        <w:lastRenderedPageBreak/>
         <w:t>CONSUMO → LINEA_MOVIL (ON DELETE RESTRICT): El historial de consumo es el insumo directo del proceso de facturación mensual. Eliminar una línea con consumos existentes destruiría datos de auditoría y haría imposible la reconstrucción de facturas pasadas. La base de datos debe preservar estos registros indefinidamente por requerimientos regulatorios típicos de operadoras de telecomunicaciones.</w:t>
       </w:r>
     </w:p>
@@ -7865,14 +6992,7 @@
         <w:rPr>
           <w:rFonts w:ascii="Arial" w:hAnsi="Arial" w:cs="Arial"/>
         </w:rPr>
-        <w:t xml:space="preserve">CONCEPTO_COBRO → FACTURA (ON DELETE CASCADE): Un concepto de cobro es un elemento de detalle de la factura; sin factura padre es un registro sin contexto ni </w:t>
-      </w:r>
-      <w:r>
-        <w:rPr>
-          <w:rFonts w:ascii="Arial" w:hAnsi="Arial" w:cs="Arial"/>
-        </w:rPr>
-        <w:lastRenderedPageBreak/>
-        <w:t>propósito. Al eliminar una factura (caso extremo de corrección administrativa), todos sus conceptos deben eliminarse conjuntamente para evitar datos huérfanos que inflen la tabla.</w:t>
+        <w:t>CONCEPTO_COBRO → FACTURA (ON DELETE CASCADE): Un concepto de cobro es un elemento de detalle de la factura; sin factura padre es un registro sin contexto ni propósito. Al eliminar una factura (caso extremo de corrección administrativa), todos sus conceptos deben eliminarse conjuntamente para evitar datos huérfanos que inflen la tabla.</w:t>
       </w:r>
     </w:p>
     <w:p>
@@ -7927,6 +7047,3243 @@
           <w:rFonts w:ascii="Arial" w:hAnsi="Arial" w:cs="Arial"/>
         </w:rPr>
         <w:t xml:space="preserve"> aunque se pierda la referencia clasificatoria. Poner en NULL es preferible a cascade (perderíamos datos de consumo valiosos) o restrict (bloquearíamos la reorganización del catálogo).</w:t>
+      </w:r>
+    </w:p>
+    <w:p>
+      <w:pPr>
+        <w:spacing w:before="100" w:after="100"/>
+      </w:pPr>
+    </w:p>
+    <w:p>
+      <w:pPr>
+        <w:spacing w:before="100" w:after="100"/>
+      </w:pPr>
+    </w:p>
+    <w:p>
+      <w:pPr>
+        <w:spacing w:line="276" w:lineRule="auto"/>
+        <w:rPr>
+          <w:rFonts w:ascii="Arial" w:hAnsi="Arial" w:cs="Arial"/>
+          <w:b/>
+          <w:bCs/>
+          <w:i/>
+          <w:iCs/>
+          <w:sz w:val="24"/>
+          <w:szCs w:val="24"/>
+        </w:rPr>
+      </w:pPr>
+    </w:p>
+    <w:p>
+      <w:pPr>
+        <w:tabs>
+          <w:tab w:val="left" w:pos="3621"/>
+        </w:tabs>
+        <w:spacing w:line="276" w:lineRule="auto"/>
+        <w:rPr>
+          <w:rFonts w:ascii="Arial" w:hAnsi="Arial" w:cs="Arial"/>
+          <w:b/>
+          <w:bCs/>
+          <w:i/>
+          <w:iCs/>
+          <w:sz w:val="24"/>
+          <w:szCs w:val="24"/>
+        </w:rPr>
+      </w:pPr>
+      <w:r>
+        <w:rPr>
+          <w:rFonts w:ascii="Arial" w:hAnsi="Arial" w:cs="Arial"/>
+          <w:b/>
+          <w:bCs/>
+          <w:i/>
+          <w:iCs/>
+          <w:sz w:val="24"/>
+          <w:szCs w:val="24"/>
+        </w:rPr>
+        <w:t xml:space="preserve">2.c </w:t>
+      </w:r>
+      <w:r>
+        <w:rPr>
+          <w:rFonts w:ascii="Arial" w:hAnsi="Arial" w:cs="Arial"/>
+          <w:b/>
+          <w:bCs/>
+          <w:i/>
+          <w:iCs/>
+          <w:sz w:val="24"/>
+          <w:szCs w:val="24"/>
+        </w:rPr>
+        <w:t>identificación</w:t>
+      </w:r>
+      <w:r>
+        <w:rPr>
+          <w:rFonts w:ascii="Arial" w:hAnsi="Arial" w:cs="Arial"/>
+          <w:b/>
+          <w:bCs/>
+          <w:i/>
+          <w:iCs/>
+          <w:sz w:val="24"/>
+          <w:szCs w:val="24"/>
+        </w:rPr>
+        <w:t xml:space="preserve"> de </w:t>
+      </w:r>
+      <w:r>
+        <w:rPr>
+          <w:rFonts w:ascii="Arial" w:hAnsi="Arial" w:cs="Arial"/>
+          <w:b/>
+          <w:bCs/>
+          <w:i/>
+          <w:iCs/>
+          <w:sz w:val="24"/>
+          <w:szCs w:val="24"/>
+        </w:rPr>
+        <w:t>dependencias funcionales</w:t>
+      </w:r>
+      <w:r>
+        <w:rPr>
+          <w:rFonts w:ascii="Arial" w:hAnsi="Arial" w:cs="Arial"/>
+          <w:b/>
+          <w:bCs/>
+          <w:i/>
+          <w:iCs/>
+          <w:sz w:val="24"/>
+          <w:szCs w:val="24"/>
+        </w:rPr>
+        <w:t xml:space="preserve"> y multivaluadas</w:t>
+      </w:r>
+    </w:p>
+    <w:p>
+      <w:pPr>
+        <w:tabs>
+          <w:tab w:val="left" w:pos="3621"/>
+        </w:tabs>
+        <w:spacing w:line="276" w:lineRule="auto"/>
+        <w:rPr>
+          <w:rFonts w:ascii="Arial" w:hAnsi="Arial" w:cs="Arial"/>
+          <w:i/>
+          <w:iCs/>
+          <w:sz w:val="24"/>
+          <w:szCs w:val="24"/>
+        </w:rPr>
+      </w:pPr>
+    </w:p>
+    <w:p>
+      <w:pPr>
+        <w:spacing w:line="276" w:lineRule="auto"/>
+        <w:rPr>
+          <w:rFonts w:ascii="Arial" w:hAnsi="Arial" w:cs="Arial"/>
+          <w:i/>
+          <w:iCs/>
+          <w:sz w:val="24"/>
+          <w:szCs w:val="24"/>
+        </w:rPr>
+      </w:pPr>
+      <w:r>
+        <w:rPr>
+          <w:rFonts w:ascii="Arial" w:hAnsi="Arial" w:cs="Arial"/>
+          <w:i/>
+          <w:iCs/>
+          <w:sz w:val="24"/>
+          <w:szCs w:val="24"/>
+        </w:rPr>
+        <w:t>i. Dependencias Funcionales por Relación</w:t>
+      </w:r>
+    </w:p>
+    <w:p>
+      <w:pPr>
+        <w:spacing w:line="276" w:lineRule="auto"/>
+        <w:rPr>
+          <w:rFonts w:ascii="Arial" w:hAnsi="Arial" w:cs="Arial"/>
+          <w:i/>
+          <w:iCs/>
+          <w:sz w:val="24"/>
+          <w:szCs w:val="24"/>
+        </w:rPr>
+      </w:pPr>
+    </w:p>
+    <w:p>
+      <w:pPr>
+        <w:numPr>
+          <w:ilvl w:val="0"/>
+          <w:numId w:val="3"/>
+        </w:numPr>
+        <w:spacing w:line="276" w:lineRule="auto"/>
+        <w:rPr>
+          <w:rFonts w:ascii="Arial" w:hAnsi="Arial" w:cs="Arial"/>
+          <w:i/>
+          <w:iCs/>
+          <w:sz w:val="24"/>
+          <w:szCs w:val="24"/>
+        </w:rPr>
+      </w:pPr>
+      <w:r>
+        <w:rPr>
+          <w:rFonts w:ascii="Arial" w:hAnsi="Arial" w:cs="Arial"/>
+          <w:i/>
+          <w:iCs/>
+          <w:sz w:val="24"/>
+          <w:szCs w:val="24"/>
+        </w:rPr>
+        <w:t>Tabla: PROVINCIA</w:t>
+      </w:r>
+    </w:p>
+    <w:p>
+      <w:pPr>
+        <w:numPr>
+          <w:ilvl w:val="1"/>
+          <w:numId w:val="3"/>
+        </w:numPr>
+        <w:spacing w:line="276" w:lineRule="auto"/>
+        <w:rPr>
+          <w:rFonts w:ascii="Arial" w:hAnsi="Arial" w:cs="Arial"/>
+          <w:i/>
+          <w:iCs/>
+          <w:sz w:val="24"/>
+          <w:szCs w:val="24"/>
+        </w:rPr>
+      </w:pPr>
+      <w:proofErr w:type="spellStart"/>
+      <w:r>
+        <w:rPr>
+          <w:rFonts w:ascii="Arial" w:hAnsi="Arial" w:cs="Arial"/>
+          <w:i/>
+          <w:iCs/>
+          <w:sz w:val="24"/>
+          <w:szCs w:val="24"/>
+        </w:rPr>
+        <w:t>CodProvincia</w:t>
+      </w:r>
+      <w:proofErr w:type="spellEnd"/>
+      <w:r>
+        <w:rPr>
+          <w:rFonts w:ascii="Arial" w:hAnsi="Arial" w:cs="Arial"/>
+          <w:i/>
+          <w:iCs/>
+          <w:sz w:val="24"/>
+          <w:szCs w:val="24"/>
+        </w:rPr>
+        <w:t xml:space="preserve"> -&gt; </w:t>
+      </w:r>
+      <w:proofErr w:type="spellStart"/>
+      <w:r>
+        <w:rPr>
+          <w:rFonts w:ascii="Arial" w:hAnsi="Arial" w:cs="Arial"/>
+          <w:i/>
+          <w:iCs/>
+          <w:sz w:val="24"/>
+          <w:szCs w:val="24"/>
+        </w:rPr>
+        <w:t>NombreProvincia</w:t>
+      </w:r>
+      <w:proofErr w:type="spellEnd"/>
+    </w:p>
+    <w:p>
+      <w:pPr>
+        <w:numPr>
+          <w:ilvl w:val="1"/>
+          <w:numId w:val="3"/>
+        </w:numPr>
+        <w:spacing w:line="276" w:lineRule="auto"/>
+        <w:rPr>
+          <w:rFonts w:ascii="Arial" w:hAnsi="Arial" w:cs="Arial"/>
+          <w:i/>
+          <w:iCs/>
+          <w:sz w:val="24"/>
+          <w:szCs w:val="24"/>
+        </w:rPr>
+      </w:pPr>
+      <w:r>
+        <w:rPr>
+          <w:rFonts w:ascii="Arial" w:hAnsi="Arial" w:cs="Arial"/>
+          <w:i/>
+          <w:iCs/>
+          <w:sz w:val="24"/>
+          <w:szCs w:val="24"/>
+        </w:rPr>
+        <w:t xml:space="preserve"> El código único de la provincia determina su nombre oficial.</w:t>
+      </w:r>
+    </w:p>
+    <w:p>
+      <w:pPr>
+        <w:numPr>
+          <w:ilvl w:val="0"/>
+          <w:numId w:val="3"/>
+        </w:numPr>
+        <w:spacing w:line="276" w:lineRule="auto"/>
+        <w:rPr>
+          <w:rFonts w:ascii="Arial" w:hAnsi="Arial" w:cs="Arial"/>
+          <w:i/>
+          <w:iCs/>
+          <w:sz w:val="24"/>
+          <w:szCs w:val="24"/>
+        </w:rPr>
+      </w:pPr>
+      <w:r>
+        <w:rPr>
+          <w:rFonts w:ascii="Arial" w:hAnsi="Arial" w:cs="Arial"/>
+          <w:i/>
+          <w:iCs/>
+          <w:sz w:val="24"/>
+          <w:szCs w:val="24"/>
+        </w:rPr>
+        <w:t>Tabla: CANTON</w:t>
+      </w:r>
+    </w:p>
+    <w:p>
+      <w:pPr>
+        <w:numPr>
+          <w:ilvl w:val="1"/>
+          <w:numId w:val="3"/>
+        </w:numPr>
+        <w:spacing w:line="276" w:lineRule="auto"/>
+        <w:rPr>
+          <w:rFonts w:ascii="Arial" w:hAnsi="Arial" w:cs="Arial"/>
+          <w:i/>
+          <w:iCs/>
+          <w:sz w:val="24"/>
+          <w:szCs w:val="24"/>
+        </w:rPr>
+      </w:pPr>
+      <w:proofErr w:type="spellStart"/>
+      <w:r>
+        <w:rPr>
+          <w:rFonts w:ascii="Arial" w:hAnsi="Arial" w:cs="Arial"/>
+          <w:i/>
+          <w:iCs/>
+          <w:sz w:val="24"/>
+          <w:szCs w:val="24"/>
+        </w:rPr>
+        <w:t>CodCantón</w:t>
+      </w:r>
+      <w:proofErr w:type="spellEnd"/>
+      <w:r>
+        <w:rPr>
+          <w:rFonts w:ascii="Arial" w:hAnsi="Arial" w:cs="Arial"/>
+          <w:i/>
+          <w:iCs/>
+          <w:sz w:val="24"/>
+          <w:szCs w:val="24"/>
+        </w:rPr>
+        <w:t xml:space="preserve"> -&gt; </w:t>
+      </w:r>
+      <w:proofErr w:type="spellStart"/>
+      <w:r>
+        <w:rPr>
+          <w:rFonts w:ascii="Arial" w:hAnsi="Arial" w:cs="Arial"/>
+          <w:i/>
+          <w:iCs/>
+          <w:sz w:val="24"/>
+          <w:szCs w:val="24"/>
+        </w:rPr>
+        <w:t>NombreCantón</w:t>
+      </w:r>
+      <w:proofErr w:type="spellEnd"/>
+      <w:r>
+        <w:rPr>
+          <w:rFonts w:ascii="Arial" w:hAnsi="Arial" w:cs="Arial"/>
+          <w:i/>
+          <w:iCs/>
+          <w:sz w:val="24"/>
+          <w:szCs w:val="24"/>
+        </w:rPr>
+        <w:t>, Provincia</w:t>
+      </w:r>
+    </w:p>
+    <w:p>
+      <w:pPr>
+        <w:numPr>
+          <w:ilvl w:val="1"/>
+          <w:numId w:val="3"/>
+        </w:numPr>
+        <w:spacing w:line="276" w:lineRule="auto"/>
+        <w:rPr>
+          <w:rFonts w:ascii="Arial" w:hAnsi="Arial" w:cs="Arial"/>
+          <w:i/>
+          <w:iCs/>
+          <w:sz w:val="24"/>
+          <w:szCs w:val="24"/>
+        </w:rPr>
+      </w:pPr>
+      <w:r>
+        <w:rPr>
+          <w:rFonts w:ascii="Arial" w:hAnsi="Arial" w:cs="Arial"/>
+          <w:i/>
+          <w:iCs/>
+          <w:sz w:val="24"/>
+          <w:szCs w:val="24"/>
+        </w:rPr>
+        <w:t>El código del cantón determina su nombre y la provincia a la que pertenece.</w:t>
+      </w:r>
+    </w:p>
+    <w:p>
+      <w:pPr>
+        <w:numPr>
+          <w:ilvl w:val="0"/>
+          <w:numId w:val="3"/>
+        </w:numPr>
+        <w:spacing w:line="276" w:lineRule="auto"/>
+        <w:rPr>
+          <w:rFonts w:ascii="Arial" w:hAnsi="Arial" w:cs="Arial"/>
+          <w:i/>
+          <w:iCs/>
+          <w:sz w:val="24"/>
+          <w:szCs w:val="24"/>
+        </w:rPr>
+      </w:pPr>
+      <w:r>
+        <w:rPr>
+          <w:rFonts w:ascii="Arial" w:hAnsi="Arial" w:cs="Arial"/>
+          <w:i/>
+          <w:iCs/>
+          <w:sz w:val="24"/>
+          <w:szCs w:val="24"/>
+        </w:rPr>
+        <w:t>Tabla: DISTRITO</w:t>
+      </w:r>
+    </w:p>
+    <w:p>
+      <w:pPr>
+        <w:numPr>
+          <w:ilvl w:val="1"/>
+          <w:numId w:val="3"/>
+        </w:numPr>
+        <w:spacing w:line="276" w:lineRule="auto"/>
+        <w:rPr>
+          <w:rFonts w:ascii="Arial" w:hAnsi="Arial" w:cs="Arial"/>
+          <w:i/>
+          <w:iCs/>
+          <w:sz w:val="24"/>
+          <w:szCs w:val="24"/>
+        </w:rPr>
+      </w:pPr>
+      <w:proofErr w:type="spellStart"/>
+      <w:r>
+        <w:rPr>
+          <w:rFonts w:ascii="Arial" w:hAnsi="Arial" w:cs="Arial"/>
+          <w:i/>
+          <w:iCs/>
+          <w:sz w:val="24"/>
+          <w:szCs w:val="24"/>
+        </w:rPr>
+        <w:t>CodDistrito</w:t>
+      </w:r>
+      <w:proofErr w:type="spellEnd"/>
+      <w:r>
+        <w:rPr>
+          <w:rFonts w:ascii="Arial" w:hAnsi="Arial" w:cs="Arial"/>
+          <w:i/>
+          <w:iCs/>
+          <w:sz w:val="24"/>
+          <w:szCs w:val="24"/>
+        </w:rPr>
+        <w:t xml:space="preserve"> -&gt; </w:t>
+      </w:r>
+      <w:proofErr w:type="spellStart"/>
+      <w:r>
+        <w:rPr>
+          <w:rFonts w:ascii="Arial" w:hAnsi="Arial" w:cs="Arial"/>
+          <w:i/>
+          <w:iCs/>
+          <w:sz w:val="24"/>
+          <w:szCs w:val="24"/>
+        </w:rPr>
+        <w:t>NombreDistrito</w:t>
+      </w:r>
+      <w:proofErr w:type="spellEnd"/>
+      <w:r>
+        <w:rPr>
+          <w:rFonts w:ascii="Arial" w:hAnsi="Arial" w:cs="Arial"/>
+          <w:i/>
+          <w:iCs/>
+          <w:sz w:val="24"/>
+          <w:szCs w:val="24"/>
+        </w:rPr>
+        <w:t>, Cantón</w:t>
+      </w:r>
+    </w:p>
+    <w:p>
+      <w:pPr>
+        <w:numPr>
+          <w:ilvl w:val="1"/>
+          <w:numId w:val="3"/>
+        </w:numPr>
+        <w:spacing w:line="276" w:lineRule="auto"/>
+        <w:rPr>
+          <w:rFonts w:ascii="Arial" w:hAnsi="Arial" w:cs="Arial"/>
+          <w:i/>
+          <w:iCs/>
+          <w:sz w:val="24"/>
+          <w:szCs w:val="24"/>
+        </w:rPr>
+      </w:pPr>
+      <w:r>
+        <w:rPr>
+          <w:rFonts w:ascii="Arial" w:hAnsi="Arial" w:cs="Arial"/>
+          <w:i/>
+          <w:iCs/>
+          <w:sz w:val="24"/>
+          <w:szCs w:val="24"/>
+        </w:rPr>
+        <w:t xml:space="preserve"> El código del distrito determina el nombre del distrito y el cantón que lo tiene.</w:t>
+      </w:r>
+    </w:p>
+    <w:p>
+      <w:pPr>
+        <w:numPr>
+          <w:ilvl w:val="0"/>
+          <w:numId w:val="3"/>
+        </w:numPr>
+        <w:spacing w:line="276" w:lineRule="auto"/>
+        <w:rPr>
+          <w:rFonts w:ascii="Arial" w:hAnsi="Arial" w:cs="Arial"/>
+          <w:i/>
+          <w:iCs/>
+          <w:sz w:val="24"/>
+          <w:szCs w:val="24"/>
+        </w:rPr>
+      </w:pPr>
+      <w:r>
+        <w:rPr>
+          <w:rFonts w:ascii="Arial" w:hAnsi="Arial" w:cs="Arial"/>
+          <w:i/>
+          <w:iCs/>
+          <w:sz w:val="24"/>
+          <w:szCs w:val="24"/>
+        </w:rPr>
+        <w:t>Tabla: CLIENTE</w:t>
+      </w:r>
+    </w:p>
+    <w:p>
+      <w:pPr>
+        <w:numPr>
+          <w:ilvl w:val="1"/>
+          <w:numId w:val="3"/>
+        </w:numPr>
+        <w:spacing w:line="276" w:lineRule="auto"/>
+        <w:rPr>
+          <w:rFonts w:ascii="Arial" w:hAnsi="Arial" w:cs="Arial"/>
+          <w:i/>
+          <w:iCs/>
+          <w:sz w:val="24"/>
+          <w:szCs w:val="24"/>
+        </w:rPr>
+      </w:pPr>
+      <w:r>
+        <w:rPr>
+          <w:rFonts w:ascii="Arial" w:hAnsi="Arial" w:cs="Arial"/>
+          <w:i/>
+          <w:iCs/>
+          <w:sz w:val="24"/>
+          <w:szCs w:val="24"/>
+        </w:rPr>
+        <w:t xml:space="preserve">Cedula -&gt; Nombre, Apellidos, </w:t>
+      </w:r>
+      <w:proofErr w:type="spellStart"/>
+      <w:r>
+        <w:rPr>
+          <w:rFonts w:ascii="Arial" w:hAnsi="Arial" w:cs="Arial"/>
+          <w:i/>
+          <w:iCs/>
+          <w:sz w:val="24"/>
+          <w:szCs w:val="24"/>
+        </w:rPr>
+        <w:t>Correo_Electronico</w:t>
+      </w:r>
+      <w:proofErr w:type="spellEnd"/>
+      <w:r>
+        <w:rPr>
+          <w:rFonts w:ascii="Arial" w:hAnsi="Arial" w:cs="Arial"/>
+          <w:i/>
+          <w:iCs/>
+          <w:sz w:val="24"/>
+          <w:szCs w:val="24"/>
+        </w:rPr>
+        <w:t xml:space="preserve">, </w:t>
+      </w:r>
+      <w:proofErr w:type="spellStart"/>
+      <w:r>
+        <w:rPr>
+          <w:rFonts w:ascii="Arial" w:hAnsi="Arial" w:cs="Arial"/>
+          <w:i/>
+          <w:iCs/>
+          <w:sz w:val="24"/>
+          <w:szCs w:val="24"/>
+        </w:rPr>
+        <w:t>Fecha_Ingreso</w:t>
+      </w:r>
+      <w:proofErr w:type="spellEnd"/>
+      <w:r>
+        <w:rPr>
+          <w:rFonts w:ascii="Arial" w:hAnsi="Arial" w:cs="Arial"/>
+          <w:i/>
+          <w:iCs/>
+          <w:sz w:val="24"/>
+          <w:szCs w:val="24"/>
+        </w:rPr>
+        <w:t xml:space="preserve">, </w:t>
+      </w:r>
+      <w:proofErr w:type="spellStart"/>
+      <w:r>
+        <w:rPr>
+          <w:rFonts w:ascii="Arial" w:hAnsi="Arial" w:cs="Arial"/>
+          <w:i/>
+          <w:iCs/>
+          <w:sz w:val="24"/>
+          <w:szCs w:val="24"/>
+        </w:rPr>
+        <w:t>Tipo_Cliente</w:t>
+      </w:r>
+      <w:proofErr w:type="spellEnd"/>
+      <w:r>
+        <w:rPr>
+          <w:rFonts w:ascii="Arial" w:hAnsi="Arial" w:cs="Arial"/>
+          <w:i/>
+          <w:iCs/>
+          <w:sz w:val="24"/>
+          <w:szCs w:val="24"/>
+        </w:rPr>
+        <w:t xml:space="preserve">, </w:t>
+      </w:r>
+      <w:proofErr w:type="spellStart"/>
+      <w:r>
+        <w:rPr>
+          <w:rFonts w:ascii="Arial" w:hAnsi="Arial" w:cs="Arial"/>
+          <w:i/>
+          <w:iCs/>
+          <w:sz w:val="24"/>
+          <w:szCs w:val="24"/>
+        </w:rPr>
+        <w:t>CodDistrito</w:t>
+      </w:r>
+      <w:proofErr w:type="spellEnd"/>
+      <w:r>
+        <w:rPr>
+          <w:rFonts w:ascii="Arial" w:hAnsi="Arial" w:cs="Arial"/>
+          <w:i/>
+          <w:iCs/>
+          <w:sz w:val="24"/>
+          <w:szCs w:val="24"/>
+        </w:rPr>
+        <w:t xml:space="preserve">, Provincia, </w:t>
+      </w:r>
+      <w:proofErr w:type="spellStart"/>
+      <w:r>
+        <w:rPr>
+          <w:rFonts w:ascii="Arial" w:hAnsi="Arial" w:cs="Arial"/>
+          <w:i/>
+          <w:iCs/>
+          <w:sz w:val="24"/>
+          <w:szCs w:val="24"/>
+        </w:rPr>
+        <w:t>CodCantón</w:t>
+      </w:r>
+      <w:proofErr w:type="spellEnd"/>
+    </w:p>
+    <w:p>
+      <w:pPr>
+        <w:numPr>
+          <w:ilvl w:val="1"/>
+          <w:numId w:val="3"/>
+        </w:numPr>
+        <w:spacing w:line="276" w:lineRule="auto"/>
+        <w:rPr>
+          <w:rFonts w:ascii="Arial" w:hAnsi="Arial" w:cs="Arial"/>
+          <w:i/>
+          <w:iCs/>
+          <w:sz w:val="24"/>
+          <w:szCs w:val="24"/>
+        </w:rPr>
+      </w:pPr>
+      <w:r>
+        <w:rPr>
+          <w:rFonts w:ascii="Arial" w:hAnsi="Arial" w:cs="Arial"/>
+          <w:i/>
+          <w:iCs/>
+          <w:sz w:val="24"/>
+          <w:szCs w:val="24"/>
+        </w:rPr>
+        <w:t xml:space="preserve">Con la cédula se identifica al cliente y determina todos sus datos personales, y por efectos de facturación requeridos en el enunciado, se </w:t>
+      </w:r>
+      <w:proofErr w:type="spellStart"/>
+      <w:r>
+        <w:rPr>
+          <w:rFonts w:ascii="Arial" w:hAnsi="Arial" w:cs="Arial"/>
+          <w:i/>
+          <w:iCs/>
+          <w:sz w:val="24"/>
+          <w:szCs w:val="24"/>
+        </w:rPr>
+        <w:t>incluyo</w:t>
+      </w:r>
+      <w:proofErr w:type="spellEnd"/>
+      <w:r>
+        <w:rPr>
+          <w:rFonts w:ascii="Arial" w:hAnsi="Arial" w:cs="Arial"/>
+          <w:i/>
+          <w:iCs/>
+          <w:sz w:val="24"/>
+          <w:szCs w:val="24"/>
+        </w:rPr>
+        <w:t xml:space="preserve"> la dependencia: Cedula → Provincia, </w:t>
+      </w:r>
+      <w:proofErr w:type="spellStart"/>
+      <w:r>
+        <w:rPr>
+          <w:rFonts w:ascii="Arial" w:hAnsi="Arial" w:cs="Arial"/>
+          <w:i/>
+          <w:iCs/>
+          <w:sz w:val="24"/>
+          <w:szCs w:val="24"/>
+        </w:rPr>
+        <w:t>CodCantón</w:t>
+      </w:r>
+      <w:proofErr w:type="spellEnd"/>
+      <w:r>
+        <w:rPr>
+          <w:rFonts w:ascii="Arial" w:hAnsi="Arial" w:cs="Arial"/>
+          <w:i/>
+          <w:iCs/>
+          <w:sz w:val="24"/>
+          <w:szCs w:val="24"/>
+        </w:rPr>
+        <w:t xml:space="preserve">, </w:t>
+      </w:r>
+      <w:proofErr w:type="spellStart"/>
+      <w:r>
+        <w:rPr>
+          <w:rFonts w:ascii="Arial" w:hAnsi="Arial" w:cs="Arial"/>
+          <w:i/>
+          <w:iCs/>
+          <w:sz w:val="24"/>
+          <w:szCs w:val="24"/>
+        </w:rPr>
+        <w:t>CodDistrito</w:t>
+      </w:r>
+      <w:proofErr w:type="spellEnd"/>
+      <w:r>
+        <w:rPr>
+          <w:rFonts w:ascii="Arial" w:hAnsi="Arial" w:cs="Arial"/>
+          <w:i/>
+          <w:iCs/>
+          <w:sz w:val="24"/>
+          <w:szCs w:val="24"/>
+        </w:rPr>
+        <w:t>.</w:t>
+      </w:r>
+    </w:p>
+    <w:p>
+      <w:pPr>
+        <w:numPr>
+          <w:ilvl w:val="0"/>
+          <w:numId w:val="3"/>
+        </w:numPr>
+        <w:spacing w:line="276" w:lineRule="auto"/>
+        <w:rPr>
+          <w:rFonts w:ascii="Arial" w:hAnsi="Arial" w:cs="Arial"/>
+          <w:i/>
+          <w:iCs/>
+          <w:sz w:val="24"/>
+          <w:szCs w:val="24"/>
+        </w:rPr>
+      </w:pPr>
+      <w:r>
+        <w:rPr>
+          <w:rFonts w:ascii="Arial" w:hAnsi="Arial" w:cs="Arial"/>
+          <w:i/>
+          <w:iCs/>
+          <w:sz w:val="24"/>
+          <w:szCs w:val="24"/>
+        </w:rPr>
+        <w:t>Tabla: PLAN_TARIFARIO</w:t>
+      </w:r>
+    </w:p>
+    <w:p>
+      <w:pPr>
+        <w:numPr>
+          <w:ilvl w:val="1"/>
+          <w:numId w:val="3"/>
+        </w:numPr>
+        <w:spacing w:line="276" w:lineRule="auto"/>
+        <w:rPr>
+          <w:rFonts w:ascii="Arial" w:hAnsi="Arial" w:cs="Arial"/>
+          <w:i/>
+          <w:iCs/>
+          <w:sz w:val="24"/>
+          <w:szCs w:val="24"/>
+        </w:rPr>
+      </w:pPr>
+      <w:proofErr w:type="spellStart"/>
+      <w:r>
+        <w:rPr>
+          <w:rFonts w:ascii="Arial" w:hAnsi="Arial" w:cs="Arial"/>
+          <w:i/>
+          <w:iCs/>
+          <w:sz w:val="24"/>
+          <w:szCs w:val="24"/>
+        </w:rPr>
+        <w:t>CodPlan</w:t>
+      </w:r>
+      <w:proofErr w:type="spellEnd"/>
+      <w:r>
+        <w:rPr>
+          <w:rFonts w:ascii="Arial" w:hAnsi="Arial" w:cs="Arial"/>
+          <w:i/>
+          <w:iCs/>
+          <w:sz w:val="24"/>
+          <w:szCs w:val="24"/>
+        </w:rPr>
+        <w:t xml:space="preserve"> -&gt; Nombre, </w:t>
+      </w:r>
+      <w:proofErr w:type="spellStart"/>
+      <w:r>
+        <w:rPr>
+          <w:rFonts w:ascii="Arial" w:hAnsi="Arial" w:cs="Arial"/>
+          <w:i/>
+          <w:iCs/>
+          <w:sz w:val="24"/>
+          <w:szCs w:val="24"/>
+        </w:rPr>
+        <w:t>Descripcion</w:t>
+      </w:r>
+      <w:proofErr w:type="spellEnd"/>
+      <w:r>
+        <w:rPr>
+          <w:rFonts w:ascii="Arial" w:hAnsi="Arial" w:cs="Arial"/>
+          <w:i/>
+          <w:iCs/>
+          <w:sz w:val="24"/>
+          <w:szCs w:val="24"/>
+        </w:rPr>
+        <w:t xml:space="preserve">, </w:t>
+      </w:r>
+      <w:proofErr w:type="spellStart"/>
+      <w:r>
+        <w:rPr>
+          <w:rFonts w:ascii="Arial" w:hAnsi="Arial" w:cs="Arial"/>
+          <w:i/>
+          <w:iCs/>
+          <w:sz w:val="24"/>
+          <w:szCs w:val="24"/>
+        </w:rPr>
+        <w:t>Cuota_Mensual</w:t>
+      </w:r>
+      <w:proofErr w:type="spellEnd"/>
+      <w:r>
+        <w:rPr>
+          <w:rFonts w:ascii="Arial" w:hAnsi="Arial" w:cs="Arial"/>
+          <w:i/>
+          <w:iCs/>
+          <w:sz w:val="24"/>
+          <w:szCs w:val="24"/>
+        </w:rPr>
+        <w:t xml:space="preserve">, GB_Incluidos, </w:t>
+      </w:r>
+      <w:proofErr w:type="spellStart"/>
+      <w:r>
+        <w:rPr>
+          <w:rFonts w:ascii="Arial" w:hAnsi="Arial" w:cs="Arial"/>
+          <w:i/>
+          <w:iCs/>
+          <w:sz w:val="24"/>
+          <w:szCs w:val="24"/>
+        </w:rPr>
+        <w:t>Minutos_Incluidos</w:t>
+      </w:r>
+      <w:proofErr w:type="spellEnd"/>
+      <w:r>
+        <w:rPr>
+          <w:rFonts w:ascii="Arial" w:hAnsi="Arial" w:cs="Arial"/>
+          <w:i/>
+          <w:iCs/>
+          <w:sz w:val="24"/>
+          <w:szCs w:val="24"/>
+        </w:rPr>
+        <w:t xml:space="preserve">, </w:t>
+      </w:r>
+      <w:proofErr w:type="spellStart"/>
+      <w:r>
+        <w:rPr>
+          <w:rFonts w:ascii="Arial" w:hAnsi="Arial" w:cs="Arial"/>
+          <w:i/>
+          <w:iCs/>
+          <w:sz w:val="24"/>
+          <w:szCs w:val="24"/>
+        </w:rPr>
+        <w:t>Mensajes_Incluidos</w:t>
+      </w:r>
+      <w:proofErr w:type="spellEnd"/>
+      <w:r>
+        <w:rPr>
+          <w:rFonts w:ascii="Arial" w:hAnsi="Arial" w:cs="Arial"/>
+          <w:i/>
+          <w:iCs/>
+          <w:sz w:val="24"/>
+          <w:szCs w:val="24"/>
+        </w:rPr>
+        <w:t xml:space="preserve">, </w:t>
+      </w:r>
+      <w:proofErr w:type="spellStart"/>
+      <w:r>
+        <w:rPr>
+          <w:rFonts w:ascii="Arial" w:hAnsi="Arial" w:cs="Arial"/>
+          <w:i/>
+          <w:iCs/>
+          <w:sz w:val="24"/>
+          <w:szCs w:val="24"/>
+        </w:rPr>
+        <w:t>Costo_Exceso_Consumo</w:t>
+      </w:r>
+      <w:proofErr w:type="spellEnd"/>
+      <w:r>
+        <w:rPr>
+          <w:rFonts w:ascii="Arial" w:hAnsi="Arial" w:cs="Arial"/>
+          <w:i/>
+          <w:iCs/>
+          <w:sz w:val="24"/>
+          <w:szCs w:val="24"/>
+        </w:rPr>
+        <w:t xml:space="preserve">, </w:t>
+      </w:r>
+      <w:proofErr w:type="spellStart"/>
+      <w:r>
+        <w:rPr>
+          <w:rFonts w:ascii="Arial" w:hAnsi="Arial" w:cs="Arial"/>
+          <w:i/>
+          <w:iCs/>
+          <w:sz w:val="24"/>
+          <w:szCs w:val="24"/>
+        </w:rPr>
+        <w:t>CodCategoria</w:t>
+      </w:r>
+      <w:proofErr w:type="spellEnd"/>
+    </w:p>
+    <w:p>
+      <w:pPr>
+        <w:numPr>
+          <w:ilvl w:val="0"/>
+          <w:numId w:val="3"/>
+        </w:numPr>
+        <w:spacing w:line="276" w:lineRule="auto"/>
+        <w:rPr>
+          <w:rFonts w:ascii="Arial" w:hAnsi="Arial" w:cs="Arial"/>
+          <w:i/>
+          <w:iCs/>
+          <w:sz w:val="24"/>
+          <w:szCs w:val="24"/>
+        </w:rPr>
+      </w:pPr>
+      <w:r>
+        <w:rPr>
+          <w:rFonts w:ascii="Arial" w:hAnsi="Arial" w:cs="Arial"/>
+          <w:i/>
+          <w:iCs/>
+          <w:sz w:val="24"/>
+          <w:szCs w:val="24"/>
+        </w:rPr>
+        <w:t>Tabla: PROMOCION</w:t>
+      </w:r>
+    </w:p>
+    <w:p>
+      <w:pPr>
+        <w:numPr>
+          <w:ilvl w:val="1"/>
+          <w:numId w:val="3"/>
+        </w:numPr>
+        <w:spacing w:line="276" w:lineRule="auto"/>
+        <w:rPr>
+          <w:rFonts w:ascii="Arial" w:hAnsi="Arial" w:cs="Arial"/>
+          <w:i/>
+          <w:iCs/>
+          <w:sz w:val="24"/>
+          <w:szCs w:val="24"/>
+        </w:rPr>
+      </w:pPr>
+      <w:proofErr w:type="spellStart"/>
+      <w:r>
+        <w:rPr>
+          <w:rFonts w:ascii="Arial" w:hAnsi="Arial" w:cs="Arial"/>
+          <w:i/>
+          <w:iCs/>
+          <w:sz w:val="24"/>
+          <w:szCs w:val="24"/>
+        </w:rPr>
+        <w:t>CodPromocion</w:t>
+      </w:r>
+      <w:proofErr w:type="spellEnd"/>
+      <w:r>
+        <w:rPr>
+          <w:rFonts w:ascii="Arial" w:hAnsi="Arial" w:cs="Arial"/>
+          <w:i/>
+          <w:iCs/>
+          <w:sz w:val="24"/>
+          <w:szCs w:val="24"/>
+        </w:rPr>
+        <w:t xml:space="preserve"> -&gt; Nombre, </w:t>
+      </w:r>
+      <w:proofErr w:type="spellStart"/>
+      <w:r>
+        <w:rPr>
+          <w:rFonts w:ascii="Arial" w:hAnsi="Arial" w:cs="Arial"/>
+          <w:i/>
+          <w:iCs/>
+          <w:sz w:val="24"/>
+          <w:szCs w:val="24"/>
+        </w:rPr>
+        <w:t>Descripcion</w:t>
+      </w:r>
+      <w:proofErr w:type="spellEnd"/>
+      <w:r>
+        <w:rPr>
+          <w:rFonts w:ascii="Arial" w:hAnsi="Arial" w:cs="Arial"/>
+          <w:i/>
+          <w:iCs/>
+          <w:sz w:val="24"/>
+          <w:szCs w:val="24"/>
+        </w:rPr>
+        <w:t xml:space="preserve">, </w:t>
+      </w:r>
+      <w:proofErr w:type="spellStart"/>
+      <w:r>
+        <w:rPr>
+          <w:rFonts w:ascii="Arial" w:hAnsi="Arial" w:cs="Arial"/>
+          <w:i/>
+          <w:iCs/>
+          <w:sz w:val="24"/>
+          <w:szCs w:val="24"/>
+        </w:rPr>
+        <w:t>Fecha_Inicio</w:t>
+      </w:r>
+      <w:proofErr w:type="spellEnd"/>
+      <w:r>
+        <w:rPr>
+          <w:rFonts w:ascii="Arial" w:hAnsi="Arial" w:cs="Arial"/>
+          <w:i/>
+          <w:iCs/>
+          <w:sz w:val="24"/>
+          <w:szCs w:val="24"/>
+        </w:rPr>
+        <w:t xml:space="preserve">, </w:t>
+      </w:r>
+      <w:proofErr w:type="spellStart"/>
+      <w:r>
+        <w:rPr>
+          <w:rFonts w:ascii="Arial" w:hAnsi="Arial" w:cs="Arial"/>
+          <w:i/>
+          <w:iCs/>
+          <w:sz w:val="24"/>
+          <w:szCs w:val="24"/>
+        </w:rPr>
+        <w:t>Fecha_Finalizacion</w:t>
+      </w:r>
+      <w:proofErr w:type="spellEnd"/>
+      <w:r>
+        <w:rPr>
+          <w:rFonts w:ascii="Arial" w:hAnsi="Arial" w:cs="Arial"/>
+          <w:i/>
+          <w:iCs/>
+          <w:sz w:val="24"/>
+          <w:szCs w:val="24"/>
+        </w:rPr>
+        <w:t xml:space="preserve">, </w:t>
+      </w:r>
+      <w:proofErr w:type="spellStart"/>
+      <w:r>
+        <w:rPr>
+          <w:rFonts w:ascii="Arial" w:hAnsi="Arial" w:cs="Arial"/>
+          <w:i/>
+          <w:iCs/>
+          <w:sz w:val="24"/>
+          <w:szCs w:val="24"/>
+        </w:rPr>
+        <w:t>Porcentaje_Descuento</w:t>
+      </w:r>
+      <w:proofErr w:type="spellEnd"/>
+      <w:r>
+        <w:rPr>
+          <w:rFonts w:ascii="Arial" w:hAnsi="Arial" w:cs="Arial"/>
+          <w:i/>
+          <w:iCs/>
+          <w:sz w:val="24"/>
+          <w:szCs w:val="24"/>
+        </w:rPr>
+        <w:t xml:space="preserve">, </w:t>
+      </w:r>
+      <w:proofErr w:type="spellStart"/>
+      <w:r>
+        <w:rPr>
+          <w:rFonts w:ascii="Arial" w:hAnsi="Arial" w:cs="Arial"/>
+          <w:i/>
+          <w:iCs/>
+          <w:sz w:val="24"/>
+          <w:szCs w:val="24"/>
+        </w:rPr>
+        <w:t>TipoPromocion</w:t>
+      </w:r>
+      <w:proofErr w:type="spellEnd"/>
+    </w:p>
+    <w:p>
+      <w:pPr>
+        <w:numPr>
+          <w:ilvl w:val="1"/>
+          <w:numId w:val="3"/>
+        </w:numPr>
+        <w:spacing w:line="276" w:lineRule="auto"/>
+        <w:rPr>
+          <w:rFonts w:ascii="Arial" w:hAnsi="Arial" w:cs="Arial"/>
+          <w:i/>
+          <w:iCs/>
+          <w:sz w:val="24"/>
+          <w:szCs w:val="24"/>
+        </w:rPr>
+      </w:pPr>
+      <w:r>
+        <w:rPr>
+          <w:rFonts w:ascii="Arial" w:hAnsi="Arial" w:cs="Arial"/>
+          <w:i/>
+          <w:iCs/>
+          <w:sz w:val="24"/>
+          <w:szCs w:val="24"/>
+        </w:rPr>
+        <w:t xml:space="preserve">Cumple de forma directa con la restricción obligatoria del enunciado: </w:t>
+      </w:r>
+      <w:proofErr w:type="spellStart"/>
+      <w:r>
+        <w:rPr>
+          <w:rFonts w:ascii="Arial" w:hAnsi="Arial" w:cs="Arial"/>
+          <w:i/>
+          <w:iCs/>
+          <w:sz w:val="24"/>
+          <w:szCs w:val="24"/>
+        </w:rPr>
+        <w:t>CodPromocion</w:t>
+      </w:r>
+      <w:proofErr w:type="spellEnd"/>
+      <w:r>
+        <w:rPr>
+          <w:rFonts w:ascii="Arial" w:hAnsi="Arial" w:cs="Arial"/>
+          <w:i/>
+          <w:iCs/>
+          <w:sz w:val="24"/>
+          <w:szCs w:val="24"/>
+        </w:rPr>
+        <w:t xml:space="preserve"> → </w:t>
+      </w:r>
+      <w:proofErr w:type="spellStart"/>
+      <w:r>
+        <w:rPr>
+          <w:rFonts w:ascii="Arial" w:hAnsi="Arial" w:cs="Arial"/>
+          <w:i/>
+          <w:iCs/>
+          <w:sz w:val="24"/>
+          <w:szCs w:val="24"/>
+        </w:rPr>
+        <w:t>TipoPromocion</w:t>
+      </w:r>
+      <w:proofErr w:type="spellEnd"/>
+      <w:r>
+        <w:rPr>
+          <w:rFonts w:ascii="Arial" w:hAnsi="Arial" w:cs="Arial"/>
+          <w:i/>
+          <w:iCs/>
+          <w:sz w:val="24"/>
+          <w:szCs w:val="24"/>
+        </w:rPr>
+        <w:t>.</w:t>
+      </w:r>
+    </w:p>
+    <w:p>
+      <w:pPr>
+        <w:numPr>
+          <w:ilvl w:val="0"/>
+          <w:numId w:val="3"/>
+        </w:numPr>
+        <w:spacing w:line="276" w:lineRule="auto"/>
+        <w:rPr>
+          <w:rFonts w:ascii="Arial" w:hAnsi="Arial" w:cs="Arial"/>
+          <w:i/>
+          <w:iCs/>
+          <w:sz w:val="24"/>
+          <w:szCs w:val="24"/>
+        </w:rPr>
+      </w:pPr>
+      <w:r>
+        <w:rPr>
+          <w:rFonts w:ascii="Arial" w:hAnsi="Arial" w:cs="Arial"/>
+          <w:i/>
+          <w:iCs/>
+          <w:sz w:val="24"/>
+          <w:szCs w:val="24"/>
+        </w:rPr>
+        <w:t>Tabla: TIPO_PROMOCION</w:t>
+      </w:r>
+    </w:p>
+    <w:p>
+      <w:pPr>
+        <w:numPr>
+          <w:ilvl w:val="1"/>
+          <w:numId w:val="3"/>
+        </w:numPr>
+        <w:spacing w:line="276" w:lineRule="auto"/>
+        <w:rPr>
+          <w:rFonts w:ascii="Arial" w:hAnsi="Arial" w:cs="Arial"/>
+          <w:i/>
+          <w:iCs/>
+          <w:sz w:val="24"/>
+          <w:szCs w:val="24"/>
+        </w:rPr>
+      </w:pPr>
+      <w:proofErr w:type="spellStart"/>
+      <w:r>
+        <w:rPr>
+          <w:rFonts w:ascii="Arial" w:hAnsi="Arial" w:cs="Arial"/>
+          <w:i/>
+          <w:iCs/>
+          <w:sz w:val="24"/>
+          <w:szCs w:val="24"/>
+        </w:rPr>
+        <w:t>TipoPromocion</w:t>
+      </w:r>
+      <w:proofErr w:type="spellEnd"/>
+      <w:r>
+        <w:rPr>
+          <w:rFonts w:ascii="Arial" w:hAnsi="Arial" w:cs="Arial"/>
+          <w:i/>
+          <w:iCs/>
+          <w:sz w:val="24"/>
+          <w:szCs w:val="24"/>
+        </w:rPr>
+        <w:t xml:space="preserve"> -&gt; </w:t>
+      </w:r>
+      <w:proofErr w:type="spellStart"/>
+      <w:r>
+        <w:rPr>
+          <w:rFonts w:ascii="Arial" w:hAnsi="Arial" w:cs="Arial"/>
+          <w:i/>
+          <w:iCs/>
+          <w:sz w:val="24"/>
+          <w:szCs w:val="24"/>
+        </w:rPr>
+        <w:t>PorcentajeMaximo</w:t>
+      </w:r>
+      <w:proofErr w:type="spellEnd"/>
+    </w:p>
+    <w:p>
+      <w:pPr>
+        <w:numPr>
+          <w:ilvl w:val="1"/>
+          <w:numId w:val="3"/>
+        </w:numPr>
+        <w:spacing w:line="276" w:lineRule="auto"/>
+        <w:rPr>
+          <w:rFonts w:ascii="Arial" w:hAnsi="Arial" w:cs="Arial"/>
+          <w:i/>
+          <w:iCs/>
+          <w:sz w:val="24"/>
+          <w:szCs w:val="24"/>
+        </w:rPr>
+      </w:pPr>
+      <w:r>
+        <w:rPr>
+          <w:rFonts w:ascii="Arial" w:hAnsi="Arial" w:cs="Arial"/>
+          <w:i/>
+          <w:iCs/>
+          <w:sz w:val="24"/>
+          <w:szCs w:val="24"/>
+        </w:rPr>
+        <w:lastRenderedPageBreak/>
+        <w:t xml:space="preserve">Cumple con la dependencia de catálogo exigida por la cátedra donde el tipo de promoción determina su tope de descuento: </w:t>
+      </w:r>
+      <w:proofErr w:type="spellStart"/>
+      <w:r>
+        <w:rPr>
+          <w:rFonts w:ascii="Arial" w:hAnsi="Arial" w:cs="Arial"/>
+          <w:i/>
+          <w:iCs/>
+          <w:sz w:val="24"/>
+          <w:szCs w:val="24"/>
+        </w:rPr>
+        <w:t>TipoPromocion</w:t>
+      </w:r>
+      <w:proofErr w:type="spellEnd"/>
+      <w:r>
+        <w:rPr>
+          <w:rFonts w:ascii="Arial" w:hAnsi="Arial" w:cs="Arial"/>
+          <w:i/>
+          <w:iCs/>
+          <w:sz w:val="24"/>
+          <w:szCs w:val="24"/>
+        </w:rPr>
+        <w:t xml:space="preserve"> → </w:t>
+      </w:r>
+      <w:proofErr w:type="spellStart"/>
+      <w:r>
+        <w:rPr>
+          <w:rFonts w:ascii="Arial" w:hAnsi="Arial" w:cs="Arial"/>
+          <w:i/>
+          <w:iCs/>
+          <w:sz w:val="24"/>
+          <w:szCs w:val="24"/>
+        </w:rPr>
+        <w:t>PorcentajeMaximo</w:t>
+      </w:r>
+      <w:proofErr w:type="spellEnd"/>
+      <w:r>
+        <w:rPr>
+          <w:rFonts w:ascii="Arial" w:hAnsi="Arial" w:cs="Arial"/>
+          <w:i/>
+          <w:iCs/>
+          <w:sz w:val="24"/>
+          <w:szCs w:val="24"/>
+        </w:rPr>
+        <w:t>.</w:t>
+      </w:r>
+    </w:p>
+    <w:p>
+      <w:pPr>
+        <w:numPr>
+          <w:ilvl w:val="0"/>
+          <w:numId w:val="3"/>
+        </w:numPr>
+        <w:spacing w:line="276" w:lineRule="auto"/>
+        <w:rPr>
+          <w:rFonts w:ascii="Arial" w:hAnsi="Arial" w:cs="Arial"/>
+          <w:i/>
+          <w:iCs/>
+          <w:sz w:val="24"/>
+          <w:szCs w:val="24"/>
+        </w:rPr>
+      </w:pPr>
+      <w:r>
+        <w:rPr>
+          <w:rFonts w:ascii="Arial" w:hAnsi="Arial" w:cs="Arial"/>
+          <w:i/>
+          <w:iCs/>
+          <w:sz w:val="24"/>
+          <w:szCs w:val="24"/>
+        </w:rPr>
+        <w:t>Tabla: FRANJA_HORARIA</w:t>
+      </w:r>
+    </w:p>
+    <w:p>
+      <w:pPr>
+        <w:numPr>
+          <w:ilvl w:val="1"/>
+          <w:numId w:val="3"/>
+        </w:numPr>
+        <w:spacing w:line="276" w:lineRule="auto"/>
+        <w:rPr>
+          <w:rFonts w:ascii="Arial" w:hAnsi="Arial" w:cs="Arial"/>
+          <w:i/>
+          <w:iCs/>
+          <w:sz w:val="24"/>
+          <w:szCs w:val="24"/>
+        </w:rPr>
+      </w:pPr>
+      <w:proofErr w:type="spellStart"/>
+      <w:r>
+        <w:rPr>
+          <w:rFonts w:ascii="Arial" w:hAnsi="Arial" w:cs="Arial"/>
+          <w:i/>
+          <w:iCs/>
+          <w:sz w:val="24"/>
+          <w:szCs w:val="24"/>
+        </w:rPr>
+        <w:t>Id_Franja</w:t>
+      </w:r>
+      <w:proofErr w:type="spellEnd"/>
+      <w:r>
+        <w:rPr>
+          <w:rFonts w:ascii="Arial" w:hAnsi="Arial" w:cs="Arial"/>
+          <w:i/>
+          <w:iCs/>
+          <w:sz w:val="24"/>
+          <w:szCs w:val="24"/>
+        </w:rPr>
+        <w:t xml:space="preserve"> -&gt; </w:t>
+      </w:r>
+      <w:proofErr w:type="spellStart"/>
+      <w:r>
+        <w:rPr>
+          <w:rFonts w:ascii="Arial" w:hAnsi="Arial" w:cs="Arial"/>
+          <w:i/>
+          <w:iCs/>
+          <w:sz w:val="24"/>
+          <w:szCs w:val="24"/>
+        </w:rPr>
+        <w:t>Descripcion</w:t>
+      </w:r>
+      <w:proofErr w:type="spellEnd"/>
+      <w:r>
+        <w:rPr>
+          <w:rFonts w:ascii="Arial" w:hAnsi="Arial" w:cs="Arial"/>
+          <w:i/>
+          <w:iCs/>
+          <w:sz w:val="24"/>
+          <w:szCs w:val="24"/>
+        </w:rPr>
+        <w:t xml:space="preserve">, </w:t>
+      </w:r>
+      <w:proofErr w:type="spellStart"/>
+      <w:r>
+        <w:rPr>
+          <w:rFonts w:ascii="Arial" w:hAnsi="Arial" w:cs="Arial"/>
+          <w:i/>
+          <w:iCs/>
+          <w:sz w:val="24"/>
+          <w:szCs w:val="24"/>
+        </w:rPr>
+        <w:t>HoraInicio</w:t>
+      </w:r>
+      <w:proofErr w:type="spellEnd"/>
+      <w:r>
+        <w:rPr>
+          <w:rFonts w:ascii="Arial" w:hAnsi="Arial" w:cs="Arial"/>
+          <w:i/>
+          <w:iCs/>
+          <w:sz w:val="24"/>
+          <w:szCs w:val="24"/>
+        </w:rPr>
+        <w:t xml:space="preserve">, </w:t>
+      </w:r>
+      <w:proofErr w:type="spellStart"/>
+      <w:r>
+        <w:rPr>
+          <w:rFonts w:ascii="Arial" w:hAnsi="Arial" w:cs="Arial"/>
+          <w:i/>
+          <w:iCs/>
+          <w:sz w:val="24"/>
+          <w:szCs w:val="24"/>
+        </w:rPr>
+        <w:t>HoraFin</w:t>
+      </w:r>
+      <w:proofErr w:type="spellEnd"/>
+      <w:r>
+        <w:rPr>
+          <w:rFonts w:ascii="Arial" w:hAnsi="Arial" w:cs="Arial"/>
+          <w:i/>
+          <w:iCs/>
+          <w:sz w:val="24"/>
+          <w:szCs w:val="24"/>
+        </w:rPr>
+        <w:t xml:space="preserve">, </w:t>
+      </w:r>
+      <w:proofErr w:type="spellStart"/>
+      <w:r>
+        <w:rPr>
+          <w:rFonts w:ascii="Arial" w:hAnsi="Arial" w:cs="Arial"/>
+          <w:i/>
+          <w:iCs/>
+          <w:sz w:val="24"/>
+          <w:szCs w:val="24"/>
+        </w:rPr>
+        <w:t>DiasAplicacion</w:t>
+      </w:r>
+      <w:proofErr w:type="spellEnd"/>
+    </w:p>
+    <w:p>
+      <w:pPr>
+        <w:numPr>
+          <w:ilvl w:val="0"/>
+          <w:numId w:val="3"/>
+        </w:numPr>
+        <w:spacing w:line="276" w:lineRule="auto"/>
+        <w:rPr>
+          <w:rFonts w:ascii="Arial" w:hAnsi="Arial" w:cs="Arial"/>
+          <w:i/>
+          <w:iCs/>
+          <w:sz w:val="24"/>
+          <w:szCs w:val="24"/>
+        </w:rPr>
+      </w:pPr>
+      <w:r>
+        <w:rPr>
+          <w:rFonts w:ascii="Arial" w:hAnsi="Arial" w:cs="Arial"/>
+          <w:i/>
+          <w:iCs/>
+          <w:sz w:val="24"/>
+          <w:szCs w:val="24"/>
+        </w:rPr>
+        <w:t>Tabla: AMBITO</w:t>
+      </w:r>
+    </w:p>
+    <w:p>
+      <w:pPr>
+        <w:numPr>
+          <w:ilvl w:val="1"/>
+          <w:numId w:val="3"/>
+        </w:numPr>
+        <w:spacing w:line="276" w:lineRule="auto"/>
+        <w:rPr>
+          <w:rFonts w:ascii="Arial" w:hAnsi="Arial" w:cs="Arial"/>
+          <w:i/>
+          <w:iCs/>
+          <w:sz w:val="24"/>
+          <w:szCs w:val="24"/>
+        </w:rPr>
+      </w:pPr>
+      <w:proofErr w:type="spellStart"/>
+      <w:r>
+        <w:rPr>
+          <w:rFonts w:ascii="Arial" w:hAnsi="Arial" w:cs="Arial"/>
+          <w:i/>
+          <w:iCs/>
+          <w:sz w:val="24"/>
+          <w:szCs w:val="24"/>
+        </w:rPr>
+        <w:t>CodAmbito</w:t>
+      </w:r>
+      <w:proofErr w:type="spellEnd"/>
+      <w:r>
+        <w:rPr>
+          <w:rFonts w:ascii="Arial" w:hAnsi="Arial" w:cs="Arial"/>
+          <w:i/>
+          <w:iCs/>
+          <w:sz w:val="24"/>
+          <w:szCs w:val="24"/>
+        </w:rPr>
+        <w:t xml:space="preserve"> -&gt; Nombre, </w:t>
+      </w:r>
+      <w:proofErr w:type="spellStart"/>
+      <w:r>
+        <w:rPr>
+          <w:rFonts w:ascii="Arial" w:hAnsi="Arial" w:cs="Arial"/>
+          <w:i/>
+          <w:iCs/>
+          <w:sz w:val="24"/>
+          <w:szCs w:val="24"/>
+        </w:rPr>
+        <w:t>Descripcion</w:t>
+      </w:r>
+      <w:proofErr w:type="spellEnd"/>
+    </w:p>
+    <w:p>
+      <w:pPr>
+        <w:numPr>
+          <w:ilvl w:val="0"/>
+          <w:numId w:val="3"/>
+        </w:numPr>
+        <w:spacing w:line="276" w:lineRule="auto"/>
+        <w:rPr>
+          <w:rFonts w:ascii="Arial" w:hAnsi="Arial" w:cs="Arial"/>
+          <w:i/>
+          <w:iCs/>
+          <w:sz w:val="24"/>
+          <w:szCs w:val="24"/>
+        </w:rPr>
+      </w:pPr>
+      <w:r>
+        <w:rPr>
+          <w:rFonts w:ascii="Arial" w:hAnsi="Arial" w:cs="Arial"/>
+          <w:i/>
+          <w:iCs/>
+          <w:sz w:val="24"/>
+          <w:szCs w:val="24"/>
+        </w:rPr>
+        <w:t>Tabla: SERVICIO</w:t>
+      </w:r>
+    </w:p>
+    <w:p>
+      <w:pPr>
+        <w:numPr>
+          <w:ilvl w:val="1"/>
+          <w:numId w:val="3"/>
+        </w:numPr>
+        <w:spacing w:line="276" w:lineRule="auto"/>
+        <w:rPr>
+          <w:rFonts w:ascii="Arial" w:hAnsi="Arial" w:cs="Arial"/>
+          <w:i/>
+          <w:iCs/>
+          <w:sz w:val="24"/>
+          <w:szCs w:val="24"/>
+        </w:rPr>
+      </w:pPr>
+      <w:proofErr w:type="spellStart"/>
+      <w:r>
+        <w:rPr>
+          <w:rFonts w:ascii="Arial" w:hAnsi="Arial" w:cs="Arial"/>
+          <w:i/>
+          <w:iCs/>
+          <w:sz w:val="24"/>
+          <w:szCs w:val="24"/>
+        </w:rPr>
+        <w:t>CodServicio</w:t>
+      </w:r>
+      <w:proofErr w:type="spellEnd"/>
+      <w:r>
+        <w:rPr>
+          <w:rFonts w:ascii="Arial" w:hAnsi="Arial" w:cs="Arial"/>
+          <w:i/>
+          <w:iCs/>
+          <w:sz w:val="24"/>
+          <w:szCs w:val="24"/>
+        </w:rPr>
+        <w:t xml:space="preserve"> -</w:t>
+      </w:r>
+      <w:proofErr w:type="gramStart"/>
+      <w:r>
+        <w:rPr>
+          <w:rFonts w:ascii="Arial" w:hAnsi="Arial" w:cs="Arial"/>
+          <w:i/>
+          <w:iCs/>
+          <w:sz w:val="24"/>
+          <w:szCs w:val="24"/>
+        </w:rPr>
+        <w:t>&gt;  Nombre</w:t>
+      </w:r>
+      <w:proofErr w:type="gramEnd"/>
+      <w:r>
+        <w:rPr>
+          <w:rFonts w:ascii="Arial" w:hAnsi="Arial" w:cs="Arial"/>
+          <w:i/>
+          <w:iCs/>
+          <w:sz w:val="24"/>
+          <w:szCs w:val="24"/>
+        </w:rPr>
+        <w:t xml:space="preserve">, </w:t>
+      </w:r>
+      <w:proofErr w:type="spellStart"/>
+      <w:r>
+        <w:rPr>
+          <w:rFonts w:ascii="Arial" w:hAnsi="Arial" w:cs="Arial"/>
+          <w:i/>
+          <w:iCs/>
+          <w:sz w:val="24"/>
+          <w:szCs w:val="24"/>
+        </w:rPr>
+        <w:t>Descripcion</w:t>
+      </w:r>
+      <w:proofErr w:type="spellEnd"/>
+      <w:r>
+        <w:rPr>
+          <w:rFonts w:ascii="Arial" w:hAnsi="Arial" w:cs="Arial"/>
+          <w:i/>
+          <w:iCs/>
+          <w:sz w:val="24"/>
+          <w:szCs w:val="24"/>
+        </w:rPr>
+        <w:t xml:space="preserve">, </w:t>
+      </w:r>
+      <w:proofErr w:type="spellStart"/>
+      <w:r>
+        <w:rPr>
+          <w:rFonts w:ascii="Arial" w:hAnsi="Arial" w:cs="Arial"/>
+          <w:i/>
+          <w:iCs/>
+          <w:sz w:val="24"/>
+          <w:szCs w:val="24"/>
+        </w:rPr>
+        <w:t>CostoMensual</w:t>
+      </w:r>
+      <w:proofErr w:type="spellEnd"/>
+      <w:r>
+        <w:rPr>
+          <w:rFonts w:ascii="Arial" w:hAnsi="Arial" w:cs="Arial"/>
+          <w:i/>
+          <w:iCs/>
+          <w:sz w:val="24"/>
+          <w:szCs w:val="24"/>
+        </w:rPr>
+        <w:t xml:space="preserve">, </w:t>
+      </w:r>
+      <w:proofErr w:type="spellStart"/>
+      <w:r>
+        <w:rPr>
+          <w:rFonts w:ascii="Arial" w:hAnsi="Arial" w:cs="Arial"/>
+          <w:i/>
+          <w:iCs/>
+          <w:sz w:val="24"/>
+          <w:szCs w:val="24"/>
+        </w:rPr>
+        <w:t>Categoria</w:t>
+      </w:r>
+      <w:proofErr w:type="spellEnd"/>
+    </w:p>
+    <w:p>
+      <w:pPr>
+        <w:numPr>
+          <w:ilvl w:val="0"/>
+          <w:numId w:val="3"/>
+        </w:numPr>
+        <w:spacing w:line="276" w:lineRule="auto"/>
+        <w:rPr>
+          <w:rFonts w:ascii="Arial" w:hAnsi="Arial" w:cs="Arial"/>
+          <w:i/>
+          <w:iCs/>
+          <w:sz w:val="24"/>
+          <w:szCs w:val="24"/>
+        </w:rPr>
+      </w:pPr>
+      <w:r>
+        <w:rPr>
+          <w:rFonts w:ascii="Arial" w:hAnsi="Arial" w:cs="Arial"/>
+          <w:i/>
+          <w:iCs/>
+          <w:sz w:val="24"/>
+          <w:szCs w:val="24"/>
+        </w:rPr>
+        <w:t>Tabla: PAQUETE</w:t>
+      </w:r>
+    </w:p>
+    <w:p>
+      <w:pPr>
+        <w:numPr>
+          <w:ilvl w:val="1"/>
+          <w:numId w:val="3"/>
+        </w:numPr>
+        <w:spacing w:line="276" w:lineRule="auto"/>
+        <w:rPr>
+          <w:rFonts w:ascii="Arial" w:hAnsi="Arial" w:cs="Arial"/>
+          <w:i/>
+          <w:iCs/>
+          <w:sz w:val="24"/>
+          <w:szCs w:val="24"/>
+        </w:rPr>
+      </w:pPr>
+      <w:proofErr w:type="spellStart"/>
+      <w:r>
+        <w:rPr>
+          <w:rFonts w:ascii="Arial" w:hAnsi="Arial" w:cs="Arial"/>
+          <w:i/>
+          <w:iCs/>
+          <w:sz w:val="24"/>
+          <w:szCs w:val="24"/>
+        </w:rPr>
+        <w:t>CodPaquete</w:t>
+      </w:r>
+      <w:proofErr w:type="spellEnd"/>
+      <w:r>
+        <w:rPr>
+          <w:rFonts w:ascii="Arial" w:hAnsi="Arial" w:cs="Arial"/>
+          <w:i/>
+          <w:iCs/>
+          <w:sz w:val="24"/>
+          <w:szCs w:val="24"/>
+        </w:rPr>
+        <w:t xml:space="preserve"> -</w:t>
+      </w:r>
+      <w:proofErr w:type="gramStart"/>
+      <w:r>
+        <w:rPr>
+          <w:rFonts w:ascii="Arial" w:hAnsi="Arial" w:cs="Arial"/>
+          <w:i/>
+          <w:iCs/>
+          <w:sz w:val="24"/>
+          <w:szCs w:val="24"/>
+        </w:rPr>
+        <w:t>&gt;  Nombre</w:t>
+      </w:r>
+      <w:proofErr w:type="gramEnd"/>
+      <w:r>
+        <w:rPr>
+          <w:rFonts w:ascii="Arial" w:hAnsi="Arial" w:cs="Arial"/>
+          <w:i/>
+          <w:iCs/>
+          <w:sz w:val="24"/>
+          <w:szCs w:val="24"/>
+        </w:rPr>
+        <w:t xml:space="preserve">, Precio, </w:t>
+      </w:r>
+      <w:proofErr w:type="spellStart"/>
+      <w:r>
+        <w:rPr>
+          <w:rFonts w:ascii="Arial" w:hAnsi="Arial" w:cs="Arial"/>
+          <w:i/>
+          <w:iCs/>
+          <w:sz w:val="24"/>
+          <w:szCs w:val="24"/>
+        </w:rPr>
+        <w:t>CapacidadGB</w:t>
+      </w:r>
+      <w:proofErr w:type="spellEnd"/>
+      <w:r>
+        <w:rPr>
+          <w:rFonts w:ascii="Arial" w:hAnsi="Arial" w:cs="Arial"/>
+          <w:i/>
+          <w:iCs/>
+          <w:sz w:val="24"/>
+          <w:szCs w:val="24"/>
+        </w:rPr>
+        <w:t>, Vigencia</w:t>
+      </w:r>
+    </w:p>
+    <w:p>
+      <w:pPr>
+        <w:numPr>
+          <w:ilvl w:val="0"/>
+          <w:numId w:val="3"/>
+        </w:numPr>
+        <w:spacing w:line="276" w:lineRule="auto"/>
+        <w:rPr>
+          <w:rFonts w:ascii="Arial" w:hAnsi="Arial" w:cs="Arial"/>
+          <w:i/>
+          <w:iCs/>
+          <w:sz w:val="24"/>
+          <w:szCs w:val="24"/>
+        </w:rPr>
+      </w:pPr>
+      <w:r>
+        <w:rPr>
+          <w:rFonts w:ascii="Arial" w:hAnsi="Arial" w:cs="Arial"/>
+          <w:i/>
+          <w:iCs/>
+          <w:sz w:val="24"/>
+          <w:szCs w:val="24"/>
+        </w:rPr>
+        <w:t>Tabla: LINEA_MOVIL</w:t>
+      </w:r>
+    </w:p>
+    <w:p>
+      <w:pPr>
+        <w:numPr>
+          <w:ilvl w:val="1"/>
+          <w:numId w:val="3"/>
+        </w:numPr>
+        <w:spacing w:line="276" w:lineRule="auto"/>
+        <w:rPr>
+          <w:rFonts w:ascii="Arial" w:hAnsi="Arial" w:cs="Arial"/>
+          <w:i/>
+          <w:iCs/>
+          <w:sz w:val="24"/>
+          <w:szCs w:val="24"/>
+        </w:rPr>
+      </w:pPr>
+      <w:proofErr w:type="spellStart"/>
+      <w:r>
+        <w:rPr>
+          <w:rFonts w:ascii="Arial" w:hAnsi="Arial" w:cs="Arial"/>
+          <w:i/>
+          <w:iCs/>
+          <w:sz w:val="24"/>
+          <w:szCs w:val="24"/>
+        </w:rPr>
+        <w:t>Numero_Telefono</w:t>
+      </w:r>
+      <w:proofErr w:type="spellEnd"/>
+      <w:r>
+        <w:rPr>
+          <w:rFonts w:ascii="Arial" w:hAnsi="Arial" w:cs="Arial"/>
+          <w:i/>
+          <w:iCs/>
+          <w:sz w:val="24"/>
+          <w:szCs w:val="24"/>
+        </w:rPr>
+        <w:t xml:space="preserve"> -&gt; </w:t>
+      </w:r>
+      <w:proofErr w:type="spellStart"/>
+      <w:r>
+        <w:rPr>
+          <w:rFonts w:ascii="Arial" w:hAnsi="Arial" w:cs="Arial"/>
+          <w:i/>
+          <w:iCs/>
+          <w:sz w:val="24"/>
+          <w:szCs w:val="24"/>
+        </w:rPr>
+        <w:t>Tipo_Linea</w:t>
+      </w:r>
+      <w:proofErr w:type="spellEnd"/>
+      <w:r>
+        <w:rPr>
+          <w:rFonts w:ascii="Arial" w:hAnsi="Arial" w:cs="Arial"/>
+          <w:i/>
+          <w:iCs/>
+          <w:sz w:val="24"/>
+          <w:szCs w:val="24"/>
+        </w:rPr>
+        <w:t xml:space="preserve">, </w:t>
+      </w:r>
+      <w:proofErr w:type="spellStart"/>
+      <w:r>
+        <w:rPr>
+          <w:rFonts w:ascii="Arial" w:hAnsi="Arial" w:cs="Arial"/>
+          <w:i/>
+          <w:iCs/>
+          <w:sz w:val="24"/>
+          <w:szCs w:val="24"/>
+        </w:rPr>
+        <w:t>Tecnologia</w:t>
+      </w:r>
+      <w:proofErr w:type="spellEnd"/>
+      <w:r>
+        <w:rPr>
+          <w:rFonts w:ascii="Arial" w:hAnsi="Arial" w:cs="Arial"/>
+          <w:i/>
+          <w:iCs/>
+          <w:sz w:val="24"/>
+          <w:szCs w:val="24"/>
+        </w:rPr>
+        <w:t xml:space="preserve">, </w:t>
+      </w:r>
+      <w:proofErr w:type="spellStart"/>
+      <w:r>
+        <w:rPr>
+          <w:rFonts w:ascii="Arial" w:hAnsi="Arial" w:cs="Arial"/>
+          <w:i/>
+          <w:iCs/>
+          <w:sz w:val="24"/>
+          <w:szCs w:val="24"/>
+        </w:rPr>
+        <w:t>Fecha_Activacion</w:t>
+      </w:r>
+      <w:proofErr w:type="spellEnd"/>
+      <w:r>
+        <w:rPr>
+          <w:rFonts w:ascii="Arial" w:hAnsi="Arial" w:cs="Arial"/>
+          <w:i/>
+          <w:iCs/>
+          <w:sz w:val="24"/>
+          <w:szCs w:val="24"/>
+        </w:rPr>
+        <w:t xml:space="preserve">, </w:t>
+      </w:r>
+      <w:proofErr w:type="spellStart"/>
+      <w:r>
+        <w:rPr>
+          <w:rFonts w:ascii="Arial" w:hAnsi="Arial" w:cs="Arial"/>
+          <w:i/>
+          <w:iCs/>
+          <w:sz w:val="24"/>
+          <w:szCs w:val="24"/>
+        </w:rPr>
+        <w:t>Estado_Linea</w:t>
+      </w:r>
+      <w:proofErr w:type="spellEnd"/>
+      <w:r>
+        <w:rPr>
+          <w:rFonts w:ascii="Arial" w:hAnsi="Arial" w:cs="Arial"/>
+          <w:i/>
+          <w:iCs/>
+          <w:sz w:val="24"/>
+          <w:szCs w:val="24"/>
+        </w:rPr>
+        <w:t xml:space="preserve">, </w:t>
+      </w:r>
+      <w:proofErr w:type="spellStart"/>
+      <w:r>
+        <w:rPr>
+          <w:rFonts w:ascii="Arial" w:hAnsi="Arial" w:cs="Arial"/>
+          <w:i/>
+          <w:iCs/>
+          <w:sz w:val="24"/>
+          <w:szCs w:val="24"/>
+        </w:rPr>
+        <w:t>Tipo_SIM</w:t>
+      </w:r>
+      <w:proofErr w:type="spellEnd"/>
+      <w:r>
+        <w:rPr>
+          <w:rFonts w:ascii="Arial" w:hAnsi="Arial" w:cs="Arial"/>
+          <w:i/>
+          <w:iCs/>
+          <w:sz w:val="24"/>
+          <w:szCs w:val="24"/>
+        </w:rPr>
+        <w:t xml:space="preserve">, </w:t>
+      </w:r>
+      <w:proofErr w:type="spellStart"/>
+      <w:r>
+        <w:rPr>
+          <w:rFonts w:ascii="Arial" w:hAnsi="Arial" w:cs="Arial"/>
+          <w:i/>
+          <w:iCs/>
+          <w:sz w:val="24"/>
+          <w:szCs w:val="24"/>
+        </w:rPr>
+        <w:t>Cedula_Cliente</w:t>
+      </w:r>
+      <w:proofErr w:type="spellEnd"/>
+    </w:p>
+    <w:p>
+      <w:pPr>
+        <w:numPr>
+          <w:ilvl w:val="0"/>
+          <w:numId w:val="3"/>
+        </w:numPr>
+        <w:spacing w:line="276" w:lineRule="auto"/>
+        <w:rPr>
+          <w:rFonts w:ascii="Arial" w:hAnsi="Arial" w:cs="Arial"/>
+          <w:i/>
+          <w:iCs/>
+          <w:sz w:val="24"/>
+          <w:szCs w:val="24"/>
+        </w:rPr>
+      </w:pPr>
+      <w:r>
+        <w:rPr>
+          <w:rFonts w:ascii="Arial" w:hAnsi="Arial" w:cs="Arial"/>
+          <w:i/>
+          <w:iCs/>
+          <w:sz w:val="24"/>
+          <w:szCs w:val="24"/>
+        </w:rPr>
+        <w:t>Tabla: FACTURA</w:t>
+      </w:r>
+    </w:p>
+    <w:p>
+      <w:pPr>
+        <w:numPr>
+          <w:ilvl w:val="1"/>
+          <w:numId w:val="3"/>
+        </w:numPr>
+        <w:spacing w:line="276" w:lineRule="auto"/>
+        <w:rPr>
+          <w:rFonts w:ascii="Arial" w:hAnsi="Arial" w:cs="Arial"/>
+          <w:i/>
+          <w:iCs/>
+          <w:sz w:val="24"/>
+          <w:szCs w:val="24"/>
+        </w:rPr>
+      </w:pPr>
+      <w:proofErr w:type="spellStart"/>
+      <w:r>
+        <w:rPr>
+          <w:rFonts w:ascii="Arial" w:hAnsi="Arial" w:cs="Arial"/>
+          <w:i/>
+          <w:iCs/>
+          <w:sz w:val="24"/>
+          <w:szCs w:val="24"/>
+        </w:rPr>
+        <w:t>Numero_Factura</w:t>
+      </w:r>
+      <w:proofErr w:type="spellEnd"/>
+      <w:r>
+        <w:rPr>
+          <w:rFonts w:ascii="Arial" w:hAnsi="Arial" w:cs="Arial"/>
+          <w:i/>
+          <w:iCs/>
+          <w:sz w:val="24"/>
+          <w:szCs w:val="24"/>
+        </w:rPr>
+        <w:t xml:space="preserve"> -&gt; </w:t>
+      </w:r>
+      <w:proofErr w:type="spellStart"/>
+      <w:r>
+        <w:rPr>
+          <w:rFonts w:ascii="Arial" w:hAnsi="Arial" w:cs="Arial"/>
+          <w:i/>
+          <w:iCs/>
+          <w:sz w:val="24"/>
+          <w:szCs w:val="24"/>
+        </w:rPr>
+        <w:t>Fecha_Emision</w:t>
+      </w:r>
+      <w:proofErr w:type="spellEnd"/>
+      <w:r>
+        <w:rPr>
+          <w:rFonts w:ascii="Arial" w:hAnsi="Arial" w:cs="Arial"/>
+          <w:i/>
+          <w:iCs/>
+          <w:sz w:val="24"/>
+          <w:szCs w:val="24"/>
+        </w:rPr>
+        <w:t xml:space="preserve">, </w:t>
+      </w:r>
+      <w:proofErr w:type="spellStart"/>
+      <w:r>
+        <w:rPr>
+          <w:rFonts w:ascii="Arial" w:hAnsi="Arial" w:cs="Arial"/>
+          <w:i/>
+          <w:iCs/>
+          <w:sz w:val="24"/>
+          <w:szCs w:val="24"/>
+        </w:rPr>
+        <w:t>Fecha_Vencimiento</w:t>
+      </w:r>
+      <w:proofErr w:type="spellEnd"/>
+      <w:r>
+        <w:rPr>
+          <w:rFonts w:ascii="Arial" w:hAnsi="Arial" w:cs="Arial"/>
+          <w:i/>
+          <w:iCs/>
+          <w:sz w:val="24"/>
+          <w:szCs w:val="24"/>
+        </w:rPr>
+        <w:t xml:space="preserve">, </w:t>
+      </w:r>
+      <w:proofErr w:type="spellStart"/>
+      <w:r>
+        <w:rPr>
+          <w:rFonts w:ascii="Arial" w:hAnsi="Arial" w:cs="Arial"/>
+          <w:i/>
+          <w:iCs/>
+          <w:sz w:val="24"/>
+          <w:szCs w:val="24"/>
+        </w:rPr>
+        <w:t>Monto_Base</w:t>
+      </w:r>
+      <w:proofErr w:type="spellEnd"/>
+      <w:r>
+        <w:rPr>
+          <w:rFonts w:ascii="Arial" w:hAnsi="Arial" w:cs="Arial"/>
+          <w:i/>
+          <w:iCs/>
+          <w:sz w:val="24"/>
+          <w:szCs w:val="24"/>
+        </w:rPr>
+        <w:t xml:space="preserve">, Impuestos, </w:t>
+      </w:r>
+      <w:proofErr w:type="spellStart"/>
+      <w:r>
+        <w:rPr>
+          <w:rFonts w:ascii="Arial" w:hAnsi="Arial" w:cs="Arial"/>
+          <w:i/>
+          <w:iCs/>
+          <w:sz w:val="24"/>
+          <w:szCs w:val="24"/>
+        </w:rPr>
+        <w:t>Descuentos_Aplicados</w:t>
+      </w:r>
+      <w:proofErr w:type="spellEnd"/>
+      <w:r>
+        <w:rPr>
+          <w:rFonts w:ascii="Arial" w:hAnsi="Arial" w:cs="Arial"/>
+          <w:i/>
+          <w:iCs/>
+          <w:sz w:val="24"/>
+          <w:szCs w:val="24"/>
+        </w:rPr>
+        <w:t xml:space="preserve">, </w:t>
+      </w:r>
+      <w:proofErr w:type="spellStart"/>
+      <w:r>
+        <w:rPr>
+          <w:rFonts w:ascii="Arial" w:hAnsi="Arial" w:cs="Arial"/>
+          <w:i/>
+          <w:iCs/>
+          <w:sz w:val="24"/>
+          <w:szCs w:val="24"/>
+        </w:rPr>
+        <w:t>Puntos_Redimidos</w:t>
+      </w:r>
+      <w:proofErr w:type="spellEnd"/>
+      <w:r>
+        <w:rPr>
+          <w:rFonts w:ascii="Arial" w:hAnsi="Arial" w:cs="Arial"/>
+          <w:i/>
+          <w:iCs/>
+          <w:sz w:val="24"/>
+          <w:szCs w:val="24"/>
+        </w:rPr>
+        <w:t xml:space="preserve">, </w:t>
+      </w:r>
+      <w:proofErr w:type="spellStart"/>
+      <w:r>
+        <w:rPr>
+          <w:rFonts w:ascii="Arial" w:hAnsi="Arial" w:cs="Arial"/>
+          <w:i/>
+          <w:iCs/>
+          <w:sz w:val="24"/>
+          <w:szCs w:val="24"/>
+        </w:rPr>
+        <w:t>Monto_Final</w:t>
+      </w:r>
+      <w:proofErr w:type="spellEnd"/>
+      <w:r>
+        <w:rPr>
+          <w:rFonts w:ascii="Arial" w:hAnsi="Arial" w:cs="Arial"/>
+          <w:i/>
+          <w:iCs/>
+          <w:sz w:val="24"/>
+          <w:szCs w:val="24"/>
+        </w:rPr>
+        <w:t xml:space="preserve">, </w:t>
+      </w:r>
+      <w:proofErr w:type="spellStart"/>
+      <w:r>
+        <w:rPr>
+          <w:rFonts w:ascii="Arial" w:hAnsi="Arial" w:cs="Arial"/>
+          <w:i/>
+          <w:iCs/>
+          <w:sz w:val="24"/>
+          <w:szCs w:val="24"/>
+        </w:rPr>
+        <w:t>Fecha_Pago</w:t>
+      </w:r>
+      <w:proofErr w:type="spellEnd"/>
+      <w:r>
+        <w:rPr>
+          <w:rFonts w:ascii="Arial" w:hAnsi="Arial" w:cs="Arial"/>
+          <w:i/>
+          <w:iCs/>
+          <w:sz w:val="24"/>
+          <w:szCs w:val="24"/>
+        </w:rPr>
+        <w:t xml:space="preserve">, </w:t>
+      </w:r>
+      <w:proofErr w:type="spellStart"/>
+      <w:r>
+        <w:rPr>
+          <w:rFonts w:ascii="Arial" w:hAnsi="Arial" w:cs="Arial"/>
+          <w:i/>
+          <w:iCs/>
+          <w:sz w:val="24"/>
+          <w:szCs w:val="24"/>
+        </w:rPr>
+        <w:t>Estado_Pago</w:t>
+      </w:r>
+      <w:proofErr w:type="spellEnd"/>
+      <w:r>
+        <w:rPr>
+          <w:rFonts w:ascii="Arial" w:hAnsi="Arial" w:cs="Arial"/>
+          <w:i/>
+          <w:iCs/>
+          <w:sz w:val="24"/>
+          <w:szCs w:val="24"/>
+        </w:rPr>
+        <w:t xml:space="preserve">, </w:t>
+      </w:r>
+      <w:proofErr w:type="spellStart"/>
+      <w:r>
+        <w:rPr>
+          <w:rFonts w:ascii="Arial" w:hAnsi="Arial" w:cs="Arial"/>
+          <w:i/>
+          <w:iCs/>
+          <w:sz w:val="24"/>
+          <w:szCs w:val="24"/>
+        </w:rPr>
+        <w:t>Cedula_Cliente</w:t>
+      </w:r>
+      <w:proofErr w:type="spellEnd"/>
+    </w:p>
+    <w:p>
+      <w:pPr>
+        <w:numPr>
+          <w:ilvl w:val="0"/>
+          <w:numId w:val="3"/>
+        </w:numPr>
+        <w:spacing w:line="276" w:lineRule="auto"/>
+        <w:rPr>
+          <w:rFonts w:ascii="Arial" w:hAnsi="Arial" w:cs="Arial"/>
+          <w:i/>
+          <w:iCs/>
+          <w:sz w:val="24"/>
+          <w:szCs w:val="24"/>
+        </w:rPr>
+      </w:pPr>
+      <w:r>
+        <w:rPr>
+          <w:rFonts w:ascii="Arial" w:hAnsi="Arial" w:cs="Arial"/>
+          <w:i/>
+          <w:iCs/>
+          <w:sz w:val="24"/>
+          <w:szCs w:val="24"/>
+        </w:rPr>
+        <w:t>Tabla: CONCEPTO_COBRO</w:t>
+      </w:r>
+    </w:p>
+    <w:p>
+      <w:pPr>
+        <w:numPr>
+          <w:ilvl w:val="1"/>
+          <w:numId w:val="3"/>
+        </w:numPr>
+        <w:spacing w:line="276" w:lineRule="auto"/>
+        <w:rPr>
+          <w:rFonts w:ascii="Arial" w:hAnsi="Arial" w:cs="Arial"/>
+          <w:i/>
+          <w:iCs/>
+          <w:sz w:val="24"/>
+          <w:szCs w:val="24"/>
+        </w:rPr>
+      </w:pPr>
+      <w:proofErr w:type="spellStart"/>
+      <w:r>
+        <w:rPr>
+          <w:rFonts w:ascii="Arial" w:hAnsi="Arial" w:cs="Arial"/>
+          <w:i/>
+          <w:iCs/>
+          <w:sz w:val="24"/>
+          <w:szCs w:val="24"/>
+        </w:rPr>
+        <w:t>Numero_Factura</w:t>
+      </w:r>
+      <w:proofErr w:type="spellEnd"/>
+      <w:r>
+        <w:rPr>
+          <w:rFonts w:ascii="Arial" w:hAnsi="Arial" w:cs="Arial"/>
+          <w:i/>
+          <w:iCs/>
+          <w:sz w:val="24"/>
+          <w:szCs w:val="24"/>
+        </w:rPr>
+        <w:t xml:space="preserve">, </w:t>
+      </w:r>
+      <w:proofErr w:type="spellStart"/>
+      <w:r>
+        <w:rPr>
+          <w:rFonts w:ascii="Arial" w:hAnsi="Arial" w:cs="Arial"/>
+          <w:i/>
+          <w:iCs/>
+          <w:sz w:val="24"/>
+          <w:szCs w:val="24"/>
+        </w:rPr>
+        <w:t>IdConcepto</w:t>
+      </w:r>
+      <w:proofErr w:type="spellEnd"/>
+      <w:r>
+        <w:rPr>
+          <w:rFonts w:ascii="Arial" w:hAnsi="Arial" w:cs="Arial"/>
+          <w:i/>
+          <w:iCs/>
+          <w:sz w:val="24"/>
+          <w:szCs w:val="24"/>
+        </w:rPr>
+        <w:t xml:space="preserve"> -&gt; </w:t>
+      </w:r>
+      <w:proofErr w:type="spellStart"/>
+      <w:r>
+        <w:rPr>
+          <w:rFonts w:ascii="Arial" w:hAnsi="Arial" w:cs="Arial"/>
+          <w:i/>
+          <w:iCs/>
+          <w:sz w:val="24"/>
+          <w:szCs w:val="24"/>
+        </w:rPr>
+        <w:t>Descripcion</w:t>
+      </w:r>
+      <w:proofErr w:type="spellEnd"/>
+      <w:r>
+        <w:rPr>
+          <w:rFonts w:ascii="Arial" w:hAnsi="Arial" w:cs="Arial"/>
+          <w:i/>
+          <w:iCs/>
+          <w:sz w:val="24"/>
+          <w:szCs w:val="24"/>
+        </w:rPr>
+        <w:t>, Monto</w:t>
+      </w:r>
+    </w:p>
+    <w:p>
+      <w:pPr>
+        <w:numPr>
+          <w:ilvl w:val="0"/>
+          <w:numId w:val="3"/>
+        </w:numPr>
+        <w:spacing w:line="276" w:lineRule="auto"/>
+        <w:rPr>
+          <w:rFonts w:ascii="Arial" w:hAnsi="Arial" w:cs="Arial"/>
+          <w:i/>
+          <w:iCs/>
+          <w:sz w:val="24"/>
+          <w:szCs w:val="24"/>
+        </w:rPr>
+      </w:pPr>
+      <w:r>
+        <w:rPr>
+          <w:rFonts w:ascii="Arial" w:hAnsi="Arial" w:cs="Arial"/>
+          <w:i/>
+          <w:iCs/>
+          <w:sz w:val="24"/>
+          <w:szCs w:val="24"/>
+        </w:rPr>
+        <w:t>Tabla: PUNTOS_FIDELIZACION</w:t>
+      </w:r>
+    </w:p>
+    <w:p>
+      <w:pPr>
+        <w:numPr>
+          <w:ilvl w:val="1"/>
+          <w:numId w:val="3"/>
+        </w:numPr>
+        <w:spacing w:line="276" w:lineRule="auto"/>
+        <w:rPr>
+          <w:rFonts w:ascii="Arial" w:hAnsi="Arial" w:cs="Arial"/>
+          <w:i/>
+          <w:iCs/>
+          <w:sz w:val="24"/>
+          <w:szCs w:val="24"/>
+        </w:rPr>
+      </w:pPr>
+      <w:proofErr w:type="spellStart"/>
+      <w:r>
+        <w:rPr>
+          <w:rFonts w:ascii="Arial" w:hAnsi="Arial" w:cs="Arial"/>
+          <w:i/>
+          <w:iCs/>
+          <w:sz w:val="24"/>
+          <w:szCs w:val="24"/>
+        </w:rPr>
+        <w:t>IdRegistro_Puntos</w:t>
+      </w:r>
+      <w:proofErr w:type="spellEnd"/>
+      <w:r>
+        <w:rPr>
+          <w:rFonts w:ascii="Arial" w:hAnsi="Arial" w:cs="Arial"/>
+          <w:i/>
+          <w:iCs/>
+          <w:sz w:val="24"/>
+          <w:szCs w:val="24"/>
+        </w:rPr>
+        <w:t xml:space="preserve"> -&gt; </w:t>
+      </w:r>
+      <w:proofErr w:type="spellStart"/>
+      <w:r>
+        <w:rPr>
+          <w:rFonts w:ascii="Arial" w:hAnsi="Arial" w:cs="Arial"/>
+          <w:i/>
+          <w:iCs/>
+          <w:sz w:val="24"/>
+          <w:szCs w:val="24"/>
+        </w:rPr>
+        <w:t>Cedula_Cliente</w:t>
+      </w:r>
+      <w:proofErr w:type="spellEnd"/>
+      <w:r>
+        <w:rPr>
+          <w:rFonts w:ascii="Arial" w:hAnsi="Arial" w:cs="Arial"/>
+          <w:i/>
+          <w:iCs/>
+          <w:sz w:val="24"/>
+          <w:szCs w:val="24"/>
+        </w:rPr>
+        <w:t xml:space="preserve">, </w:t>
+      </w:r>
+      <w:proofErr w:type="spellStart"/>
+      <w:r>
+        <w:rPr>
+          <w:rFonts w:ascii="Arial" w:hAnsi="Arial" w:cs="Arial"/>
+          <w:i/>
+          <w:iCs/>
+          <w:sz w:val="24"/>
+          <w:szCs w:val="24"/>
+        </w:rPr>
+        <w:t>Fecha_Transaccion</w:t>
+      </w:r>
+      <w:proofErr w:type="spellEnd"/>
+      <w:r>
+        <w:rPr>
+          <w:rFonts w:ascii="Arial" w:hAnsi="Arial" w:cs="Arial"/>
+          <w:i/>
+          <w:iCs/>
+          <w:sz w:val="24"/>
+          <w:szCs w:val="24"/>
+        </w:rPr>
+        <w:t xml:space="preserve">, </w:t>
+      </w:r>
+      <w:proofErr w:type="spellStart"/>
+      <w:r>
+        <w:rPr>
+          <w:rFonts w:ascii="Arial" w:hAnsi="Arial" w:cs="Arial"/>
+          <w:i/>
+          <w:iCs/>
+          <w:sz w:val="24"/>
+          <w:szCs w:val="24"/>
+        </w:rPr>
+        <w:t>Puntos_Redimidos_Monto</w:t>
+      </w:r>
+      <w:proofErr w:type="spellEnd"/>
+      <w:r>
+        <w:rPr>
+          <w:rFonts w:ascii="Arial" w:hAnsi="Arial" w:cs="Arial"/>
+          <w:i/>
+          <w:iCs/>
+          <w:sz w:val="24"/>
+          <w:szCs w:val="24"/>
+        </w:rPr>
+        <w:t xml:space="preserve">, </w:t>
+      </w:r>
+      <w:proofErr w:type="spellStart"/>
+      <w:r>
+        <w:rPr>
+          <w:rFonts w:ascii="Arial" w:hAnsi="Arial" w:cs="Arial"/>
+          <w:i/>
+          <w:iCs/>
+          <w:sz w:val="24"/>
+          <w:szCs w:val="24"/>
+        </w:rPr>
+        <w:t>Saldo_Disponible</w:t>
+      </w:r>
+      <w:proofErr w:type="spellEnd"/>
+    </w:p>
+    <w:p>
+      <w:pPr>
+        <w:numPr>
+          <w:ilvl w:val="0"/>
+          <w:numId w:val="3"/>
+        </w:numPr>
+        <w:spacing w:line="276" w:lineRule="auto"/>
+        <w:rPr>
+          <w:rFonts w:ascii="Arial" w:hAnsi="Arial" w:cs="Arial"/>
+          <w:i/>
+          <w:iCs/>
+          <w:sz w:val="24"/>
+          <w:szCs w:val="24"/>
+        </w:rPr>
+      </w:pPr>
+      <w:r>
+        <w:rPr>
+          <w:rFonts w:ascii="Arial" w:hAnsi="Arial" w:cs="Arial"/>
+          <w:i/>
+          <w:iCs/>
+          <w:sz w:val="24"/>
+          <w:szCs w:val="24"/>
+        </w:rPr>
+        <w:t>Tabla: CONSUMO</w:t>
+      </w:r>
+    </w:p>
+    <w:p>
+      <w:pPr>
+        <w:numPr>
+          <w:ilvl w:val="1"/>
+          <w:numId w:val="3"/>
+        </w:numPr>
+        <w:spacing w:line="276" w:lineRule="auto"/>
+        <w:rPr>
+          <w:rFonts w:ascii="Arial" w:hAnsi="Arial" w:cs="Arial"/>
+          <w:i/>
+          <w:iCs/>
+          <w:sz w:val="24"/>
+          <w:szCs w:val="24"/>
+        </w:rPr>
+      </w:pPr>
+      <w:proofErr w:type="spellStart"/>
+      <w:r>
+        <w:rPr>
+          <w:rFonts w:ascii="Arial" w:hAnsi="Arial" w:cs="Arial"/>
+          <w:i/>
+          <w:iCs/>
+          <w:sz w:val="24"/>
+          <w:szCs w:val="24"/>
+        </w:rPr>
+        <w:t>IdConsumo</w:t>
+      </w:r>
+      <w:proofErr w:type="spellEnd"/>
+      <w:r>
+        <w:rPr>
+          <w:rFonts w:ascii="Arial" w:hAnsi="Arial" w:cs="Arial"/>
+          <w:i/>
+          <w:iCs/>
+          <w:sz w:val="24"/>
+          <w:szCs w:val="24"/>
+        </w:rPr>
+        <w:t xml:space="preserve"> -</w:t>
+      </w:r>
+      <w:proofErr w:type="gramStart"/>
+      <w:r>
+        <w:rPr>
+          <w:rFonts w:ascii="Arial" w:hAnsi="Arial" w:cs="Arial"/>
+          <w:i/>
+          <w:iCs/>
+          <w:sz w:val="24"/>
+          <w:szCs w:val="24"/>
+        </w:rPr>
+        <w:t xml:space="preserve">&gt;  </w:t>
+      </w:r>
+      <w:proofErr w:type="spellStart"/>
+      <w:r>
+        <w:rPr>
+          <w:rFonts w:ascii="Arial" w:hAnsi="Arial" w:cs="Arial"/>
+          <w:i/>
+          <w:iCs/>
+          <w:sz w:val="24"/>
+          <w:szCs w:val="24"/>
+        </w:rPr>
+        <w:t>Numero</w:t>
+      </w:r>
+      <w:proofErr w:type="gramEnd"/>
+      <w:r>
+        <w:rPr>
+          <w:rFonts w:ascii="Arial" w:hAnsi="Arial" w:cs="Arial"/>
+          <w:i/>
+          <w:iCs/>
+          <w:sz w:val="24"/>
+          <w:szCs w:val="24"/>
+        </w:rPr>
+        <w:t>_Telefono</w:t>
+      </w:r>
+      <w:proofErr w:type="spellEnd"/>
+      <w:r>
+        <w:rPr>
+          <w:rFonts w:ascii="Arial" w:hAnsi="Arial" w:cs="Arial"/>
+          <w:i/>
+          <w:iCs/>
+          <w:sz w:val="24"/>
+          <w:szCs w:val="24"/>
+        </w:rPr>
+        <w:t xml:space="preserve">, </w:t>
+      </w:r>
+      <w:proofErr w:type="spellStart"/>
+      <w:r>
+        <w:rPr>
+          <w:rFonts w:ascii="Arial" w:hAnsi="Arial" w:cs="Arial"/>
+          <w:i/>
+          <w:iCs/>
+          <w:sz w:val="24"/>
+          <w:szCs w:val="24"/>
+        </w:rPr>
+        <w:t>Fecha_Hora_Inicio</w:t>
+      </w:r>
+      <w:proofErr w:type="spellEnd"/>
+      <w:r>
+        <w:rPr>
+          <w:rFonts w:ascii="Arial" w:hAnsi="Arial" w:cs="Arial"/>
+          <w:i/>
+          <w:iCs/>
+          <w:sz w:val="24"/>
+          <w:szCs w:val="24"/>
+        </w:rPr>
+        <w:t xml:space="preserve">, </w:t>
+      </w:r>
+      <w:proofErr w:type="spellStart"/>
+      <w:r>
+        <w:rPr>
+          <w:rFonts w:ascii="Arial" w:hAnsi="Arial" w:cs="Arial"/>
+          <w:i/>
+          <w:iCs/>
+          <w:sz w:val="24"/>
+          <w:szCs w:val="24"/>
+        </w:rPr>
+        <w:t>Fecha_Hora_Fin</w:t>
+      </w:r>
+      <w:proofErr w:type="spellEnd"/>
+      <w:r>
+        <w:rPr>
+          <w:rFonts w:ascii="Arial" w:hAnsi="Arial" w:cs="Arial"/>
+          <w:i/>
+          <w:iCs/>
+          <w:sz w:val="24"/>
+          <w:szCs w:val="24"/>
+        </w:rPr>
+        <w:t xml:space="preserve">, </w:t>
+      </w:r>
+      <w:proofErr w:type="spellStart"/>
+      <w:r>
+        <w:rPr>
+          <w:rFonts w:ascii="Arial" w:hAnsi="Arial" w:cs="Arial"/>
+          <w:i/>
+          <w:iCs/>
+          <w:sz w:val="24"/>
+          <w:szCs w:val="24"/>
+        </w:rPr>
+        <w:t>Tipo_Consumo</w:t>
+      </w:r>
+      <w:proofErr w:type="spellEnd"/>
+      <w:r>
+        <w:rPr>
+          <w:rFonts w:ascii="Arial" w:hAnsi="Arial" w:cs="Arial"/>
+          <w:i/>
+          <w:iCs/>
+          <w:sz w:val="24"/>
+          <w:szCs w:val="24"/>
+        </w:rPr>
+        <w:t xml:space="preserve">, </w:t>
+      </w:r>
+      <w:proofErr w:type="spellStart"/>
+      <w:r>
+        <w:rPr>
+          <w:rFonts w:ascii="Arial" w:hAnsi="Arial" w:cs="Arial"/>
+          <w:i/>
+          <w:iCs/>
+          <w:sz w:val="24"/>
+          <w:szCs w:val="24"/>
+        </w:rPr>
+        <w:t>Cantidad_Consumida</w:t>
+      </w:r>
+      <w:proofErr w:type="spellEnd"/>
+      <w:r>
+        <w:rPr>
+          <w:rFonts w:ascii="Arial" w:hAnsi="Arial" w:cs="Arial"/>
+          <w:i/>
+          <w:iCs/>
+          <w:sz w:val="24"/>
+          <w:szCs w:val="24"/>
+        </w:rPr>
+        <w:t xml:space="preserve">, </w:t>
+      </w:r>
+      <w:proofErr w:type="spellStart"/>
+      <w:r>
+        <w:rPr>
+          <w:rFonts w:ascii="Arial" w:hAnsi="Arial" w:cs="Arial"/>
+          <w:i/>
+          <w:iCs/>
+          <w:sz w:val="24"/>
+          <w:szCs w:val="24"/>
+        </w:rPr>
+        <w:t>Costo_Calculado</w:t>
+      </w:r>
+      <w:proofErr w:type="spellEnd"/>
+      <w:r>
+        <w:rPr>
+          <w:rFonts w:ascii="Arial" w:hAnsi="Arial" w:cs="Arial"/>
+          <w:i/>
+          <w:iCs/>
+          <w:sz w:val="24"/>
+          <w:szCs w:val="24"/>
+        </w:rPr>
+        <w:t xml:space="preserve">, </w:t>
+      </w:r>
+      <w:proofErr w:type="spellStart"/>
+      <w:r>
+        <w:rPr>
+          <w:rFonts w:ascii="Arial" w:hAnsi="Arial" w:cs="Arial"/>
+          <w:i/>
+          <w:iCs/>
+          <w:sz w:val="24"/>
+          <w:szCs w:val="24"/>
+        </w:rPr>
+        <w:t>CodAmbito</w:t>
+      </w:r>
+      <w:proofErr w:type="spellEnd"/>
+      <w:r>
+        <w:rPr>
+          <w:rFonts w:ascii="Arial" w:hAnsi="Arial" w:cs="Arial"/>
+          <w:i/>
+          <w:iCs/>
+          <w:sz w:val="24"/>
+          <w:szCs w:val="24"/>
+        </w:rPr>
+        <w:t xml:space="preserve">, </w:t>
+      </w:r>
+      <w:proofErr w:type="spellStart"/>
+      <w:r>
+        <w:rPr>
+          <w:rFonts w:ascii="Arial" w:hAnsi="Arial" w:cs="Arial"/>
+          <w:i/>
+          <w:iCs/>
+          <w:sz w:val="24"/>
+          <w:szCs w:val="24"/>
+        </w:rPr>
+        <w:t>Id_Franja</w:t>
+      </w:r>
+      <w:proofErr w:type="spellEnd"/>
+    </w:p>
+    <w:p>
+      <w:pPr>
+        <w:numPr>
+          <w:ilvl w:val="0"/>
+          <w:numId w:val="3"/>
+        </w:numPr>
+        <w:spacing w:line="276" w:lineRule="auto"/>
+        <w:rPr>
+          <w:rFonts w:ascii="Arial" w:hAnsi="Arial" w:cs="Arial"/>
+          <w:i/>
+          <w:iCs/>
+          <w:sz w:val="24"/>
+          <w:szCs w:val="24"/>
+        </w:rPr>
+      </w:pPr>
+      <w:r>
+        <w:rPr>
+          <w:rFonts w:ascii="Arial" w:hAnsi="Arial" w:cs="Arial"/>
+          <w:i/>
+          <w:iCs/>
+          <w:sz w:val="24"/>
+          <w:szCs w:val="24"/>
+        </w:rPr>
+        <w:t>Tabla: LLAMADA_VOZ</w:t>
+      </w:r>
+    </w:p>
+    <w:p>
+      <w:pPr>
+        <w:numPr>
+          <w:ilvl w:val="1"/>
+          <w:numId w:val="3"/>
+        </w:numPr>
+        <w:spacing w:line="276" w:lineRule="auto"/>
+        <w:rPr>
+          <w:rFonts w:ascii="Arial" w:hAnsi="Arial" w:cs="Arial"/>
+          <w:i/>
+          <w:iCs/>
+          <w:sz w:val="24"/>
+          <w:szCs w:val="24"/>
+        </w:rPr>
+      </w:pPr>
+      <w:proofErr w:type="spellStart"/>
+      <w:r>
+        <w:rPr>
+          <w:rFonts w:ascii="Arial" w:hAnsi="Arial" w:cs="Arial"/>
+          <w:i/>
+          <w:iCs/>
+          <w:sz w:val="24"/>
+          <w:szCs w:val="24"/>
+        </w:rPr>
+        <w:t>IdConsumo</w:t>
+      </w:r>
+      <w:proofErr w:type="spellEnd"/>
+      <w:r>
+        <w:rPr>
+          <w:rFonts w:ascii="Arial" w:hAnsi="Arial" w:cs="Arial"/>
+          <w:i/>
+          <w:iCs/>
+          <w:sz w:val="24"/>
+          <w:szCs w:val="24"/>
+        </w:rPr>
+        <w:t xml:space="preserve"> -&gt; </w:t>
+      </w:r>
+      <w:proofErr w:type="spellStart"/>
+      <w:r>
+        <w:rPr>
+          <w:rFonts w:ascii="Arial" w:hAnsi="Arial" w:cs="Arial"/>
+          <w:i/>
+          <w:iCs/>
+          <w:sz w:val="24"/>
+          <w:szCs w:val="24"/>
+        </w:rPr>
+        <w:t>Telefono_Destino</w:t>
+      </w:r>
+      <w:proofErr w:type="spellEnd"/>
+      <w:r>
+        <w:rPr>
+          <w:rFonts w:ascii="Arial" w:hAnsi="Arial" w:cs="Arial"/>
+          <w:i/>
+          <w:iCs/>
+          <w:sz w:val="24"/>
+          <w:szCs w:val="24"/>
+        </w:rPr>
+        <w:t xml:space="preserve">, </w:t>
+      </w:r>
+      <w:proofErr w:type="spellStart"/>
+      <w:r>
+        <w:rPr>
+          <w:rFonts w:ascii="Arial" w:hAnsi="Arial" w:cs="Arial"/>
+          <w:i/>
+          <w:iCs/>
+          <w:sz w:val="24"/>
+          <w:szCs w:val="24"/>
+        </w:rPr>
+        <w:t>Duracion_Segundos</w:t>
+      </w:r>
+      <w:proofErr w:type="spellEnd"/>
+      <w:r>
+        <w:rPr>
+          <w:rFonts w:ascii="Arial" w:hAnsi="Arial" w:cs="Arial"/>
+          <w:i/>
+          <w:iCs/>
+          <w:sz w:val="24"/>
+          <w:szCs w:val="24"/>
+        </w:rPr>
+        <w:t xml:space="preserve">, </w:t>
+      </w:r>
+      <w:proofErr w:type="spellStart"/>
+      <w:r>
+        <w:rPr>
+          <w:rFonts w:ascii="Arial" w:hAnsi="Arial" w:cs="Arial"/>
+          <w:i/>
+          <w:iCs/>
+          <w:sz w:val="24"/>
+          <w:szCs w:val="24"/>
+        </w:rPr>
+        <w:t>Pais_Destino</w:t>
+      </w:r>
+      <w:proofErr w:type="spellEnd"/>
+    </w:p>
+    <w:p>
+      <w:pPr>
+        <w:spacing w:line="276" w:lineRule="auto"/>
+        <w:rPr>
+          <w:rFonts w:ascii="Arial" w:hAnsi="Arial" w:cs="Arial"/>
+          <w:i/>
+          <w:iCs/>
+          <w:sz w:val="24"/>
+          <w:szCs w:val="24"/>
+        </w:rPr>
+      </w:pPr>
+      <w:proofErr w:type="spellStart"/>
+      <w:r>
+        <w:rPr>
+          <w:rFonts w:ascii="Arial" w:hAnsi="Arial" w:cs="Arial"/>
+          <w:i/>
+          <w:iCs/>
+          <w:sz w:val="24"/>
+          <w:szCs w:val="24"/>
+        </w:rPr>
+        <w:t>ii</w:t>
+      </w:r>
+      <w:proofErr w:type="spellEnd"/>
+      <w:r>
+        <w:rPr>
+          <w:rFonts w:ascii="Arial" w:hAnsi="Arial" w:cs="Arial"/>
+          <w:i/>
+          <w:iCs/>
+          <w:sz w:val="24"/>
+          <w:szCs w:val="24"/>
+        </w:rPr>
+        <w:t>. Dependencias Multivaluadas (DMV)</w:t>
+      </w:r>
+    </w:p>
+    <w:p>
+      <w:pPr>
+        <w:spacing w:line="276" w:lineRule="auto"/>
+        <w:rPr>
+          <w:rFonts w:ascii="Arial" w:hAnsi="Arial" w:cs="Arial"/>
+          <w:i/>
+          <w:iCs/>
+          <w:sz w:val="24"/>
+          <w:szCs w:val="24"/>
+        </w:rPr>
+      </w:pPr>
+      <w:r>
+        <w:rPr>
+          <w:rFonts w:ascii="Arial" w:hAnsi="Arial" w:cs="Arial"/>
+          <w:i/>
+          <w:iCs/>
+          <w:sz w:val="24"/>
+          <w:szCs w:val="24"/>
+        </w:rPr>
+        <w:lastRenderedPageBreak/>
+        <w:t xml:space="preserve">1. En Compañía / Cliente: </w:t>
+      </w:r>
+      <w:proofErr w:type="spellStart"/>
+      <w:r>
+        <w:rPr>
+          <w:rFonts w:ascii="Arial" w:hAnsi="Arial" w:cs="Arial"/>
+          <w:i/>
+          <w:iCs/>
+          <w:sz w:val="24"/>
+          <w:szCs w:val="24"/>
+        </w:rPr>
+        <w:t>CodCompania</w:t>
+      </w:r>
+      <w:proofErr w:type="spellEnd"/>
+      <w:r>
+        <w:rPr>
+          <w:rFonts w:ascii="Arial" w:hAnsi="Arial" w:cs="Arial"/>
+          <w:i/>
+          <w:iCs/>
+          <w:sz w:val="24"/>
+          <w:szCs w:val="24"/>
+        </w:rPr>
+        <w:t xml:space="preserve"> </w:t>
+      </w:r>
+      <w:r>
+        <w:rPr>
+          <w:rFonts w:ascii="Cambria Math" w:hAnsi="Cambria Math" w:cs="Cambria Math"/>
+          <w:i/>
+          <w:iCs/>
+          <w:sz w:val="24"/>
+          <w:szCs w:val="24"/>
+        </w:rPr>
+        <w:t>↠</w:t>
+      </w:r>
+      <w:r>
+        <w:rPr>
+          <w:rFonts w:ascii="Arial" w:hAnsi="Arial" w:cs="Arial"/>
+          <w:i/>
+          <w:iCs/>
+          <w:sz w:val="24"/>
+          <w:szCs w:val="24"/>
+        </w:rPr>
+        <w:t xml:space="preserve"> </w:t>
+      </w:r>
+      <w:proofErr w:type="spellStart"/>
+      <w:r>
+        <w:rPr>
+          <w:rFonts w:ascii="Arial" w:hAnsi="Arial" w:cs="Arial"/>
+          <w:i/>
+          <w:iCs/>
+          <w:sz w:val="24"/>
+          <w:szCs w:val="24"/>
+        </w:rPr>
+        <w:t>Telefono</w:t>
+      </w:r>
+      <w:proofErr w:type="spellEnd"/>
+      <w:r>
+        <w:rPr>
+          <w:rFonts w:ascii="Arial" w:hAnsi="Arial" w:cs="Arial"/>
+          <w:i/>
+          <w:iCs/>
+          <w:sz w:val="24"/>
+          <w:szCs w:val="24"/>
+        </w:rPr>
+        <w:t xml:space="preserve"> (o Cedula </w:t>
+      </w:r>
+      <w:r>
+        <w:rPr>
+          <w:rFonts w:ascii="Cambria Math" w:hAnsi="Cambria Math" w:cs="Cambria Math"/>
+          <w:i/>
+          <w:iCs/>
+          <w:sz w:val="24"/>
+          <w:szCs w:val="24"/>
+        </w:rPr>
+        <w:t>↠</w:t>
+      </w:r>
+      <w:r>
+        <w:rPr>
+          <w:rFonts w:ascii="Arial" w:hAnsi="Arial" w:cs="Arial"/>
+          <w:i/>
+          <w:iCs/>
+          <w:sz w:val="24"/>
+          <w:szCs w:val="24"/>
+        </w:rPr>
+        <w:t xml:space="preserve"> </w:t>
+      </w:r>
+      <w:proofErr w:type="spellStart"/>
+      <w:r>
+        <w:rPr>
+          <w:rFonts w:ascii="Arial" w:hAnsi="Arial" w:cs="Arial"/>
+          <w:i/>
+          <w:iCs/>
+          <w:sz w:val="24"/>
+          <w:szCs w:val="24"/>
+        </w:rPr>
+        <w:t>Telefono_Contacto</w:t>
+      </w:r>
+      <w:proofErr w:type="spellEnd"/>
+      <w:r>
+        <w:rPr>
+          <w:rFonts w:ascii="Arial" w:hAnsi="Arial" w:cs="Arial"/>
+          <w:i/>
+          <w:iCs/>
+          <w:sz w:val="24"/>
+          <w:szCs w:val="24"/>
+        </w:rPr>
+        <w:t>)</w:t>
+      </w:r>
+    </w:p>
+    <w:p>
+      <w:pPr>
+        <w:numPr>
+          <w:ilvl w:val="0"/>
+          <w:numId w:val="4"/>
+        </w:numPr>
+        <w:spacing w:line="276" w:lineRule="auto"/>
+        <w:rPr>
+          <w:rFonts w:ascii="Arial" w:hAnsi="Arial" w:cs="Arial"/>
+          <w:i/>
+          <w:iCs/>
+          <w:sz w:val="24"/>
+          <w:szCs w:val="24"/>
+        </w:rPr>
+      </w:pPr>
+      <w:r>
+        <w:rPr>
+          <w:rFonts w:ascii="Arial" w:hAnsi="Arial" w:cs="Arial"/>
+          <w:i/>
+          <w:iCs/>
+          <w:sz w:val="24"/>
+          <w:szCs w:val="24"/>
+        </w:rPr>
+        <w:t xml:space="preserve">Dependencia: Cedula </w:t>
+      </w:r>
+      <w:r>
+        <w:rPr>
+          <w:rFonts w:ascii="Cambria Math" w:hAnsi="Cambria Math" w:cs="Cambria Math"/>
+          <w:i/>
+          <w:iCs/>
+          <w:sz w:val="24"/>
+          <w:szCs w:val="24"/>
+        </w:rPr>
+        <w:t>↠</w:t>
+      </w:r>
+      <w:proofErr w:type="spellStart"/>
+      <w:r>
+        <w:rPr>
+          <w:rFonts w:ascii="Arial" w:hAnsi="Arial" w:cs="Arial"/>
+          <w:i/>
+          <w:iCs/>
+          <w:sz w:val="24"/>
+          <w:szCs w:val="24"/>
+        </w:rPr>
+        <w:t>Telefono_Contacto</w:t>
+      </w:r>
+      <w:proofErr w:type="spellEnd"/>
+    </w:p>
+    <w:p>
+      <w:pPr>
+        <w:numPr>
+          <w:ilvl w:val="0"/>
+          <w:numId w:val="4"/>
+        </w:numPr>
+        <w:spacing w:line="276" w:lineRule="auto"/>
+        <w:rPr>
+          <w:rFonts w:ascii="Arial" w:hAnsi="Arial" w:cs="Arial"/>
+          <w:i/>
+          <w:iCs/>
+          <w:sz w:val="24"/>
+          <w:szCs w:val="24"/>
+        </w:rPr>
+      </w:pPr>
+      <w:r>
+        <w:rPr>
+          <w:rFonts w:ascii="Arial" w:hAnsi="Arial" w:cs="Arial"/>
+          <w:i/>
+          <w:iCs/>
+          <w:sz w:val="24"/>
+          <w:szCs w:val="24"/>
+        </w:rPr>
+        <w:t>¿Por qué es una dependencia multivaluada?</w:t>
+      </w:r>
+    </w:p>
+    <w:p>
+      <w:pPr>
+        <w:spacing w:line="276" w:lineRule="auto"/>
+        <w:ind w:left="708" w:firstLine="708"/>
+        <w:rPr>
+          <w:rFonts w:ascii="Arial" w:hAnsi="Arial" w:cs="Arial"/>
+          <w:i/>
+          <w:iCs/>
+          <w:sz w:val="24"/>
+          <w:szCs w:val="24"/>
+        </w:rPr>
+      </w:pPr>
+      <w:r>
+        <w:rPr>
+          <w:rFonts w:ascii="Arial" w:hAnsi="Arial" w:cs="Arial"/>
+          <w:i/>
+          <w:iCs/>
+          <w:sz w:val="24"/>
+          <w:szCs w:val="24"/>
+        </w:rPr>
+        <w:t>Un usuario puede tener varios números de teléfono independientes asociados a una misma cédula de forma simultánea. Al almacenar múltiples valores para un mismo registro, se deben separar en otra tabla para evitar filas repetidas innecesarias y no romper la primera forma normal</w:t>
+      </w:r>
+    </w:p>
+    <w:p>
+      <w:pPr>
+        <w:spacing w:line="276" w:lineRule="auto"/>
+        <w:rPr>
+          <w:rFonts w:ascii="Arial" w:hAnsi="Arial" w:cs="Arial"/>
+          <w:i/>
+          <w:iCs/>
+          <w:sz w:val="24"/>
+          <w:szCs w:val="24"/>
+        </w:rPr>
+      </w:pPr>
+      <w:r>
+        <w:rPr>
+          <w:rFonts w:ascii="Arial" w:hAnsi="Arial" w:cs="Arial"/>
+          <w:i/>
+          <w:iCs/>
+          <w:sz w:val="24"/>
+          <w:szCs w:val="24"/>
+        </w:rPr>
+        <w:t xml:space="preserve">2. En Cliente: Cedula </w:t>
+      </w:r>
+      <w:r>
+        <w:rPr>
+          <w:rFonts w:ascii="Cambria Math" w:hAnsi="Cambria Math" w:cs="Cambria Math"/>
+          <w:i/>
+          <w:iCs/>
+          <w:sz w:val="24"/>
+          <w:szCs w:val="24"/>
+        </w:rPr>
+        <w:t>↠</w:t>
+      </w:r>
+      <w:r>
+        <w:rPr>
+          <w:rFonts w:ascii="Arial" w:hAnsi="Arial" w:cs="Arial"/>
+          <w:i/>
+          <w:iCs/>
+          <w:sz w:val="24"/>
+          <w:szCs w:val="24"/>
+        </w:rPr>
+        <w:t xml:space="preserve"> </w:t>
+      </w:r>
+      <w:proofErr w:type="spellStart"/>
+      <w:r>
+        <w:rPr>
+          <w:rFonts w:ascii="Arial" w:hAnsi="Arial" w:cs="Arial"/>
+          <w:i/>
+          <w:iCs/>
+          <w:sz w:val="24"/>
+          <w:szCs w:val="24"/>
+        </w:rPr>
+        <w:t>CorreoElectronico</w:t>
+      </w:r>
+      <w:proofErr w:type="spellEnd"/>
+    </w:p>
+    <w:p>
+      <w:pPr>
+        <w:numPr>
+          <w:ilvl w:val="0"/>
+          <w:numId w:val="5"/>
+        </w:numPr>
+        <w:spacing w:line="276" w:lineRule="auto"/>
+        <w:rPr>
+          <w:rFonts w:ascii="Arial" w:hAnsi="Arial" w:cs="Arial"/>
+          <w:i/>
+          <w:iCs/>
+          <w:sz w:val="24"/>
+          <w:szCs w:val="24"/>
+        </w:rPr>
+      </w:pPr>
+      <w:r>
+        <w:rPr>
+          <w:rFonts w:ascii="Arial" w:hAnsi="Arial" w:cs="Arial"/>
+          <w:i/>
+          <w:iCs/>
+          <w:sz w:val="24"/>
+          <w:szCs w:val="24"/>
+        </w:rPr>
+        <w:t xml:space="preserve">Dependencia: Cedula </w:t>
+      </w:r>
+      <w:r>
+        <w:rPr>
+          <w:rFonts w:ascii="Cambria Math" w:hAnsi="Cambria Math" w:cs="Cambria Math"/>
+          <w:i/>
+          <w:iCs/>
+          <w:sz w:val="24"/>
+          <w:szCs w:val="24"/>
+        </w:rPr>
+        <w:t>↠</w:t>
+      </w:r>
+      <w:r>
+        <w:rPr>
+          <w:rFonts w:ascii="Arial" w:hAnsi="Arial" w:cs="Arial"/>
+          <w:i/>
+          <w:iCs/>
+          <w:sz w:val="24"/>
+          <w:szCs w:val="24"/>
+        </w:rPr>
+        <w:t xml:space="preserve"> </w:t>
+      </w:r>
+      <w:proofErr w:type="spellStart"/>
+      <w:r>
+        <w:rPr>
+          <w:rFonts w:ascii="Arial" w:hAnsi="Arial" w:cs="Arial"/>
+          <w:i/>
+          <w:iCs/>
+          <w:sz w:val="24"/>
+          <w:szCs w:val="24"/>
+        </w:rPr>
+        <w:t>CorreoElectronico</w:t>
+      </w:r>
+      <w:proofErr w:type="spellEnd"/>
+    </w:p>
+    <w:p>
+      <w:pPr>
+        <w:numPr>
+          <w:ilvl w:val="0"/>
+          <w:numId w:val="5"/>
+        </w:numPr>
+        <w:spacing w:line="276" w:lineRule="auto"/>
+        <w:rPr>
+          <w:rFonts w:ascii="Arial" w:hAnsi="Arial" w:cs="Arial"/>
+          <w:i/>
+          <w:iCs/>
+          <w:sz w:val="24"/>
+          <w:szCs w:val="24"/>
+        </w:rPr>
+      </w:pPr>
+      <w:r>
+        <w:rPr>
+          <w:rFonts w:ascii="Arial" w:hAnsi="Arial" w:cs="Arial"/>
+          <w:i/>
+          <w:iCs/>
+          <w:sz w:val="24"/>
+          <w:szCs w:val="24"/>
+        </w:rPr>
+        <w:t>¿Por qué es una dependencia multivaluada?</w:t>
+      </w:r>
+    </w:p>
+    <w:p>
+      <w:pPr>
+        <w:spacing w:line="276" w:lineRule="auto"/>
+        <w:ind w:left="708" w:firstLine="708"/>
+        <w:rPr>
+          <w:rFonts w:ascii="Arial" w:hAnsi="Arial" w:cs="Arial"/>
+          <w:i/>
+          <w:iCs/>
+          <w:sz w:val="24"/>
+          <w:szCs w:val="24"/>
+          <w:lang w:val="es-ES"/>
+        </w:rPr>
+      </w:pPr>
+      <w:r>
+        <w:rPr>
+          <w:rFonts w:ascii="Arial" w:hAnsi="Arial" w:cs="Arial"/>
+          <w:i/>
+          <w:iCs/>
+          <w:sz w:val="24"/>
+          <w:szCs w:val="24"/>
+        </w:rPr>
+        <w:t>Un usuario puede registrar varios correos electrónicos activos simultáneamente. Al asociar múltiples valores independientes a una misma cédula, se debe manejar por separado para evitar redundancia y no romper la primera forma normal</w:t>
       </w:r>
     </w:p>
     <w:p>
